--- a/elogs/oil record book users guide.wabmaster.docx
+++ b/elogs/oil record book users guide.wabmaster.docx
@@ -1,9 +1,14 @@
 
 <file path=word/document.xml><?xml version="1.0" encoding="utf-8"?>
-<w:document xmlns:wpc="http://schemas.microsoft.com/office/word/2010/wordprocessingCanvas" xmlns:cx="http://schemas.microsoft.com/office/drawing/2014/chartex" xmlns:cx1="http://schemas.microsoft.com/office/drawing/2015/9/8/chartex" xmlns:cx2="http://schemas.microsoft.com/office/drawing/2015/10/21/chartex" xmlns:cx3="http://schemas.microsoft.com/office/drawing/2016/5/9/chartex" xmlns:cx4="http://schemas.microsoft.com/office/drawing/2016/5/10/chartex" xmlns:cx5="http://schemas.microsoft.com/office/drawing/2016/5/11/chartex" xmlns:cx6="http://schemas.microsoft.com/office/drawing/2016/5/12/chartex" xmlns:cx7="http://schemas.microsoft.com/office/drawing/2016/5/13/chartex" xmlns:cx8="http://schemas.microsoft.com/office/drawing/2016/5/14/chartex" xmlns:mc="http://schemas.openxmlformats.org/markup-compatibility/2006" xmlns:aink="http://schemas.microsoft.com/office/drawing/2016/ink" xmlns:am3d="http://schemas.microsoft.com/office/drawing/2017/model3d" xmlns:o="urn:schemas-microsoft-com:office:office" xmlns:oel="http://schemas.microsoft.com/office/2019/extlst" xmlns:r="http://schemas.openxmlformats.org/officeDocument/2006/relationships" xmlns:m="http://schemas.openxmlformats.org/officeDocument/2006/math" xmlns:v="urn:schemas-microsoft-com:vml" xmlns:wp14="http://schemas.microsoft.com/office/word/2010/wordprocessingDrawing" xmlns:wp="http://schemas.openxmlformats.org/drawingml/2006/wordprocessingDrawing" xmlns:w10="urn:schemas-microsoft-com:office:word" xmlns:w="http://schemas.openxmlformats.org/wordprocessingml/2006/main" xmlns:w14="http://schemas.microsoft.com/office/word/2010/wordml" xmlns:w15="http://schemas.microsoft.com/office/word/2012/wordml" xmlns:w16cex="http://schemas.microsoft.com/office/word/2018/wordml/cex" xmlns:w16cid="http://schemas.microsoft.com/office/word/2016/wordml/cid" xmlns:w16="http://schemas.microsoft.com/office/word/2018/wordml" xmlns:w16sdtdh="http://schemas.microsoft.com/office/word/2020/wordml/sdtdatahash" xmlns:w16se="http://schemas.microsoft.com/office/word/2015/wordml/symex" xmlns:wpg="http://schemas.microsoft.com/office/word/2010/wordprocessingGroup" xmlns:wpi="http://schemas.microsoft.com/office/word/2010/wordprocessingInk" xmlns:wne="http://schemas.microsoft.com/office/word/2006/wordml" xmlns:wps="http://schemas.microsoft.com/office/word/2010/wordprocessingShape" mc:Ignorable="w14 w15 w16se w16cid w16 w16cex w16sdtdh wp14">
+<w:document xmlns:o="urn:schemas-microsoft-com:office:office" xmlns:r="http://schemas.openxmlformats.org/officeDocument/2006/relationships" xmlns:v="urn:schemas-microsoft-com:vml" xmlns:w="http://schemas.openxmlformats.org/wordprocessingml/2006/main" xmlns:w10="urn:schemas-microsoft-com:office:word" xmlns:wp="http://schemas.openxmlformats.org/drawingml/2006/wordprocessingDrawing" xmlns:wps="http://schemas.microsoft.com/office/word/2010/wordprocessingShape" xmlns:wpg="http://schemas.microsoft.com/office/word/2010/wordprocessingGroup" xmlns:mc="http://schemas.openxmlformats.org/markup-compatibility/2006" xmlns:wp14="http://schemas.microsoft.com/office/word/2010/wordprocessingDrawing" xmlns:w14="http://schemas.microsoft.com/office/word/2010/wordml" mc:Ignorable="w14 wp14">
   <w:body>
     <w:p>
-      <w:r>
+      <w:pPr>
+        <w:pStyle w:val="Normal"/>
+        <w:rPr/>
+      </w:pPr>
+      <w:r>
+        <w:rPr/>
         <w:t xml:space="preserve">I have created users accounts </w:t>
       </w:r>
       <w:r>
@@ -14,6 +19,7 @@
         <w:t>shipuser1</w:t>
       </w:r>
       <w:r>
+        <w:rPr/>
         <w:t xml:space="preserve"> (Management level officer) and </w:t>
       </w:r>
       <w:r>
@@ -24,6 +30,7 @@
         <w:t>shipuser2</w:t>
       </w:r>
       <w:r>
+        <w:rPr/>
         <w:t xml:space="preserve"> (Operational level officer) for testing. Password </w:t>
       </w:r>
       <w:r>
@@ -35,15 +42,17 @@
       </w:r>
     </w:p>
     <w:p>
-      <w:r>
-        <w:rPr>
-          <w:noProof/>
-        </w:rPr>
+      <w:pPr>
+        <w:pStyle w:val="Normal"/>
+        <w:rPr/>
+      </w:pPr>
+      <w:r>
+        <w:rPr/>
         <w:drawing>
-          <wp:inline distT="0" distB="0" distL="0" distR="0" wp14:anchorId="79B25C5F" wp14:editId="6B40B6D5">
+          <wp:inline distT="0" distB="1905" distL="0" distR="0">
             <wp:extent cx="5943600" cy="931545"/>
-            <wp:effectExtent l="0" t="0" r="0" b="1905"/>
-            <wp:docPr id="1846108330" name="Picture 18"/>
+            <wp:effectExtent l="0" t="0" r="0" b="0"/>
+            <wp:docPr id="1" name="Picture 18" descr=""/>
             <wp:cNvGraphicFramePr>
               <a:graphicFrameLocks xmlns:a="http://schemas.openxmlformats.org/drawingml/2006/main" noChangeAspect="1"/>
             </wp:cNvGraphicFramePr>
@@ -51,20 +60,13 @@
               <a:graphicData uri="http://schemas.openxmlformats.org/drawingml/2006/picture">
                 <pic:pic xmlns:pic="http://schemas.openxmlformats.org/drawingml/2006/picture">
                   <pic:nvPicPr>
-                    <pic:cNvPr id="0" name="Picture 10"/>
+                    <pic:cNvPr id="1" name="Picture 18" descr=""/>
                     <pic:cNvPicPr>
                       <a:picLocks noChangeAspect="1" noChangeArrowheads="1"/>
                     </pic:cNvPicPr>
                   </pic:nvPicPr>
                   <pic:blipFill>
-                    <a:blip r:embed="rId7" r:link="rId8">
-                      <a:extLst>
-                        <a:ext uri="{28A0092B-C50C-407E-A947-70E740481C1C}">
-                          <a14:useLocalDpi xmlns:a14="http://schemas.microsoft.com/office/drawing/2010/main" val="0"/>
-                        </a:ext>
-                      </a:extLst>
-                    </a:blip>
-                    <a:srcRect/>
+                    <a:blip r:embed="rId2"/>
                     <a:stretch>
                       <a:fillRect/>
                     </a:stretch>
@@ -77,10 +79,6 @@
                     <a:prstGeom prst="rect">
                       <a:avLst/>
                     </a:prstGeom>
-                    <a:noFill/>
-                    <a:ln>
-                      <a:noFill/>
-                    </a:ln>
                   </pic:spPr>
                 </pic:pic>
               </a:graphicData>
@@ -89,8 +87,20 @@
         </w:drawing>
       </w:r>
     </w:p>
-    <w:p/>
-    <w:p>
+    <w:p>
+      <w:pPr>
+        <w:pStyle w:val="Normal"/>
+        <w:rPr/>
+      </w:pPr>
+      <w:r>
+        <w:rPr/>
+      </w:r>
+    </w:p>
+    <w:p>
+      <w:pPr>
+        <w:pStyle w:val="Normal"/>
+        <w:rPr/>
+      </w:pPr>
       <w:r>
         <w:rPr>
           <w:b/>
@@ -99,81 +109,87 @@
         <w:t>Accessing eLogs:</w:t>
       </w:r>
       <w:r>
+        <w:rPr/>
         <w:t xml:space="preserve"> this can be done in 2 ways:</w:t>
       </w:r>
     </w:p>
-    <w:p/>
-    <w:p>
-      <w:pPr>
+    <w:p>
+      <w:pPr>
+        <w:pStyle w:val="Normal"/>
+        <w:rPr/>
+      </w:pPr>
+      <w:r>
+        <w:rPr/>
+      </w:r>
+    </w:p>
+    <w:p>
+      <w:pPr>
+        <w:pStyle w:val="Normal"/>
         <w:numPr>
           <w:ilvl w:val="0"/>
           <w:numId w:val="1"/>
         </w:numPr>
-      </w:pPr>
-      <w:r>
-        <w:t xml:space="preserve">Open the UAT RD Web </w:t>
-      </w:r>
-      <w:proofErr w:type="gramStart"/>
-      <w:r>
-        <w:t>page :</w:t>
-      </w:r>
-      <w:proofErr w:type="gramEnd"/>
-      <w:r>
-        <w:t xml:space="preserve"> </w:t>
-      </w:r>
-      <w:hyperlink r:id="rId9" w:history="1">
+        <w:rPr/>
+      </w:pPr>
+      <w:r>
+        <w:rPr/>
+        <w:t xml:space="preserve">Open the UAT RD Web page : </w:t>
+      </w:r>
+      <w:hyperlink r:id="rId3">
         <w:r>
           <w:rPr>
-            <w:rStyle w:val="Hyperlink"/>
+            <w:rStyle w:val="InternetLink"/>
           </w:rPr>
           <w:t>https://marhsawas908.ad.dot.gov/RDWeb/Pages/en-US/Default.aspx</w:t>
         </w:r>
       </w:hyperlink>
       <w:r>
+        <w:rPr/>
         <w:t xml:space="preserve"> </w:t>
       </w:r>
     </w:p>
     <w:p>
       <w:pPr>
+        <w:pStyle w:val="Normal"/>
         <w:numPr>
           <w:ilvl w:val="0"/>
           <w:numId w:val="1"/>
         </w:numPr>
-      </w:pPr>
-      <w:r>
-        <w:t>click on the NS-E</w:t>
-      </w:r>
-      <w:r>
-        <w:t xml:space="preserve"> </w:t>
-      </w:r>
-      <w:r>
-        <w:t xml:space="preserve">log remote app to launch the </w:t>
+        <w:rPr/>
+      </w:pPr>
+      <w:r>
+        <w:rPr/>
+        <w:t xml:space="preserve">click on the NS-E log remote app to launch the </w:t>
       </w:r>
       <w:commentRangeStart w:id="0"/>
       <w:r>
+        <w:rPr/>
         <w:t>app</w:t>
       </w:r>
+      <w:r>
+        <w:rPr/>
+      </w:r>
       <w:commentRangeEnd w:id="0"/>
       <w:r>
-        <w:rPr>
-          <w:rStyle w:val="CommentReference"/>
-        </w:rPr>
         <w:commentReference w:id="0"/>
       </w:r>
       <w:r>
+        <w:rPr/>
         <w:t>.</w:t>
       </w:r>
     </w:p>
     <w:p>
-      <w:r>
-        <w:rPr>
-          <w:noProof/>
-        </w:rPr>
+      <w:pPr>
+        <w:pStyle w:val="Normal"/>
+        <w:rPr/>
+      </w:pPr>
+      <w:r>
+        <w:rPr/>
         <w:drawing>
-          <wp:inline distT="0" distB="0" distL="0" distR="0" wp14:anchorId="4A8EAAA9" wp14:editId="163BE70C">
+          <wp:inline distT="0" distB="0" distL="0" distR="12700">
             <wp:extent cx="5492750" cy="1847850"/>
-            <wp:effectExtent l="0" t="0" r="12700" b="0"/>
-            <wp:docPr id="562571918" name="Picture 17"/>
+            <wp:effectExtent l="0" t="0" r="0" b="0"/>
+            <wp:docPr id="2" name="Picture 17" descr=""/>
             <wp:cNvGraphicFramePr>
               <a:graphicFrameLocks xmlns:a="http://schemas.openxmlformats.org/drawingml/2006/main" noChangeAspect="1"/>
             </wp:cNvGraphicFramePr>
@@ -181,20 +197,13 @@
               <a:graphicData uri="http://schemas.openxmlformats.org/drawingml/2006/picture">
                 <pic:pic xmlns:pic="http://schemas.openxmlformats.org/drawingml/2006/picture">
                   <pic:nvPicPr>
-                    <pic:cNvPr id="0" name="Picture 9"/>
+                    <pic:cNvPr id="2" name="Picture 17" descr=""/>
                     <pic:cNvPicPr>
                       <a:picLocks noChangeAspect="1" noChangeArrowheads="1"/>
                     </pic:cNvPicPr>
                   </pic:nvPicPr>
                   <pic:blipFill>
-                    <a:blip r:embed="rId14" r:link="rId15">
-                      <a:extLst>
-                        <a:ext uri="{28A0092B-C50C-407E-A947-70E740481C1C}">
-                          <a14:useLocalDpi xmlns:a14="http://schemas.microsoft.com/office/drawing/2010/main" val="0"/>
-                        </a:ext>
-                      </a:extLst>
-                    </a:blip>
-                    <a:srcRect/>
+                    <a:blip r:embed="rId4"/>
                     <a:stretch>
                       <a:fillRect/>
                     </a:stretch>
@@ -207,10 +216,6 @@
                     <a:prstGeom prst="rect">
                       <a:avLst/>
                     </a:prstGeom>
-                    <a:noFill/>
-                    <a:ln>
-                      <a:noFill/>
-                    </a:ln>
                   </pic:spPr>
                 </pic:pic>
               </a:graphicData>
@@ -221,23 +226,29 @@
     </w:p>
     <w:p>
       <w:pPr>
+        <w:pStyle w:val="Normal"/>
         <w:numPr>
           <w:ilvl w:val="0"/>
           <w:numId w:val="1"/>
         </w:numPr>
-      </w:pPr>
-      <w:r>
+        <w:rPr/>
+      </w:pPr>
+      <w:r>
+        <w:rPr/>
         <w:t xml:space="preserve">login to the NSE instance using your NS Account credentials. </w:t>
       </w:r>
     </w:p>
     <w:p>
       <w:pPr>
+        <w:pStyle w:val="Normal"/>
         <w:numPr>
           <w:ilvl w:val="0"/>
           <w:numId w:val="1"/>
         </w:numPr>
-      </w:pPr>
-      <w:r>
+        <w:rPr/>
+      </w:pPr>
+      <w:r>
+        <w:rPr/>
         <w:t xml:space="preserve">Click on the </w:t>
       </w:r>
       <w:r>
@@ -248,19 +259,22 @@
         <w:t>eLogs</w:t>
       </w:r>
       <w:r>
+        <w:rPr/>
         <w:t xml:space="preserve"> Module to open the module.</w:t>
       </w:r>
     </w:p>
     <w:p>
-      <w:r>
-        <w:rPr>
-          <w:noProof/>
-        </w:rPr>
+      <w:pPr>
+        <w:pStyle w:val="Normal"/>
+        <w:rPr/>
+      </w:pPr>
+      <w:r>
+        <w:rPr/>
         <w:drawing>
-          <wp:inline distT="0" distB="0" distL="0" distR="0" wp14:anchorId="5E3602DD" wp14:editId="23A6E3C7">
+          <wp:inline distT="0" distB="12700" distL="0" distR="0">
             <wp:extent cx="4686300" cy="806450"/>
-            <wp:effectExtent l="0" t="0" r="0" b="12700"/>
-            <wp:docPr id="692172327" name="Picture 16"/>
+            <wp:effectExtent l="0" t="0" r="0" b="0"/>
+            <wp:docPr id="3" name="Picture 16" descr=""/>
             <wp:cNvGraphicFramePr>
               <a:graphicFrameLocks xmlns:a="http://schemas.openxmlformats.org/drawingml/2006/main" noChangeAspect="1"/>
             </wp:cNvGraphicFramePr>
@@ -268,20 +282,13 @@
               <a:graphicData uri="http://schemas.openxmlformats.org/drawingml/2006/picture">
                 <pic:pic xmlns:pic="http://schemas.openxmlformats.org/drawingml/2006/picture">
                   <pic:nvPicPr>
-                    <pic:cNvPr id="0" name="Picture 8"/>
+                    <pic:cNvPr id="3" name="Picture 16" descr=""/>
                     <pic:cNvPicPr>
                       <a:picLocks noChangeAspect="1" noChangeArrowheads="1"/>
                     </pic:cNvPicPr>
                   </pic:nvPicPr>
                   <pic:blipFill>
-                    <a:blip r:embed="rId16" r:link="rId17">
-                      <a:extLst>
-                        <a:ext uri="{28A0092B-C50C-407E-A947-70E740481C1C}">
-                          <a14:useLocalDpi xmlns:a14="http://schemas.microsoft.com/office/drawing/2010/main" val="0"/>
-                        </a:ext>
-                      </a:extLst>
-                    </a:blip>
-                    <a:srcRect/>
+                    <a:blip r:embed="rId5"/>
                     <a:stretch>
                       <a:fillRect/>
                     </a:stretch>
@@ -294,10 +301,6 @@
                     <a:prstGeom prst="rect">
                       <a:avLst/>
                     </a:prstGeom>
-                    <a:noFill/>
-                    <a:ln>
-                      <a:noFill/>
-                    </a:ln>
                   </pic:spPr>
                 </pic:pic>
               </a:graphicData>
@@ -308,111 +311,156 @@
     </w:p>
     <w:p>
       <w:pPr>
+        <w:pStyle w:val="Normal"/>
         <w:numPr>
           <w:ilvl w:val="0"/>
           <w:numId w:val="1"/>
         </w:numPr>
-      </w:pPr>
-      <w:r>
+        <w:rPr/>
+      </w:pPr>
+      <w:r>
+        <w:rPr/>
         <w:t>That will open the eLogs module on MS Edge browser. eLogs is a web-based module and it will be accessed from a browser only.</w:t>
       </w:r>
     </w:p>
-    <w:p/>
-    <w:p>
-      <w:r>
+    <w:p>
+      <w:pPr>
+        <w:pStyle w:val="Normal"/>
+        <w:rPr/>
+      </w:pPr>
+      <w:r>
+        <w:rPr/>
+      </w:r>
+    </w:p>
+    <w:p>
+      <w:pPr>
+        <w:pStyle w:val="Normal"/>
+        <w:rPr/>
+      </w:pPr>
+      <w:r>
+        <w:rPr/>
         <w:t xml:space="preserve">The other option to access eLogs is by directly opening the eLogs URL from a browser. The URLs are different for each site since the host’s name is part of the URL. For </w:t>
       </w:r>
+      <w:del w:id="0" w:author="Balding, William (MARAD)" w:date="2026-03-05T12:34:00Z">
+        <w:r>
+          <w:rPr/>
+          <w:delText xml:space="preserve">our </w:delText>
+        </w:r>
+      </w:del>
+      <w:r>
+        <w:rPr/>
+        <w:t xml:space="preserve">testing </w:t>
+      </w:r>
       <w:del w:id="1" w:author="Balding, William (MARAD)" w:date="2026-03-05T12:34:00Z">
         <w:r>
-          <w:delText xml:space="preserve">our </w:delText>
+          <w:rPr/>
+          <w:delText xml:space="preserve">we can </w:delText>
         </w:r>
       </w:del>
       <w:r>
-        <w:t xml:space="preserve">testing </w:t>
-      </w:r>
-      <w:del w:id="2" w:author="Balding, William (MARAD)" w:date="2026-03-05T12:34:00Z">
-        <w:r>
-          <w:delText xml:space="preserve">we can </w:delText>
+        <w:rPr/>
+        <w:t xml:space="preserve">access eLogs by opening the URL: </w:t>
+      </w:r>
+      <w:r>
+        <w:fldChar w:fldCharType="begin"/>
+      </w:r>
+      <w:r>
+        <w:instrText> HYPERLINK "http://marhsawas908:7071/" \l "/login"</w:instrText>
+      </w:r>
+      <w:r>
+        <w:fldChar w:fldCharType="separate"/>
+      </w:r>
+      <w:r>
+        <w:rPr>
+          <w:rStyle w:val="InternetLink"/>
+        </w:rPr>
+        <w:t>http://marhsawas908:7071/#/login</w:t>
+      </w:r>
+      <w:r>
+        <w:fldChar w:fldCharType="end"/>
+      </w:r>
+      <w:r>
+        <w:rPr/>
+        <w:t xml:space="preserve"> f</w:t>
+      </w:r>
+      <w:ins w:id="2" w:author="Balding, William (MARAD)" w:date="2026-03-05T12:26:00Z">
+        <w:r>
+          <w:rPr/>
+          <w:t>r</w:t>
+        </w:r>
+      </w:ins>
+      <w:r>
+        <w:rPr/>
+        <w:t>o</w:t>
+      </w:r>
+      <w:del w:id="3" w:author="Balding, William (MARAD)" w:date="2026-03-05T12:26:00Z">
+        <w:r>
+          <w:rPr/>
+          <w:delText>r</w:delText>
         </w:r>
       </w:del>
       <w:r>
-        <w:t xml:space="preserve">access eLogs by opening the </w:t>
-      </w:r>
-      <w:r>
-        <w:t>URL:</w:t>
-      </w:r>
-      <w:r>
-        <w:t xml:space="preserve"> </w:t>
-      </w:r>
-      <w:hyperlink r:id="rId18" w:anchor="/login" w:history="1">
-        <w:r>
-          <w:rPr>
-            <w:rStyle w:val="Hyperlink"/>
-          </w:rPr>
-          <w:t>http://marhsawas908:7071/#/login</w:t>
-        </w:r>
-      </w:hyperlink>
-      <w:r>
-        <w:t xml:space="preserve"> f</w:t>
-      </w:r>
-      <w:ins w:id="3" w:author="Balding, William (MARAD)" w:date="2026-03-05T12:26:00Z">
-        <w:r>
-          <w:t>r</w:t>
+        <w:rPr/>
+        <w:t>m a browser.( eLogs works better i</w:t>
+      </w:r>
+      <w:ins w:id="4" w:author="Balding, William (MARAD)" w:date="2026-03-05T12:30:00Z">
+        <w:r>
+          <w:rPr/>
+          <w:t>f</w:t>
         </w:r>
       </w:ins>
-      <w:r>
-        <w:t>o</w:t>
-      </w:r>
-      <w:del w:id="4" w:author="Balding, William (MARAD)" w:date="2026-03-05T12:26:00Z">
-        <w:r>
-          <w:delText>r</w:delText>
+      <w:del w:id="5" w:author="Balding, William (MARAD)" w:date="2026-03-05T12:30:00Z">
+        <w:r>
+          <w:rPr/>
+          <w:delText>s</w:delText>
         </w:r>
       </w:del>
       <w:r>
-        <w:t>m a browser.( eLogs works better i</w:t>
-      </w:r>
-      <w:ins w:id="5" w:author="Balding, William (MARAD)" w:date="2026-03-05T12:30:00Z">
-        <w:r>
-          <w:t>f</w:t>
-        </w:r>
-      </w:ins>
-      <w:del w:id="6" w:author="Balding, William (MARAD)" w:date="2026-03-05T12:30:00Z">
-        <w:r>
-          <w:delText>s</w:delText>
-        </w:r>
-      </w:del>
-      <w:r>
+        <w:rPr/>
         <w:t xml:space="preserve"> Chrome browser is used). Once at the login page, use your NSE Credentials to log </w:t>
       </w:r>
-      <w:commentRangeStart w:id="7"/>
-      <w:r>
+      <w:commentRangeStart w:id="1"/>
+      <w:r>
+        <w:rPr/>
         <w:t>in</w:t>
       </w:r>
-      <w:commentRangeEnd w:id="7"/>
-      <w:r>
-        <w:rPr>
-          <w:rStyle w:val="CommentReference"/>
-        </w:rPr>
-        <w:commentReference w:id="7"/>
-      </w:r>
-      <w:r>
+      <w:r>
+        <w:rPr/>
+      </w:r>
+      <w:commentRangeEnd w:id="1"/>
+      <w:r>
+        <w:commentReference w:id="1"/>
+      </w:r>
+      <w:r>
+        <w:rPr/>
         <w:t>.</w:t>
       </w:r>
     </w:p>
-    <w:p/>
-    <w:p>
-      <w:r>
+    <w:p>
+      <w:pPr>
+        <w:pStyle w:val="Normal"/>
+        <w:rPr/>
+      </w:pPr>
+      <w:r>
+        <w:rPr/>
+      </w:r>
+    </w:p>
+    <w:p>
+      <w:pPr>
+        <w:pStyle w:val="Normal"/>
+        <w:rPr/>
+      </w:pPr>
+      <w:r>
+        <w:rPr/>
         <w:t xml:space="preserve">                       </w:t>
       </w:r>
       <w:r>
-        <w:rPr>
-          <w:noProof/>
-        </w:rPr>
+        <w:rPr/>
         <w:drawing>
-          <wp:inline distT="0" distB="0" distL="0" distR="0" wp14:anchorId="5918C096" wp14:editId="02D5908F">
+          <wp:inline distT="0" distB="1905" distL="0" distR="0">
             <wp:extent cx="5943600" cy="2550795"/>
-            <wp:effectExtent l="0" t="0" r="0" b="1905"/>
-            <wp:docPr id="1383020877" name="Picture 15"/>
+            <wp:effectExtent l="0" t="0" r="0" b="0"/>
+            <wp:docPr id="4" name="Picture 15" descr=""/>
             <wp:cNvGraphicFramePr>
               <a:graphicFrameLocks xmlns:a="http://schemas.openxmlformats.org/drawingml/2006/main" noChangeAspect="1"/>
             </wp:cNvGraphicFramePr>
@@ -420,20 +468,13 @@
               <a:graphicData uri="http://schemas.openxmlformats.org/drawingml/2006/picture">
                 <pic:pic xmlns:pic="http://schemas.openxmlformats.org/drawingml/2006/picture">
                   <pic:nvPicPr>
-                    <pic:cNvPr id="0" name="Picture 49"/>
+                    <pic:cNvPr id="4" name="Picture 15" descr=""/>
                     <pic:cNvPicPr>
                       <a:picLocks noChangeAspect="1" noChangeArrowheads="1"/>
                     </pic:cNvPicPr>
                   </pic:nvPicPr>
                   <pic:blipFill>
-                    <a:blip r:embed="rId19" r:link="rId20">
-                      <a:extLst>
-                        <a:ext uri="{28A0092B-C50C-407E-A947-70E740481C1C}">
-                          <a14:useLocalDpi xmlns:a14="http://schemas.microsoft.com/office/drawing/2010/main" val="0"/>
-                        </a:ext>
-                      </a:extLst>
-                    </a:blip>
-                    <a:srcRect/>
+                    <a:blip r:embed="rId6"/>
                     <a:stretch>
                       <a:fillRect/>
                     </a:stretch>
@@ -446,10 +487,6 @@
                     <a:prstGeom prst="rect">
                       <a:avLst/>
                     </a:prstGeom>
-                    <a:noFill/>
-                    <a:ln>
-                      <a:noFill/>
-                    </a:ln>
                   </pic:spPr>
                 </pic:pic>
               </a:graphicData>
@@ -458,14 +495,27 @@
         </w:drawing>
       </w:r>
     </w:p>
-    <w:p/>
-    <w:p>
-      <w:pPr>
-        <w:rPr>
-          <w:del w:id="8" w:author="Balding, William (MARAD)" w:date="2026-03-05T12:43:00Z"/>
-        </w:rPr>
-      </w:pPr>
-      <w:del w:id="9" w:author="Balding, William (MARAD)" w:date="2026-03-05T12:42:00Z">
+    <w:p>
+      <w:pPr>
+        <w:pStyle w:val="Normal"/>
+        <w:rPr/>
+      </w:pPr>
+      <w:r>
+        <w:rPr/>
+      </w:r>
+    </w:p>
+    <w:p>
+      <w:pPr>
+        <w:pStyle w:val="Normal"/>
+        <w:rPr>
+          <w:b/>
+          <w:b/>
+          <w:bCs/>
+          <w:del w:id="14" w:author="Balding, William (MARAD)" w:date="2026-03-05T12:43:00Z"/>
+          <w:u w:val="single"/>
+        </w:rPr>
+      </w:pPr>
+      <w:del w:id="6" w:author="Balding, William (MARAD)" w:date="2026-03-05T12:42:00Z">
         <w:r>
           <w:rPr>
             <w:b/>
@@ -474,205 +524,199 @@
           <w:delText xml:space="preserve">Reset/Create PIN and Signature: </w:delText>
         </w:r>
       </w:del>
-      <w:del w:id="10" w:author="Balding, William (MARAD)" w:date="2026-03-05T12:43:00Z">
-        <w:r>
+      <w:del w:id="7" w:author="Balding, William (MARAD)" w:date="2026-03-05T12:43:00Z">
+        <w:r>
+          <w:rPr>
+            <w:b/>
+            <w:bCs/>
+          </w:rPr>
           <w:delText>a</w:delText>
         </w:r>
       </w:del>
-      <w:ins w:id="11" w:author="Balding, William (MARAD)" w:date="2026-03-05T12:42:00Z">
-        <w:r>
+      <w:ins w:id="8" w:author="Balding, William (MARAD)" w:date="2026-03-05T12:42:00Z">
+        <w:r>
+          <w:rPr/>
           <w:t>A</w:t>
         </w:r>
       </w:ins>
       <w:r>
+        <w:rPr/>
         <w:t>fter</w:t>
       </w:r>
-      <w:ins w:id="12" w:author="Balding, William (MARAD)" w:date="2026-03-05T12:39:00Z">
-        <w:r>
+      <w:ins w:id="9" w:author="Balding, William (MARAD)" w:date="2026-03-05T12:39:00Z">
+        <w:r>
+          <w:rPr/>
+          <w:t xml:space="preserve"> inital</w:t>
+        </w:r>
+      </w:ins>
+      <w:r>
+        <w:rPr/>
+        <w:t xml:space="preserve"> login,</w:t>
+      </w:r>
+      <w:del w:id="10" w:author="Balding, William (MARAD)" w:date="2026-03-05T12:39:00Z">
+        <w:r>
+          <w:rPr/>
+          <w:delText xml:space="preserve"> first thing</w:delText>
+        </w:r>
+      </w:del>
+      <w:r>
+        <w:rPr/>
+        <w:t xml:space="preserve"> the user </w:t>
+      </w:r>
+      <w:ins w:id="11" w:author="Balding, William (MARAD)" w:date="2026-03-05T12:39:00Z">
+        <w:r>
+          <w:rPr/>
+          <w:t xml:space="preserve">selects </w:t>
+        </w:r>
+      </w:ins>
+      <w:del w:id="12" w:author="Balding, William (MARAD)" w:date="2026-03-05T12:39:00Z">
+        <w:r>
+          <w:rPr/>
+          <w:delText>should do is to</w:delText>
+        </w:r>
+      </w:del>
+      <w:r>
+        <w:rPr/>
+        <w:t xml:space="preserve"> change/Create PIN and create signature as well.</w:t>
+      </w:r>
+      <w:ins w:id="13" w:author="Balding, William (MARAD)" w:date="2026-03-05T12:43:00Z">
+        <w:r>
+          <w:rPr/>
           <w:t xml:space="preserve"> </w:t>
         </w:r>
-        <w:proofErr w:type="spellStart"/>
-        <w:r>
-          <w:t>inital</w:t>
-        </w:r>
       </w:ins>
-      <w:proofErr w:type="spellEnd"/>
-      <w:r>
-        <w:t xml:space="preserve"> login,</w:t>
-      </w:r>
-      <w:del w:id="13" w:author="Balding, William (MARAD)" w:date="2026-03-05T12:39:00Z">
-        <w:r>
-          <w:delText xml:space="preserve"> first thing</w:delText>
-        </w:r>
-      </w:del>
-      <w:r>
-        <w:t xml:space="preserve"> the user </w:t>
-      </w:r>
-      <w:ins w:id="14" w:author="Balding, William (MARAD)" w:date="2026-03-05T12:39:00Z">
-        <w:r>
-          <w:t xml:space="preserve">selects </w:t>
-        </w:r>
-      </w:ins>
-      <w:del w:id="15" w:author="Balding, William (MARAD)" w:date="2026-03-05T12:39:00Z">
-        <w:r>
-          <w:delText>should do is to</w:delText>
-        </w:r>
-      </w:del>
-      <w:r>
-        <w:t xml:space="preserve"> change/Create PIN and create signature as well.</w:t>
-      </w:r>
-      <w:ins w:id="16" w:author="Balding, William (MARAD)" w:date="2026-03-05T12:43:00Z">
-        <w:r>
-          <w:t xml:space="preserve"> </w:t>
-        </w:r>
-      </w:ins>
-    </w:p>
-    <w:p>
+    </w:p>
+    <w:p>
+      <w:pPr>
+        <w:pStyle w:val="Normal"/>
+        <w:rPr/>
+      </w:pPr>
       <w:r>
         <w:rPr>
           <w:b/>
           <w:bCs/>
           <w:u w:val="single"/>
-          <w:rPrChange w:id="17" w:author="Balding, William (MARAD)" w:date="2026-03-05T12:40:00Z">
-            <w:rPr/>
-          </w:rPrChange>
-        </w:rPr>
-        <w:t xml:space="preserve">If a signature is not </w:t>
-      </w:r>
-      <w:proofErr w:type="gramStart"/>
+          <w:rPrChange w:id="0" w:author="Balding, William (MARAD)" w:date="2026-03-05T12:40:00Z"/>
+        </w:rPr>
+        <w:t>If a signature is not saved</w:t>
+      </w:r>
+      <w:r>
+        <w:rPr/>
+        <w:t xml:space="preserve"> , the user will need to create the signature each time submitting an update. We are using test account </w:t>
+      </w:r>
       <w:r>
         <w:rPr>
           <w:b/>
           <w:bCs/>
-          <w:u w:val="single"/>
-          <w:rPrChange w:id="18" w:author="Balding, William (MARAD)" w:date="2026-03-05T12:40:00Z">
-            <w:rPr/>
-          </w:rPrChange>
-        </w:rPr>
-        <w:t>saved</w:t>
-      </w:r>
-      <w:r>
-        <w:t xml:space="preserve"> ,</w:t>
-      </w:r>
-      <w:proofErr w:type="gramEnd"/>
-      <w:r>
-        <w:t xml:space="preserve"> the user will need to create the signature each time submitting an update. We are using test account </w:t>
+        </w:rPr>
+        <w:t>test user 1 or test user 2</w:t>
+      </w:r>
+      <w:r>
+        <w:rPr/>
+        <w:t xml:space="preserve"> and password </w:t>
       </w:r>
       <w:r>
         <w:rPr>
           <w:b/>
           <w:bCs/>
         </w:rPr>
-        <w:t>test</w:t>
-      </w:r>
-      <w:r>
-        <w:rPr>
-          <w:b/>
-          <w:bCs/>
-        </w:rPr>
-        <w:t xml:space="preserve"> </w:t>
-      </w:r>
-      <w:r>
-        <w:rPr>
-          <w:b/>
-          <w:bCs/>
-        </w:rPr>
-        <w:t>user</w:t>
-      </w:r>
-      <w:r>
-        <w:rPr>
-          <w:b/>
-          <w:bCs/>
-        </w:rPr>
-        <w:t xml:space="preserve"> 1 or test user</w:t>
-      </w:r>
-      <w:r>
-        <w:rPr>
-          <w:b/>
-          <w:bCs/>
-        </w:rPr>
-        <w:t xml:space="preserve"> 2</w:t>
-      </w:r>
-      <w:r>
-        <w:t xml:space="preserve"> and password </w:t>
-      </w:r>
-      <w:r>
-        <w:rPr>
-          <w:b/>
-          <w:bCs/>
-        </w:rPr>
         <w:t xml:space="preserve">marad1234 </w:t>
       </w:r>
       <w:r>
+        <w:rPr/>
         <w:t> </w:t>
       </w:r>
+      <w:del w:id="16" w:author="Balding, William (MARAD)" w:date="2026-03-05T12:40:00Z">
+        <w:r>
+          <w:rPr/>
+          <w:delText xml:space="preserve">to </w:delText>
+        </w:r>
+      </w:del>
+      <w:r>
+        <w:rPr/>
+        <w:t>captur</w:t>
+      </w:r>
+      <w:ins w:id="17" w:author="Balding, William (MARAD)" w:date="2026-03-05T12:40:00Z">
+        <w:r>
+          <w:rPr/>
+          <w:t>ing</w:t>
+        </w:r>
+      </w:ins>
+      <w:del w:id="18" w:author="Balding, William (MARAD)" w:date="2026-03-05T12:40:00Z">
+        <w:r>
+          <w:rPr/>
+          <w:delText>e</w:delText>
+        </w:r>
+      </w:del>
+      <w:r>
+        <w:rPr/>
+        <w:t xml:space="preserve"> the process </w:t>
+      </w:r>
       <w:del w:id="19" w:author="Balding, William (MARAD)" w:date="2026-03-05T12:40:00Z">
         <w:r>
-          <w:delText xml:space="preserve">to </w:delText>
+          <w:rPr/>
+          <w:delText xml:space="preserve">of </w:delText>
         </w:r>
       </w:del>
-      <w:r>
-        <w:t>captur</w:t>
-      </w:r>
-      <w:ins w:id="20" w:author="Balding, William (MARAD)" w:date="2026-03-05T12:40:00Z">
-        <w:r>
-          <w:t>ing</w:t>
+      <w:del w:id="20" w:author="Balding, William (MARAD)" w:date="2026-03-05T12:41:00Z">
+        <w:r>
+          <w:rPr/>
+          <w:delText>creating</w:delText>
+        </w:r>
+      </w:del>
+      <w:ins w:id="21" w:author="Balding, William (MARAD)" w:date="2026-03-05T12:41:00Z">
+        <w:r>
+          <w:rPr/>
+          <w:t>creating</w:t>
         </w:r>
       </w:ins>
-      <w:del w:id="21" w:author="Balding, William (MARAD)" w:date="2026-03-05T12:40:00Z">
-        <w:r>
-          <w:delText>e</w:delText>
+      <w:r>
+        <w:rPr/>
+        <w:t xml:space="preserve">/resetting PIN and </w:t>
+      </w:r>
+      <w:del w:id="22" w:author="Balding, William (MARAD)" w:date="2026-03-05T12:40:00Z">
+        <w:r>
+          <w:rPr/>
+          <w:delText>Creating</w:delText>
         </w:r>
       </w:del>
       <w:r>
-        <w:t xml:space="preserve"> the process </w:t>
-      </w:r>
-      <w:del w:id="22" w:author="Balding, William (MARAD)" w:date="2026-03-05T12:40:00Z">
-        <w:r>
-          <w:delText xml:space="preserve">of </w:delText>
-        </w:r>
-      </w:del>
-      <w:del w:id="23" w:author="Balding, William (MARAD)" w:date="2026-03-05T12:41:00Z">
-        <w:r>
-          <w:delText>creating</w:delText>
-        </w:r>
-      </w:del>
-      <w:ins w:id="24" w:author="Balding, William (MARAD)" w:date="2026-03-05T12:41:00Z">
-        <w:r>
-          <w:t>creating</w:t>
-        </w:r>
-      </w:ins>
-      <w:r>
-        <w:t xml:space="preserve">/resetting PIN and </w:t>
-      </w:r>
-      <w:del w:id="25" w:author="Balding, William (MARAD)" w:date="2026-03-05T12:40:00Z">
-        <w:r>
-          <w:delText>Creating</w:delText>
-        </w:r>
-      </w:del>
-      <w:r>
+        <w:rPr/>
         <w:t xml:space="preserve"> Signature.</w:t>
       </w:r>
     </w:p>
-    <w:p/>
-    <w:p>
-      <w:pPr>
+    <w:p>
+      <w:pPr>
+        <w:pStyle w:val="Normal"/>
+        <w:rPr/>
+      </w:pPr>
+      <w:r>
+        <w:rPr/>
+      </w:r>
+    </w:p>
+    <w:p>
+      <w:pPr>
+        <w:pStyle w:val="Normal"/>
         <w:numPr>
           <w:ilvl w:val="0"/>
           <w:numId w:val="2"/>
         </w:numPr>
-      </w:pPr>
-      <w:ins w:id="26" w:author="Balding, William (MARAD)" w:date="2026-03-05T12:41:00Z">
-        <w:r>
+        <w:rPr/>
+      </w:pPr>
+      <w:ins w:id="23" w:author="Balding, William (MARAD)" w:date="2026-03-05T12:41:00Z">
+        <w:r>
+          <w:rPr/>
           <w:t>After</w:t>
         </w:r>
       </w:ins>
-      <w:del w:id="27" w:author="Balding, William (MARAD)" w:date="2026-03-05T12:41:00Z">
-        <w:r>
+      <w:del w:id="24" w:author="Balding, William (MARAD)" w:date="2026-03-05T12:41:00Z">
+        <w:r>
+          <w:rPr/>
           <w:delText>Once</w:delText>
         </w:r>
       </w:del>
       <w:r>
+        <w:rPr/>
         <w:t xml:space="preserve"> login to eLogs click on </w:t>
       </w:r>
       <w:r>
@@ -683,19 +727,22 @@
         <w:t>Account settings</w:t>
       </w:r>
       <w:r>
+        <w:rPr/>
         <w:t xml:space="preserve"> located at the top-right of the page  </w:t>
       </w:r>
     </w:p>
     <w:p>
-      <w:r>
-        <w:rPr>
-          <w:noProof/>
-        </w:rPr>
+      <w:pPr>
+        <w:pStyle w:val="Normal"/>
+        <w:rPr/>
+      </w:pPr>
+      <w:r>
+        <w:rPr/>
         <w:drawing>
-          <wp:inline distT="0" distB="0" distL="0" distR="0" wp14:anchorId="25A10E57" wp14:editId="0353CA00">
+          <wp:inline distT="0" distB="8255" distL="0" distR="0">
             <wp:extent cx="5943600" cy="1153795"/>
-            <wp:effectExtent l="0" t="0" r="0" b="8255"/>
-            <wp:docPr id="1057197956" name="Picture 14"/>
+            <wp:effectExtent l="0" t="0" r="0" b="0"/>
+            <wp:docPr id="5" name="Picture 14" descr=""/>
             <wp:cNvGraphicFramePr>
               <a:graphicFrameLocks xmlns:a="http://schemas.openxmlformats.org/drawingml/2006/main" noChangeAspect="1"/>
             </wp:cNvGraphicFramePr>
@@ -703,20 +750,13 @@
               <a:graphicData uri="http://schemas.openxmlformats.org/drawingml/2006/picture">
                 <pic:pic xmlns:pic="http://schemas.openxmlformats.org/drawingml/2006/picture">
                   <pic:nvPicPr>
-                    <pic:cNvPr id="0" name="Picture 50"/>
+                    <pic:cNvPr id="5" name="Picture 14" descr=""/>
                     <pic:cNvPicPr>
                       <a:picLocks noChangeAspect="1" noChangeArrowheads="1"/>
                     </pic:cNvPicPr>
                   </pic:nvPicPr>
                   <pic:blipFill>
-                    <a:blip r:embed="rId21" r:link="rId22">
-                      <a:extLst>
-                        <a:ext uri="{28A0092B-C50C-407E-A947-70E740481C1C}">
-                          <a14:useLocalDpi xmlns:a14="http://schemas.microsoft.com/office/drawing/2010/main" val="0"/>
-                        </a:ext>
-                      </a:extLst>
-                    </a:blip>
-                    <a:srcRect/>
+                    <a:blip r:embed="rId7"/>
                     <a:stretch>
                       <a:fillRect/>
                     </a:stretch>
@@ -729,10 +769,6 @@
                     <a:prstGeom prst="rect">
                       <a:avLst/>
                     </a:prstGeom>
-                    <a:noFill/>
-                    <a:ln>
-                      <a:noFill/>
-                    </a:ln>
                   </pic:spPr>
                 </pic:pic>
               </a:graphicData>
@@ -743,12 +779,15 @@
     </w:p>
     <w:p>
       <w:pPr>
+        <w:pStyle w:val="Normal"/>
         <w:numPr>
           <w:ilvl w:val="0"/>
           <w:numId w:val="2"/>
         </w:numPr>
-      </w:pPr>
-      <w:r>
+        <w:rPr/>
+      </w:pPr>
+      <w:r>
+        <w:rPr/>
         <w:t xml:space="preserve">On the user account settings page, click the </w:t>
       </w:r>
       <w:r>
@@ -759,24 +798,28 @@
         <w:t>Reset Pin/Password</w:t>
       </w:r>
       <w:r>
+        <w:rPr/>
         <w:t xml:space="preserve"> button and update your user PIN and Signature.</w:t>
       </w:r>
-      <w:ins w:id="28" w:author="Balding, William (MARAD)" w:date="2026-03-05T12:47:00Z">
-        <w:r>
+      <w:ins w:id="25" w:author="Balding, William (MARAD)" w:date="2026-03-05T12:47:00Z">
+        <w:r>
+          <w:rPr/>
           <w:t>?</w:t>
         </w:r>
       </w:ins>
     </w:p>
     <w:p>
-      <w:r>
-        <w:rPr>
-          <w:noProof/>
-        </w:rPr>
+      <w:pPr>
+        <w:pStyle w:val="Normal"/>
+        <w:rPr/>
+      </w:pPr>
+      <w:r>
+        <w:rPr/>
         <w:drawing>
-          <wp:inline distT="0" distB="0" distL="0" distR="0" wp14:anchorId="2EAFDCE6" wp14:editId="3146D84E">
+          <wp:inline distT="0" distB="1270" distL="0" distR="0">
             <wp:extent cx="5943600" cy="1484630"/>
-            <wp:effectExtent l="0" t="0" r="0" b="1270"/>
-            <wp:docPr id="538903494" name="Picture 13"/>
+            <wp:effectExtent l="0" t="0" r="0" b="0"/>
+            <wp:docPr id="6" name="Picture 13" descr=""/>
             <wp:cNvGraphicFramePr>
               <a:graphicFrameLocks xmlns:a="http://schemas.openxmlformats.org/drawingml/2006/main" noChangeAspect="1"/>
             </wp:cNvGraphicFramePr>
@@ -784,20 +827,13 @@
               <a:graphicData uri="http://schemas.openxmlformats.org/drawingml/2006/picture">
                 <pic:pic xmlns:pic="http://schemas.openxmlformats.org/drawingml/2006/picture">
                   <pic:nvPicPr>
-                    <pic:cNvPr id="0" name="Picture 51"/>
+                    <pic:cNvPr id="6" name="Picture 13" descr=""/>
                     <pic:cNvPicPr>
                       <a:picLocks noChangeAspect="1" noChangeArrowheads="1"/>
                     </pic:cNvPicPr>
                   </pic:nvPicPr>
                   <pic:blipFill>
-                    <a:blip r:embed="rId23" r:link="rId24">
-                      <a:extLst>
-                        <a:ext uri="{28A0092B-C50C-407E-A947-70E740481C1C}">
-                          <a14:useLocalDpi xmlns:a14="http://schemas.microsoft.com/office/drawing/2010/main" val="0"/>
-                        </a:ext>
-                      </a:extLst>
-                    </a:blip>
-                    <a:srcRect/>
+                    <a:blip r:embed="rId8"/>
                     <a:stretch>
                       <a:fillRect/>
                     </a:stretch>
@@ -810,10 +846,6 @@
                     <a:prstGeom prst="rect">
                       <a:avLst/>
                     </a:prstGeom>
-                    <a:noFill/>
-                    <a:ln>
-                      <a:noFill/>
-                    </a:ln>
                   </pic:spPr>
                 </pic:pic>
               </a:graphicData>
@@ -822,15 +854,26 @@
         </w:drawing>
       </w:r>
     </w:p>
-    <w:p/>
-    <w:p>
-      <w:pPr>
+    <w:p>
+      <w:pPr>
+        <w:pStyle w:val="Normal"/>
+        <w:rPr/>
+      </w:pPr>
+      <w:r>
+        <w:rPr/>
+      </w:r>
+    </w:p>
+    <w:p>
+      <w:pPr>
+        <w:pStyle w:val="Normal"/>
         <w:numPr>
           <w:ilvl w:val="0"/>
           <w:numId w:val="2"/>
         </w:numPr>
-      </w:pPr>
-      <w:r>
+        <w:rPr/>
+      </w:pPr>
+      <w:r>
+        <w:rPr/>
         <w:t xml:space="preserve">If the user has an existing PIN (this applies recently created NSE accounts), the system will prompt the users to enter the </w:t>
       </w:r>
       <w:r>
@@ -841,6 +884,7 @@
         <w:t>current Signature PIN</w:t>
       </w:r>
       <w:r>
+        <w:rPr/>
         <w:t xml:space="preserve">, </w:t>
       </w:r>
       <w:r>
@@ -851,6 +895,7 @@
         <w:t>New Signature PIN</w:t>
       </w:r>
       <w:r>
+        <w:rPr/>
         <w:t xml:space="preserve">, and </w:t>
       </w:r>
       <w:r>
@@ -858,53 +903,41 @@
           <w:b/>
           <w:bCs/>
         </w:rPr>
-        <w:t xml:space="preserve">Confirm Signature </w:t>
-      </w:r>
-      <w:proofErr w:type="gramStart"/>
+        <w:t>Confirm Signature PIN</w:t>
+      </w:r>
+      <w:r>
+        <w:rPr/>
+        <w:t xml:space="preserve"> . If the user does not have an existing PIN (this applies for older NSE accounts), the system will prompt the users to enter the </w:t>
+      </w:r>
       <w:r>
         <w:rPr>
           <w:b/>
           <w:bCs/>
         </w:rPr>
-        <w:t>PIN</w:t>
-      </w:r>
-      <w:r>
-        <w:t xml:space="preserve"> .</w:t>
-      </w:r>
-      <w:proofErr w:type="gramEnd"/>
-      <w:r>
-        <w:t xml:space="preserve"> If the user does not have an existing PIN (this applies for older NSE accounts), the system will prompt the users to enter the </w:t>
+        <w:t>New Signature PIN</w:t>
+      </w:r>
+      <w:r>
+        <w:rPr/>
+        <w:t xml:space="preserve">, and </w:t>
       </w:r>
       <w:r>
         <w:rPr>
           <w:b/>
           <w:bCs/>
         </w:rPr>
-        <w:t>New Signature PIN</w:t>
-      </w:r>
-      <w:r>
-        <w:t xml:space="preserve">, and </w:t>
-      </w:r>
-      <w:r>
-        <w:rPr>
-          <w:b/>
-          <w:bCs/>
-        </w:rPr>
         <w:t>Confirm Signature PIN.</w:t>
       </w:r>
-      <w:del w:id="29" w:author="Balding, William (MARAD)" w:date="2026-03-05T12:44:00Z">
+      <w:del w:id="26" w:author="Balding, William (MARAD)" w:date="2026-03-05T12:44:00Z">
         <w:r>
           <w:rPr>
             <w:b/>
             <w:bCs/>
           </w:rPr>
-          <w:delText xml:space="preserve"> </w:delText>
-        </w:r>
-        <w:r>
-          <w:delText>The test account used for this demo is an old NSE account, thus it does not have an existing PIN.</w:delText>
+          <w:delText xml:space="preserve"> The test account used for this demo is an old NSE account, thus it does not have an existing PIN.</w:delText>
         </w:r>
       </w:del>
       <w:r>
+        <w:rPr/>
         <w:t xml:space="preserve"> Type the new PIN, Confirm the new PIN, and </w:t>
       </w:r>
       <w:r>
@@ -915,20 +948,31 @@
         <w:t>Save</w:t>
       </w:r>
       <w:r>
+        <w:rPr/>
         <w:t xml:space="preserve"> to apply the change.</w:t>
       </w:r>
     </w:p>
-    <w:p/>
-    <w:p>
-      <w:r>
-        <w:rPr>
-          <w:noProof/>
-        </w:rPr>
+    <w:p>
+      <w:pPr>
+        <w:pStyle w:val="Normal"/>
+        <w:rPr/>
+      </w:pPr>
+      <w:r>
+        <w:rPr/>
+      </w:r>
+    </w:p>
+    <w:p>
+      <w:pPr>
+        <w:pStyle w:val="Normal"/>
+        <w:rPr/>
+      </w:pPr>
+      <w:r>
+        <w:rPr/>
         <w:drawing>
-          <wp:inline distT="0" distB="0" distL="0" distR="0" wp14:anchorId="2BBA2D5C" wp14:editId="254A8756">
+          <wp:inline distT="0" distB="8255" distL="0" distR="0">
             <wp:extent cx="5943600" cy="1687195"/>
-            <wp:effectExtent l="0" t="0" r="0" b="8255"/>
-            <wp:docPr id="1511428135" name="Picture 12"/>
+            <wp:effectExtent l="0" t="0" r="0" b="0"/>
+            <wp:docPr id="7" name="Picture 12" descr=""/>
             <wp:cNvGraphicFramePr>
               <a:graphicFrameLocks xmlns:a="http://schemas.openxmlformats.org/drawingml/2006/main" noChangeAspect="1"/>
             </wp:cNvGraphicFramePr>
@@ -936,20 +980,13 @@
               <a:graphicData uri="http://schemas.openxmlformats.org/drawingml/2006/picture">
                 <pic:pic xmlns:pic="http://schemas.openxmlformats.org/drawingml/2006/picture">
                   <pic:nvPicPr>
-                    <pic:cNvPr id="0" name="Picture 5"/>
+                    <pic:cNvPr id="7" name="Picture 12" descr=""/>
                     <pic:cNvPicPr>
                       <a:picLocks noChangeAspect="1" noChangeArrowheads="1"/>
                     </pic:cNvPicPr>
                   </pic:nvPicPr>
                   <pic:blipFill>
-                    <a:blip r:embed="rId25" r:link="rId26">
-                      <a:extLst>
-                        <a:ext uri="{28A0092B-C50C-407E-A947-70E740481C1C}">
-                          <a14:useLocalDpi xmlns:a14="http://schemas.microsoft.com/office/drawing/2010/main" val="0"/>
-                        </a:ext>
-                      </a:extLst>
-                    </a:blip>
-                    <a:srcRect/>
+                    <a:blip r:embed="rId9"/>
                     <a:stretch>
                       <a:fillRect/>
                     </a:stretch>
@@ -962,10 +999,6 @@
                     <a:prstGeom prst="rect">
                       <a:avLst/>
                     </a:prstGeom>
-                    <a:noFill/>
-                    <a:ln>
-                      <a:noFill/>
-                    </a:ln>
                   </pic:spPr>
                 </pic:pic>
               </a:graphicData>
@@ -976,60 +1009,75 @@
     </w:p>
     <w:p>
       <w:pPr>
+        <w:pStyle w:val="Normal"/>
         <w:numPr>
           <w:ilvl w:val="0"/>
           <w:numId w:val="2"/>
         </w:numPr>
-      </w:pPr>
-      <w:r>
+        <w:rPr/>
+      </w:pPr>
+      <w:r>
+        <w:rPr/>
         <w:t>Log out of eLogs to apply the PIN update.</w:t>
       </w:r>
     </w:p>
     <w:p>
       <w:pPr>
+        <w:pStyle w:val="Normal"/>
         <w:numPr>
           <w:ilvl w:val="0"/>
           <w:numId w:val="2"/>
         </w:numPr>
-      </w:pPr>
-      <w:r>
+        <w:rPr/>
+      </w:pPr>
+      <w:r>
+        <w:rPr/>
         <w:t xml:space="preserve">After login to eLogs, go to Accounts Settings </w:t>
       </w:r>
-      <w:ins w:id="30" w:author="Balding, William (MARAD)" w:date="2026-03-05T12:45:00Z">
-        <w:r>
+      <w:ins w:id="27" w:author="Balding, William (MARAD)" w:date="2026-03-05T12:45:00Z">
+        <w:r>
+          <w:rPr/>
           <w:t>select</w:t>
         </w:r>
       </w:ins>
-      <w:del w:id="31" w:author="Balding, William (MARAD)" w:date="2026-03-05T12:45:00Z">
-        <w:r>
+      <w:del w:id="28" w:author="Balding, William (MARAD)" w:date="2026-03-05T12:45:00Z">
+        <w:r>
+          <w:rPr/>
           <w:delText>à</w:delText>
         </w:r>
       </w:del>
-      <w:ins w:id="32" w:author="Balding, William (MARAD)" w:date="2026-03-05T12:45:00Z">
-        <w:r>
+      <w:ins w:id="29" w:author="Balding, William (MARAD)" w:date="2026-03-05T12:45:00Z">
+        <w:r>
+          <w:rPr/>
           <w:t xml:space="preserve"> </w:t>
         </w:r>
       </w:ins>
       <w:r>
+        <w:rPr/>
         <w:t xml:space="preserve">Reset Pin/Password </w:t>
       </w:r>
-      <w:del w:id="33" w:author="Balding, William (MARAD)" w:date="2026-03-05T12:47:00Z">
-        <w:r>
+      <w:del w:id="30" w:author="Balding, William (MARAD)" w:date="2026-03-05T12:47:00Z">
+        <w:r>
+          <w:rPr/>
           <w:delText>à</w:delText>
         </w:r>
       </w:del>
       <w:r>
+        <w:rPr/>
         <w:t xml:space="preserve"> Change Signature to create your signature. At this point the system will prompt the user to enter the PIN number. Enter the PIN created and click ok.</w:t>
       </w:r>
     </w:p>
     <w:p>
       <w:pPr>
+        <w:pStyle w:val="Normal"/>
         <w:numPr>
           <w:ilvl w:val="0"/>
           <w:numId w:val="2"/>
         </w:numPr>
-      </w:pPr>
-      <w:r>
+        <w:rPr/>
+      </w:pPr>
+      <w:r>
+        <w:rPr/>
         <w:t xml:space="preserve">A box will open for the user to upload or sign a signature. Click the </w:t>
       </w:r>
       <w:r>
@@ -1040,6 +1088,7 @@
         <w:t>Upload</w:t>
       </w:r>
       <w:r>
+        <w:rPr/>
         <w:t xml:space="preserve"> option to use an existing signature that is saved locally on your computer. Use the mouse to create your signature and click </w:t>
       </w:r>
       <w:r>
@@ -1050,6 +1099,7 @@
         <w:t>save</w:t>
       </w:r>
       <w:r>
+        <w:rPr/>
         <w:t xml:space="preserve"> to apply the update. The </w:t>
       </w:r>
       <w:r>
@@ -1060,32 +1110,38 @@
         <w:t>clear</w:t>
       </w:r>
       <w:r>
+        <w:rPr/>
         <w:t xml:space="preserve"> option is to delete an </w:t>
       </w:r>
-      <w:del w:id="34" w:author="Balding, William (MARAD)" w:date="2026-03-05T12:48:00Z">
-        <w:r>
+      <w:del w:id="31" w:author="Balding, William (MARAD)" w:date="2026-03-05T12:48:00Z">
+        <w:r>
+          <w:rPr/>
           <w:delText>exiting</w:delText>
         </w:r>
       </w:del>
-      <w:ins w:id="35" w:author="Balding, William (MARAD)" w:date="2026-03-05T12:48:00Z">
-        <w:r>
+      <w:ins w:id="32" w:author="Balding, William (MARAD)" w:date="2026-03-05T12:48:00Z">
+        <w:r>
+          <w:rPr/>
           <w:t>existing</w:t>
         </w:r>
       </w:ins>
       <w:r>
+        <w:rPr/>
         <w:t xml:space="preserve"> signature.</w:t>
       </w:r>
     </w:p>
     <w:p>
-      <w:r>
-        <w:rPr>
-          <w:noProof/>
-        </w:rPr>
+      <w:pPr>
+        <w:pStyle w:val="Normal"/>
+        <w:rPr/>
+      </w:pPr>
+      <w:r>
+        <w:rPr/>
         <w:drawing>
-          <wp:inline distT="0" distB="0" distL="0" distR="0" wp14:anchorId="206AF90B" wp14:editId="45F3B5B1">
+          <wp:inline distT="0" distB="0" distL="0" distR="6350">
             <wp:extent cx="4051300" cy="1924050"/>
-            <wp:effectExtent l="0" t="0" r="6350" b="0"/>
-            <wp:docPr id="241779833" name="Picture 11"/>
+            <wp:effectExtent l="0" t="0" r="0" b="0"/>
+            <wp:docPr id="8" name="Picture 11" descr=""/>
             <wp:cNvGraphicFramePr>
               <a:graphicFrameLocks xmlns:a="http://schemas.openxmlformats.org/drawingml/2006/main" noChangeAspect="1"/>
             </wp:cNvGraphicFramePr>
@@ -1093,20 +1149,13 @@
               <a:graphicData uri="http://schemas.openxmlformats.org/drawingml/2006/picture">
                 <pic:pic xmlns:pic="http://schemas.openxmlformats.org/drawingml/2006/picture">
                   <pic:nvPicPr>
-                    <pic:cNvPr id="0" name="Picture 53"/>
+                    <pic:cNvPr id="8" name="Picture 11" descr=""/>
                     <pic:cNvPicPr>
                       <a:picLocks noChangeAspect="1" noChangeArrowheads="1"/>
                     </pic:cNvPicPr>
                   </pic:nvPicPr>
                   <pic:blipFill>
-                    <a:blip r:embed="rId27" r:link="rId28">
-                      <a:extLst>
-                        <a:ext uri="{28A0092B-C50C-407E-A947-70E740481C1C}">
-                          <a14:useLocalDpi xmlns:a14="http://schemas.microsoft.com/office/drawing/2010/main" val="0"/>
-                        </a:ext>
-                      </a:extLst>
-                    </a:blip>
-                    <a:srcRect/>
+                    <a:blip r:embed="rId10"/>
                     <a:stretch>
                       <a:fillRect/>
                     </a:stretch>
@@ -1119,10 +1168,6 @@
                     <a:prstGeom prst="rect">
                       <a:avLst/>
                     </a:prstGeom>
-                    <a:noFill/>
-                    <a:ln>
-                      <a:noFill/>
-                    </a:ln>
                   </pic:spPr>
                 </pic:pic>
               </a:graphicData>
@@ -1131,15 +1176,26 @@
         </w:drawing>
       </w:r>
     </w:p>
-    <w:p/>
-    <w:p>
-      <w:pPr>
+    <w:p>
+      <w:pPr>
+        <w:pStyle w:val="Normal"/>
+        <w:rPr/>
+      </w:pPr>
+      <w:r>
+        <w:rPr/>
+      </w:r>
+    </w:p>
+    <w:p>
+      <w:pPr>
+        <w:pStyle w:val="Normal"/>
         <w:numPr>
           <w:ilvl w:val="0"/>
           <w:numId w:val="2"/>
         </w:numPr>
-      </w:pPr>
-      <w:r>
+        <w:rPr/>
+      </w:pPr>
+      <w:r>
+        <w:rPr/>
         <w:t xml:space="preserve">Click on </w:t>
       </w:r>
       <w:r>
@@ -1150,17 +1206,21 @@
         <w:t>Save &amp; Close</w:t>
       </w:r>
       <w:r>
+        <w:rPr/>
         <w:t xml:space="preserve"> to close Account Settings.</w:t>
       </w:r>
     </w:p>
     <w:p>
       <w:pPr>
+        <w:pStyle w:val="Normal"/>
         <w:numPr>
           <w:ilvl w:val="0"/>
           <w:numId w:val="2"/>
         </w:numPr>
-      </w:pPr>
-      <w:r>
+        <w:rPr/>
+      </w:pPr>
+      <w:r>
+        <w:rPr/>
         <w:t xml:space="preserve">Saving the Signature is important, or the user will need to sign the signature each time submitting a record update. Below is an example, when the user clicks on </w:t>
       </w:r>
       <w:r>
@@ -1171,48 +1231,61 @@
         <w:t>Sign</w:t>
       </w:r>
       <w:r>
-        <w:t xml:space="preserve"> the </w:t>
-      </w:r>
-      <w:r>
-        <w:lastRenderedPageBreak/>
-        <w:t xml:space="preserve">signature window with an </w:t>
-      </w:r>
-      <w:del w:id="36" w:author="Balding, William (MARAD)" w:date="2026-03-05T12:52:00Z">
-        <w:r>
+        <w:rPr/>
+        <w:t xml:space="preserve"> the signature window with an </w:t>
+      </w:r>
+      <w:del w:id="33" w:author="Balding, William (MARAD)" w:date="2026-03-05T12:52:00Z">
+        <w:r>
+          <w:rPr/>
           <w:delText>already</w:delText>
         </w:r>
       </w:del>
       <w:r>
+        <w:rPr/>
         <w:t xml:space="preserve"> existing signature</w:t>
       </w:r>
-      <w:ins w:id="37" w:author="Balding, William (MARAD)" w:date="2026-03-05T12:52:00Z">
-        <w:r>
+      <w:ins w:id="34" w:author="Balding, William (MARAD)" w:date="2026-03-05T12:52:00Z">
+        <w:r>
+          <w:rPr/>
           <w:t>.</w:t>
         </w:r>
       </w:ins>
       <w:r>
+        <w:rPr/>
         <w:t xml:space="preserve"> </w:t>
       </w:r>
-      <w:del w:id="38" w:author="Balding, William (MARAD)" w:date="2026-03-05T12:52:00Z">
-        <w:r>
+      <w:del w:id="35" w:author="Balding, William (MARAD)" w:date="2026-03-05T12:52:00Z">
+        <w:r>
+          <w:rPr/>
           <w:delText xml:space="preserve">will open, since the user already created and saved the signature. </w:delText>
         </w:r>
       </w:del>
       <w:r>
+        <w:rPr/>
         <w:t xml:space="preserve">Enter the PIN and click OK to complete submitting the record update. </w:t>
       </w:r>
     </w:p>
-    <w:p/>
-    <w:p>
-      <w:r>
-        <w:rPr>
-          <w:noProof/>
-        </w:rPr>
+    <w:p>
+      <w:pPr>
+        <w:pStyle w:val="Normal"/>
+        <w:rPr/>
+      </w:pPr>
+      <w:r>
+        <w:rPr/>
+      </w:r>
+    </w:p>
+    <w:p>
+      <w:pPr>
+        <w:pStyle w:val="Normal"/>
+        <w:rPr/>
+      </w:pPr>
+      <w:r>
+        <w:rPr/>
         <w:drawing>
-          <wp:inline distT="0" distB="0" distL="0" distR="0" wp14:anchorId="42E0CD93" wp14:editId="64872C0E">
+          <wp:inline distT="0" distB="11430" distL="0" distR="0">
             <wp:extent cx="5943600" cy="2426970"/>
-            <wp:effectExtent l="0" t="0" r="0" b="11430"/>
-            <wp:docPr id="115560061" name="Picture 10"/>
+            <wp:effectExtent l="0" t="0" r="0" b="0"/>
+            <wp:docPr id="9" name="Picture 10" descr=""/>
             <wp:cNvGraphicFramePr>
               <a:graphicFrameLocks xmlns:a="http://schemas.openxmlformats.org/drawingml/2006/main" noChangeAspect="1"/>
             </wp:cNvGraphicFramePr>
@@ -1220,20 +1293,13 @@
               <a:graphicData uri="http://schemas.openxmlformats.org/drawingml/2006/picture">
                 <pic:pic xmlns:pic="http://schemas.openxmlformats.org/drawingml/2006/picture">
                   <pic:nvPicPr>
-                    <pic:cNvPr id="0" name="Picture 54"/>
+                    <pic:cNvPr id="9" name="Picture 10" descr=""/>
                     <pic:cNvPicPr>
                       <a:picLocks noChangeAspect="1" noChangeArrowheads="1"/>
                     </pic:cNvPicPr>
                   </pic:nvPicPr>
                   <pic:blipFill>
-                    <a:blip r:embed="rId29" r:link="rId30">
-                      <a:extLst>
-                        <a:ext uri="{28A0092B-C50C-407E-A947-70E740481C1C}">
-                          <a14:useLocalDpi xmlns:a14="http://schemas.microsoft.com/office/drawing/2010/main" val="0"/>
-                        </a:ext>
-                      </a:extLst>
-                    </a:blip>
-                    <a:srcRect/>
+                    <a:blip r:embed="rId11"/>
                     <a:stretch>
                       <a:fillRect/>
                     </a:stretch>
@@ -1246,10 +1312,6 @@
                     <a:prstGeom prst="rect">
                       <a:avLst/>
                     </a:prstGeom>
-                    <a:noFill/>
-                    <a:ln>
-                      <a:noFill/>
-                    </a:ln>
                   </pic:spPr>
                 </pic:pic>
               </a:graphicData>
@@ -1265,7 +1327,7 @@
           <w:ilvl w:val="0"/>
           <w:numId w:val="2"/>
         </w:numPr>
-        <w:spacing w:after="0" w:line="240" w:lineRule="auto"/>
+        <w:spacing w:lineRule="auto" w:line="240" w:before="0" w:after="0"/>
         <w:rPr>
           <w:rFonts w:eastAsia="Times New Roman"/>
         </w:rPr>
@@ -1274,27 +1336,23 @@
         <w:rPr>
           <w:rFonts w:eastAsia="Times New Roman"/>
         </w:rPr>
-        <w:t>This is number 9</w:t>
-      </w:r>
+        <w:t xml:space="preserve">This is number 9 E-log dashboard MARPOL </w:t>
+      </w:r>
+      <w:commentRangeStart w:id="2"/>
       <w:r>
         <w:rPr>
           <w:rFonts w:eastAsia="Times New Roman"/>
         </w:rPr>
-        <w:t xml:space="preserve"> E-log dashboard MARPOL </w:t>
-      </w:r>
-      <w:commentRangeStart w:id="39"/>
+        <w:t>BOOKS</w:t>
+      </w:r>
       <w:r>
         <w:rPr>
           <w:rFonts w:eastAsia="Times New Roman"/>
         </w:rPr>
-        <w:t>BOOKS</w:t>
-      </w:r>
-      <w:commentRangeEnd w:id="39"/>
-      <w:r>
-        <w:rPr>
-          <w:rStyle w:val="CommentReference"/>
-        </w:rPr>
-        <w:commentReference w:id="39"/>
+      </w:r>
+      <w:commentRangeEnd w:id="2"/>
+      <w:r>
+        <w:commentReference w:id="2"/>
       </w:r>
       <w:r>
         <w:rPr>
@@ -1306,22 +1364,18 @@
     <w:p>
       <w:pPr>
         <w:pStyle w:val="ListParagraph"/>
-        <w:spacing w:after="0" w:line="240" w:lineRule="auto"/>
-        <w:contextualSpacing w:val="0"/>
+        <w:spacing w:lineRule="auto" w:line="240" w:before="0" w:after="0"/>
         <w:rPr>
           <w:rFonts w:eastAsia="Times New Roman"/>
         </w:rPr>
       </w:pPr>
       <w:r>
-        <w:rPr>
-          <w:rFonts w:eastAsia="Times New Roman"/>
-          <w:noProof/>
-        </w:rPr>
+        <w:rPr/>
         <w:drawing>
-          <wp:inline distT="0" distB="0" distL="0" distR="0" wp14:anchorId="2DFC8E2E" wp14:editId="2C75008C">
+          <wp:inline distT="0" distB="0" distL="0" distR="0">
             <wp:extent cx="5943600" cy="3491865"/>
             <wp:effectExtent l="0" t="0" r="0" b="0"/>
-            <wp:docPr id="255188600" name="Picture 1"/>
+            <wp:docPr id="10" name="Picture 1" descr=""/>
             <wp:cNvGraphicFramePr>
               <a:graphicFrameLocks xmlns:a="http://schemas.openxmlformats.org/drawingml/2006/main" noChangeAspect="1"/>
             </wp:cNvGraphicFramePr>
@@ -1329,16 +1383,18 @@
               <a:graphicData uri="http://schemas.openxmlformats.org/drawingml/2006/picture">
                 <pic:pic xmlns:pic="http://schemas.openxmlformats.org/drawingml/2006/picture">
                   <pic:nvPicPr>
-                    <pic:cNvPr id="255188600" name=""/>
-                    <pic:cNvPicPr/>
+                    <pic:cNvPr id="10" name="Picture 1" descr=""/>
+                    <pic:cNvPicPr>
+                      <a:picLocks noChangeAspect="1" noChangeArrowheads="1"/>
+                    </pic:cNvPicPr>
                   </pic:nvPicPr>
                   <pic:blipFill>
-                    <a:blip r:embed="rId31"/>
+                    <a:blip r:embed="rId12"/>
                     <a:stretch>
                       <a:fillRect/>
                     </a:stretch>
                   </pic:blipFill>
-                  <pic:spPr>
+                  <pic:spPr bwMode="auto">
                     <a:xfrm>
                       <a:off x="0" y="0"/>
                       <a:ext cx="5943600" cy="3491865"/>
@@ -1357,43 +1413,46 @@
     <w:p>
       <w:pPr>
         <w:pStyle w:val="ListParagraph"/>
-        <w:spacing w:after="0" w:line="240" w:lineRule="auto"/>
-        <w:contextualSpacing w:val="0"/>
+        <w:spacing w:lineRule="auto" w:line="240" w:before="0" w:after="0"/>
         <w:rPr>
           <w:rFonts w:eastAsia="Times New Roman"/>
         </w:rPr>
       </w:pPr>
+      <w:r>
+        <w:rPr>
+          <w:rFonts w:eastAsia="Times New Roman"/>
+        </w:rPr>
+      </w:r>
     </w:p>
     <w:p>
       <w:pPr>
         <w:pStyle w:val="ListParagraph"/>
-        <w:spacing w:after="0" w:line="240" w:lineRule="auto"/>
-        <w:contextualSpacing w:val="0"/>
+        <w:spacing w:lineRule="auto" w:line="240" w:before="0" w:after="0"/>
         <w:rPr>
           <w:rFonts w:eastAsia="Times New Roman"/>
         </w:rPr>
       </w:pPr>
+      <w:r>
+        <w:rPr>
+          <w:rFonts w:eastAsia="Times New Roman"/>
+        </w:rPr>
+      </w:r>
     </w:p>
     <w:p>
       <w:pPr>
         <w:pStyle w:val="ListParagraph"/>
-        <w:spacing w:after="0" w:line="240" w:lineRule="auto"/>
-        <w:contextualSpacing w:val="0"/>
+        <w:spacing w:lineRule="auto" w:line="240" w:before="0" w:after="0"/>
         <w:rPr>
           <w:rFonts w:eastAsia="Times New Roman"/>
         </w:rPr>
       </w:pPr>
       <w:r>
-        <w:rPr>
-          <w:rFonts w:eastAsia="Times New Roman"/>
-          <w:noProof/>
-        </w:rPr>
-        <w:lastRenderedPageBreak/>
+        <w:rPr/>
         <w:drawing>
-          <wp:inline distT="0" distB="0" distL="0" distR="0" wp14:anchorId="41FADD6A" wp14:editId="5A93DEDF">
+          <wp:inline distT="0" distB="0" distL="0" distR="0">
             <wp:extent cx="5943600" cy="3491865"/>
             <wp:effectExtent l="0" t="0" r="0" b="0"/>
-            <wp:docPr id="1967173684" name="Picture 1"/>
+            <wp:docPr id="11" name="Image1" descr=""/>
             <wp:cNvGraphicFramePr>
               <a:graphicFrameLocks xmlns:a="http://schemas.openxmlformats.org/drawingml/2006/main" noChangeAspect="1"/>
             </wp:cNvGraphicFramePr>
@@ -1401,16 +1460,18 @@
               <a:graphicData uri="http://schemas.openxmlformats.org/drawingml/2006/picture">
                 <pic:pic xmlns:pic="http://schemas.openxmlformats.org/drawingml/2006/picture">
                   <pic:nvPicPr>
-                    <pic:cNvPr id="1967173684" name=""/>
-                    <pic:cNvPicPr/>
+                    <pic:cNvPr id="11" name="Image1" descr=""/>
+                    <pic:cNvPicPr>
+                      <a:picLocks noChangeAspect="1" noChangeArrowheads="1"/>
+                    </pic:cNvPicPr>
                   </pic:nvPicPr>
                   <pic:blipFill>
-                    <a:blip r:embed="rId32"/>
+                    <a:blip r:embed="rId13"/>
                     <a:stretch>
                       <a:fillRect/>
                     </a:stretch>
                   </pic:blipFill>
-                  <pic:spPr>
+                  <pic:spPr bwMode="auto">
                     <a:xfrm>
                       <a:off x="0" y="0"/>
                       <a:ext cx="5943600" cy="3491865"/>
@@ -1429,32 +1490,44 @@
     <w:p>
       <w:pPr>
         <w:pStyle w:val="ListParagraph"/>
-        <w:spacing w:after="0" w:line="240" w:lineRule="auto"/>
-        <w:contextualSpacing w:val="0"/>
+        <w:spacing w:lineRule="auto" w:line="240" w:before="0" w:after="0"/>
         <w:rPr>
           <w:rFonts w:eastAsia="Times New Roman"/>
         </w:rPr>
       </w:pPr>
+      <w:r>
+        <w:rPr>
+          <w:rFonts w:eastAsia="Times New Roman"/>
+        </w:rPr>
+      </w:r>
     </w:p>
     <w:p>
       <w:pPr>
         <w:pStyle w:val="ListParagraph"/>
-        <w:spacing w:after="0" w:line="240" w:lineRule="auto"/>
-        <w:contextualSpacing w:val="0"/>
+        <w:spacing w:lineRule="auto" w:line="240" w:before="0" w:after="0"/>
         <w:rPr>
           <w:rFonts w:eastAsia="Times New Roman"/>
         </w:rPr>
       </w:pPr>
+      <w:r>
+        <w:rPr>
+          <w:rFonts w:eastAsia="Times New Roman"/>
+        </w:rPr>
+      </w:r>
     </w:p>
     <w:p>
       <w:pPr>
         <w:pStyle w:val="ListParagraph"/>
-        <w:spacing w:after="0" w:line="240" w:lineRule="auto"/>
-        <w:contextualSpacing w:val="0"/>
+        <w:spacing w:lineRule="auto" w:line="240" w:before="0" w:after="0"/>
         <w:rPr>
           <w:rFonts w:eastAsia="Times New Roman"/>
         </w:rPr>
       </w:pPr>
+      <w:r>
+        <w:rPr>
+          <w:rFonts w:eastAsia="Times New Roman"/>
+        </w:rPr>
+      </w:r>
     </w:p>
     <w:p>
       <w:pPr>
@@ -1463,8 +1536,7 @@
           <w:ilvl w:val="0"/>
           <w:numId w:val="2"/>
         </w:numPr>
-        <w:spacing w:after="0" w:line="240" w:lineRule="auto"/>
-        <w:contextualSpacing w:val="0"/>
+        <w:spacing w:lineRule="auto" w:line="240" w:before="0" w:after="0"/>
         <w:rPr>
           <w:rFonts w:eastAsia="Times New Roman"/>
         </w:rPr>
@@ -1473,31 +1545,7 @@
         <w:rPr>
           <w:rFonts w:eastAsia="Times New Roman"/>
         </w:rPr>
-        <w:t xml:space="preserve">This is the </w:t>
-      </w:r>
-      <w:r>
-        <w:rPr>
-          <w:rFonts w:eastAsia="Times New Roman"/>
-        </w:rPr>
-        <w:t>Input Data Selection page</w:t>
-      </w:r>
-      <w:r>
-        <w:rPr>
-          <w:rFonts w:eastAsia="Times New Roman"/>
-        </w:rPr>
-        <w:t>/action operation</w:t>
-      </w:r>
-      <w:r>
-        <w:rPr>
-          <w:rFonts w:eastAsia="Times New Roman"/>
-        </w:rPr>
-        <w:t xml:space="preserve"> </w:t>
-      </w:r>
-      <w:r>
-        <w:rPr>
-          <w:rFonts w:eastAsia="Times New Roman"/>
-        </w:rPr>
-        <w:t>page</w:t>
+        <w:t>This is the Input Data Selection page/action operation page</w:t>
       </w:r>
     </w:p>
     <w:p>
@@ -1505,10 +1553,9 @@
         <w:pStyle w:val="ListParagraph"/>
         <w:numPr>
           <w:ilvl w:val="0"/>
-          <w:numId w:val="6"/>
+          <w:numId w:val="3"/>
         </w:numPr>
-        <w:spacing w:after="0" w:line="240" w:lineRule="auto"/>
-        <w:contextualSpacing w:val="0"/>
+        <w:spacing w:lineRule="auto" w:line="240" w:before="0" w:after="0"/>
         <w:rPr>
           <w:rFonts w:eastAsia="Times New Roman"/>
         </w:rPr>
@@ -1523,32 +1570,32 @@
     <w:p>
       <w:pPr>
         <w:pStyle w:val="ListParagraph"/>
-        <w:spacing w:after="0" w:line="240" w:lineRule="auto"/>
-        <w:contextualSpacing w:val="0"/>
+        <w:spacing w:lineRule="auto" w:line="240" w:before="0" w:after="0"/>
         <w:rPr>
           <w:rFonts w:eastAsia="Times New Roman"/>
         </w:rPr>
       </w:pPr>
+      <w:r>
+        <w:rPr>
+          <w:rFonts w:eastAsia="Times New Roman"/>
+        </w:rPr>
+      </w:r>
     </w:p>
     <w:p>
       <w:pPr>
         <w:pStyle w:val="ListParagraph"/>
-        <w:spacing w:after="0" w:line="240" w:lineRule="auto"/>
-        <w:contextualSpacing w:val="0"/>
+        <w:spacing w:lineRule="auto" w:line="240" w:before="0" w:after="0"/>
         <w:rPr>
           <w:rFonts w:eastAsia="Times New Roman"/>
         </w:rPr>
       </w:pPr>
       <w:r>
-        <w:rPr>
-          <w:rFonts w:eastAsia="Times New Roman"/>
-          <w:noProof/>
-        </w:rPr>
+        <w:rPr/>
         <w:drawing>
-          <wp:inline distT="0" distB="0" distL="0" distR="0" wp14:anchorId="70B90CCF" wp14:editId="493AF7B8">
+          <wp:inline distT="0" distB="0" distL="0" distR="0">
             <wp:extent cx="5943600" cy="3491865"/>
             <wp:effectExtent l="0" t="0" r="0" b="0"/>
-            <wp:docPr id="898666667" name="Picture 1"/>
+            <wp:docPr id="12" name="Image2" descr=""/>
             <wp:cNvGraphicFramePr>
               <a:graphicFrameLocks xmlns:a="http://schemas.openxmlformats.org/drawingml/2006/main" noChangeAspect="1"/>
             </wp:cNvGraphicFramePr>
@@ -1556,16 +1603,18 @@
               <a:graphicData uri="http://schemas.openxmlformats.org/drawingml/2006/picture">
                 <pic:pic xmlns:pic="http://schemas.openxmlformats.org/drawingml/2006/picture">
                   <pic:nvPicPr>
-                    <pic:cNvPr id="898666667" name=""/>
-                    <pic:cNvPicPr/>
+                    <pic:cNvPr id="12" name="Image2" descr=""/>
+                    <pic:cNvPicPr>
+                      <a:picLocks noChangeAspect="1" noChangeArrowheads="1"/>
+                    </pic:cNvPicPr>
                   </pic:nvPicPr>
                   <pic:blipFill>
-                    <a:blip r:embed="rId33"/>
+                    <a:blip r:embed="rId14"/>
                     <a:stretch>
                       <a:fillRect/>
                     </a:stretch>
                   </pic:blipFill>
-                  <pic:spPr>
+                  <pic:spPr bwMode="auto">
                     <a:xfrm>
                       <a:off x="0" y="0"/>
                       <a:ext cx="5943600" cy="3491865"/>
@@ -1584,23 +1633,18 @@
     <w:p>
       <w:pPr>
         <w:pStyle w:val="ListParagraph"/>
-        <w:spacing w:after="0" w:line="240" w:lineRule="auto"/>
-        <w:contextualSpacing w:val="0"/>
+        <w:spacing w:lineRule="auto" w:line="240" w:before="0" w:after="0"/>
         <w:rPr>
           <w:rFonts w:eastAsia="Times New Roman"/>
         </w:rPr>
       </w:pPr>
       <w:r>
-        <w:rPr>
-          <w:rFonts w:eastAsia="Times New Roman"/>
-          <w:noProof/>
-        </w:rPr>
-        <w:lastRenderedPageBreak/>
+        <w:rPr/>
         <w:drawing>
-          <wp:inline distT="0" distB="0" distL="0" distR="0" wp14:anchorId="033321C3" wp14:editId="68E3BCB6">
-            <wp:extent cx="5915025" cy="3503515"/>
-            <wp:effectExtent l="0" t="0" r="0" b="1905"/>
-            <wp:docPr id="1668916260" name="Picture 1"/>
+          <wp:inline distT="0" distB="1905" distL="0" distR="0">
+            <wp:extent cx="5915025" cy="3503295"/>
+            <wp:effectExtent l="0" t="0" r="0" b="0"/>
+            <wp:docPr id="13" name="Image3" descr=""/>
             <wp:cNvGraphicFramePr>
               <a:graphicFrameLocks xmlns:a="http://schemas.openxmlformats.org/drawingml/2006/main" noChangeAspect="1"/>
             </wp:cNvGraphicFramePr>
@@ -1608,19 +1652,21 @@
               <a:graphicData uri="http://schemas.openxmlformats.org/drawingml/2006/picture">
                 <pic:pic xmlns:pic="http://schemas.openxmlformats.org/drawingml/2006/picture">
                   <pic:nvPicPr>
-                    <pic:cNvPr id="1668916260" name=""/>
-                    <pic:cNvPicPr/>
+                    <pic:cNvPr id="13" name="Image3" descr=""/>
+                    <pic:cNvPicPr>
+                      <a:picLocks noChangeAspect="1" noChangeArrowheads="1"/>
+                    </pic:cNvPicPr>
                   </pic:nvPicPr>
                   <pic:blipFill>
-                    <a:blip r:embed="rId34"/>
+                    <a:blip r:embed="rId15"/>
                     <a:stretch>
                       <a:fillRect/>
                     </a:stretch>
                   </pic:blipFill>
-                  <pic:spPr>
+                  <pic:spPr bwMode="auto">
                     <a:xfrm>
                       <a:off x="0" y="0"/>
-                      <a:ext cx="5948412" cy="3523290"/>
+                      <a:ext cx="5915025" cy="3503295"/>
                     </a:xfrm>
                     <a:prstGeom prst="rect">
                       <a:avLst/>
@@ -1633,9 +1679,22 @@
         </w:drawing>
       </w:r>
     </w:p>
-    <w:p/>
-    <w:p>
-      <w:r>
+    <w:p>
+      <w:pPr>
+        <w:pStyle w:val="Normal"/>
+        <w:rPr/>
+      </w:pPr>
+      <w:r>
+        <w:rPr/>
+      </w:r>
+    </w:p>
+    <w:p>
+      <w:pPr>
+        <w:pStyle w:val="Normal"/>
+        <w:rPr/>
+      </w:pPr>
+      <w:r>
+        <w:rPr/>
         <w:t xml:space="preserve">                              </w:t>
       </w:r>
     </w:p>
@@ -1646,73 +1705,56 @@
           <w:ilvl w:val="0"/>
           <w:numId w:val="2"/>
         </w:numPr>
-      </w:pPr>
-      <w:r>
-        <w:t xml:space="preserve">This is the oil record book </w:t>
-      </w:r>
-      <w:r>
-        <w:t>dashboard</w:t>
-      </w:r>
-      <w:ins w:id="40" w:author="Balding, William (MARAD)" w:date="2026-03-05T13:08:00Z">
-        <w:r>
+        <w:rPr/>
+      </w:pPr>
+      <w:r>
+        <w:rPr/>
+        <w:t>This is the oil record book dashboard</w:t>
+      </w:r>
+      <w:ins w:id="36" w:author="Balding, William (MARAD)" w:date="2026-03-05T13:08:00Z">
+        <w:r>
+          <w:rPr/>
           <w:t>.</w:t>
         </w:r>
       </w:ins>
       <w:r>
+        <w:rPr/>
         <w:t xml:space="preserve"> The</w:t>
       </w:r>
-      <w:del w:id="41" w:author="Balding, William (MARAD)" w:date="2026-03-05T13:09:00Z">
-        <w:r>
+      <w:del w:id="37" w:author="Balding, William (MARAD)" w:date="2026-03-05T13:09:00Z">
+        <w:r>
+          <w:rPr/>
           <w:delText>se are</w:delText>
         </w:r>
       </w:del>
       <w:r>
-        <w:t xml:space="preserve"> </w:t>
-      </w:r>
-      <w:r>
-        <w:t>icons</w:t>
-      </w:r>
-      <w:ins w:id="42" w:author="Balding, William (MARAD)" w:date="2026-03-05T13:09:00Z">
-        <w:r>
+        <w:rPr/>
+        <w:t xml:space="preserve"> icons</w:t>
+      </w:r>
+      <w:ins w:id="38" w:author="Balding, William (MARAD)" w:date="2026-03-05T13:09:00Z">
+        <w:r>
+          <w:rPr/>
           <w:t xml:space="preserve"> are active, you click on them for making log entries as needed.</w:t>
         </w:r>
       </w:ins>
-      <w:del w:id="43" w:author="Balding, William (MARAD)" w:date="2026-03-05T13:09:00Z">
-        <w:r>
-          <w:delText xml:space="preserve"> - </w:delText>
-        </w:r>
-        <w:r>
-          <w:delText xml:space="preserve">action that you can take </w:delText>
-        </w:r>
-        <w:r>
-          <w:delText xml:space="preserve">to enter your </w:delText>
-        </w:r>
-        <w:r>
-          <w:delText xml:space="preserve">entry logs </w:delText>
-        </w:r>
-        <w:r>
-          <w:delText xml:space="preserve">for </w:delText>
-        </w:r>
-        <w:r>
-          <w:delText>your specifi</w:delText>
-        </w:r>
-        <w:r>
-          <w:delText xml:space="preserve">c </w:delText>
-        </w:r>
-        <w:commentRangeStart w:id="44"/>
-        <w:r>
-          <w:delText>needs</w:delText>
+      <w:del w:id="39" w:author="Balding, William (MARAD)" w:date="2026-03-05T13:09:00Z">
+        <w:r>
+          <w:rPr/>
+          <w:delText xml:space="preserve"> - action that you can take to enter your entry logs for your specific needs</w:delText>
         </w:r>
       </w:del>
-      <w:commentRangeEnd w:id="44"/>
-      <w:r>
-        <w:rPr>
-          <w:rStyle w:val="CommentReference"/>
-        </w:rPr>
-        <w:commentReference w:id="44"/>
-      </w:r>
-      <w:del w:id="45" w:author="Balding, William (MARAD)" w:date="2026-03-05T13:09:00Z">
-        <w:r>
+      <w:commentRangeStart w:id="4"/>
+      <w:r>
+        <w:rPr/>
+        <w:commentReference w:id="3"/>
+      </w:r>
+      <w:del w:id="40" w:author="Balding, William (MARAD)" w:date="2026-03-05T13:09:00Z">
+        <w:commentRangeEnd w:id="4"/>
+        <w:r>
+          <w:commentReference w:id="4"/>
+        </w:r>
+        <w:r>
+          <w:rPr/>
           <w:delText>.</w:delText>
         </w:r>
       </w:del>
@@ -1720,60 +1762,59 @@
     <w:p>
       <w:pPr>
         <w:pStyle w:val="ListParagraph"/>
-      </w:pPr>
-      <w:del w:id="46" w:author="Balding, William (MARAD)" w:date="2026-03-05T13:11:00Z">
-        <w:r>
-          <w:delText>First thing</w:delText>
-        </w:r>
-        <w:r>
-          <w:delText xml:space="preserve"> </w:delText>
+        <w:rPr/>
+      </w:pPr>
+      <w:del w:id="41" w:author="Balding, William (MARAD)" w:date="2026-03-05T13:11:00Z">
+        <w:r>
+          <w:rPr/>
+          <w:delText xml:space="preserve">First thing </w:delText>
         </w:r>
       </w:del>
-      <w:ins w:id="47" w:author="Balding, William (MARAD)" w:date="2026-03-05T13:11:00Z">
-        <w:r>
+      <w:ins w:id="42" w:author="Balding, William (MARAD)" w:date="2026-03-05T13:11:00Z">
+        <w:r>
+          <w:rPr/>
           <w:t>C</w:t>
         </w:r>
       </w:ins>
-      <w:del w:id="48" w:author="Balding, William (MARAD)" w:date="2026-03-05T13:11:00Z">
-        <w:r>
+      <w:del w:id="43" w:author="Balding, William (MARAD)" w:date="2026-03-05T13:11:00Z">
+        <w:r>
+          <w:rPr/>
           <w:delText>c</w:delText>
         </w:r>
       </w:del>
       <w:r>
-        <w:t xml:space="preserve">lick on the create </w:t>
-      </w:r>
-      <w:r>
-        <w:t xml:space="preserve">+ button to record your </w:t>
-      </w:r>
-      <w:r>
-        <w:t xml:space="preserve">daily </w:t>
-      </w:r>
-      <w:commentRangeStart w:id="49"/>
-      <w:r>
+        <w:rPr/>
+        <w:t xml:space="preserve">lick on the create + button to record your daily </w:t>
+      </w:r>
+      <w:commentRangeStart w:id="5"/>
+      <w:r>
+        <w:rPr/>
         <w:t>entries</w:t>
       </w:r>
-      <w:commentRangeEnd w:id="49"/>
-      <w:r>
-        <w:rPr>
-          <w:rStyle w:val="CommentReference"/>
-        </w:rPr>
-        <w:commentReference w:id="49"/>
-      </w:r>
-      <w:r>
+      <w:r>
+        <w:rPr/>
+      </w:r>
+      <w:commentRangeEnd w:id="5"/>
+      <w:r>
+        <w:commentReference w:id="5"/>
+      </w:r>
+      <w:r>
+        <w:rPr/>
         <w:t>.</w:t>
       </w:r>
     </w:p>
     <w:p>
-      <w:r>
-        <w:rPr>
-          <w:noProof/>
-        </w:rPr>
-        <w:lastRenderedPageBreak/>
+      <w:pPr>
+        <w:pStyle w:val="Normal"/>
+        <w:rPr/>
+      </w:pPr>
+      <w:r>
+        <w:rPr/>
         <w:drawing>
-          <wp:inline distT="0" distB="0" distL="0" distR="0" wp14:anchorId="78452F5F" wp14:editId="5E94E514">
+          <wp:inline distT="0" distB="9525" distL="0" distR="9525">
             <wp:extent cx="6524625" cy="3705225"/>
-            <wp:effectExtent l="0" t="0" r="9525" b="9525"/>
-            <wp:docPr id="1726788971" name="Picture 1"/>
+            <wp:effectExtent l="0" t="0" r="0" b="0"/>
+            <wp:docPr id="14" name="Image4" descr=""/>
             <wp:cNvGraphicFramePr>
               <a:graphicFrameLocks xmlns:a="http://schemas.openxmlformats.org/drawingml/2006/main" noChangeAspect="1"/>
             </wp:cNvGraphicFramePr>
@@ -1781,16 +1822,18 @@
               <a:graphicData uri="http://schemas.openxmlformats.org/drawingml/2006/picture">
                 <pic:pic xmlns:pic="http://schemas.openxmlformats.org/drawingml/2006/picture">
                   <pic:nvPicPr>
-                    <pic:cNvPr id="1726788971" name=""/>
-                    <pic:cNvPicPr/>
+                    <pic:cNvPr id="14" name="Image4" descr=""/>
+                    <pic:cNvPicPr>
+                      <a:picLocks noChangeAspect="1" noChangeArrowheads="1"/>
+                    </pic:cNvPicPr>
                   </pic:nvPicPr>
                   <pic:blipFill>
-                    <a:blip r:embed="rId35"/>
+                    <a:blip r:embed="rId16"/>
                     <a:stretch>
                       <a:fillRect/>
                     </a:stretch>
                   </pic:blipFill>
-                  <pic:spPr>
+                  <pic:spPr bwMode="auto">
                     <a:xfrm>
                       <a:off x="0" y="0"/>
                       <a:ext cx="6524625" cy="3705225"/>
@@ -1813,145 +1856,145 @@
           <w:ilvl w:val="0"/>
           <w:numId w:val="2"/>
         </w:numPr>
-      </w:pPr>
-      <w:r>
-        <w:t xml:space="preserve">Clicking on the create </w:t>
-      </w:r>
-      <w:r>
-        <w:t xml:space="preserve">+ </w:t>
-      </w:r>
-      <w:r>
-        <w:t>button will take you here</w:t>
-      </w:r>
-      <w:r>
-        <w:t xml:space="preserve"> to this page,</w:t>
-      </w:r>
-      <w:r>
+        <w:rPr/>
+      </w:pPr>
+      <w:r>
+        <w:rPr/>
+        <w:t xml:space="preserve">Clicking on the create + button will take you here to this page, </w:t>
+      </w:r>
+      <w:del w:id="44" w:author="Balding, William (MARAD)" w:date="2026-03-05T13:27:00Z">
+        <w:r>
+          <w:rPr/>
+          <w:delText xml:space="preserve">to </w:delText>
+        </w:r>
+      </w:del>
+      <w:r>
+        <w:rPr/>
+        <w:t xml:space="preserve">the Oil record book </w:t>
+      </w:r>
+      <w:commentRangeStart w:id="6"/>
+      <w:r>
+        <w:rPr/>
+        <w:t>template</w:t>
+      </w:r>
+      <w:r>
+        <w:rPr/>
+      </w:r>
+      <w:commentRangeEnd w:id="6"/>
+      <w:r>
+        <w:commentReference w:id="6"/>
+      </w:r>
+      <w:r>
+        <w:rPr/>
+        <w:t xml:space="preserve">: </w:t>
+      </w:r>
+      <w:del w:id="45" w:author="Balding, William (MARAD)" w:date="2026-03-05T13:28:00Z">
+        <w:r>
+          <w:rPr/>
+          <w:delText>Please ensure you that all titled</w:delText>
+        </w:r>
+      </w:del>
+      <w:ins w:id="46" w:author="Balding, William (MARAD)" w:date="2026-03-05T13:28:00Z">
+        <w:r>
+          <w:rPr/>
+          <w:t>E</w:t>
+        </w:r>
+      </w:ins>
+      <w:del w:id="47" w:author="Balding, William (MARAD)" w:date="2026-03-05T13:28:00Z">
+        <w:r>
+          <w:rPr/>
+          <w:delText xml:space="preserve"> e</w:delText>
+        </w:r>
+      </w:del>
+      <w:r>
+        <w:rPr/>
+        <w:t xml:space="preserve">ntries </w:t>
+      </w:r>
+      <w:del w:id="48" w:author="Balding, William (MARAD)" w:date="2026-03-05T13:28:00Z">
+        <w:r>
+          <w:rPr/>
+          <w:delText xml:space="preserve">that are </w:delText>
+        </w:r>
+      </w:del>
+      <w:r>
+        <w:rPr/>
+        <w:t xml:space="preserve">underlined in red </w:t>
+      </w:r>
+      <w:ins w:id="49" w:author="Balding, William (MARAD)" w:date="2026-03-05T13:13:00Z">
+        <w:r>
+          <w:rPr/>
+          <w:t>are mandatory and must</w:t>
+        </w:r>
+      </w:ins>
+      <w:del w:id="50" w:author="Balding, William (MARAD)" w:date="2026-03-05T13:13:00Z">
+        <w:r>
+          <w:rPr/>
+          <w:delText xml:space="preserve"> has to</w:delText>
+        </w:r>
+      </w:del>
+      <w:r>
+        <w:rPr/>
+        <w:t xml:space="preserve"> be completed </w:t>
+      </w:r>
+      <w:del w:id="51" w:author="Balding, William (MARAD)" w:date="2026-03-05T13:13:00Z">
+        <w:r>
+          <w:rPr/>
+          <w:delText>i</w:delText>
+        </w:r>
+      </w:del>
+      <w:del w:id="52" w:author="Balding, William (MARAD)" w:date="2026-03-05T13:14:00Z">
+        <w:r>
+          <w:rPr/>
+          <w:delText xml:space="preserve">n order </w:delText>
+        </w:r>
+      </w:del>
+      <w:r>
+        <w:rPr/>
+        <w:t xml:space="preserve">for </w:t>
+      </w:r>
+      <w:del w:id="53" w:author="Balding, William (MARAD)" w:date="2026-03-05T13:29:00Z">
+        <w:r>
+          <w:rPr/>
+          <w:delText>the record</w:delText>
+        </w:r>
+      </w:del>
+      <w:r>
+        <w:rPr/>
         <w:t xml:space="preserve"> </w:t>
       </w:r>
-      <w:del w:id="50" w:author="Balding, William (MARAD)" w:date="2026-03-05T13:27:00Z">
-        <w:r>
-          <w:delText xml:space="preserve">to </w:delText>
+      <w:ins w:id="54" w:author="Balding, William (MARAD)" w:date="2026-03-05T13:14:00Z">
+        <w:r>
+          <w:rPr/>
+          <w:t>submission</w:t>
+        </w:r>
+      </w:ins>
+      <w:ins w:id="55" w:author="Balding, William (MARAD)" w:date="2026-03-05T13:29:00Z">
+        <w:r>
+          <w:rPr/>
+          <w:t xml:space="preserve"> of the E Log record</w:t>
+        </w:r>
+      </w:ins>
+      <w:ins w:id="56" w:author="Balding, William (MARAD)" w:date="2026-03-05T13:14:00Z">
+        <w:r>
+          <w:rPr/>
+          <w:t>.</w:t>
+        </w:r>
+      </w:ins>
+      <w:del w:id="57" w:author="Balding, William (MARAD)" w:date="2026-03-05T13:14:00Z">
+        <w:r>
+          <w:rPr/>
+          <w:delText>to be submitted</w:delText>
         </w:r>
       </w:del>
       <w:r>
-        <w:t xml:space="preserve">the </w:t>
-      </w:r>
-      <w:r>
-        <w:t xml:space="preserve">Oil record book </w:t>
-      </w:r>
-      <w:commentRangeStart w:id="51"/>
-      <w:r>
-        <w:t>template</w:t>
-      </w:r>
-      <w:commentRangeEnd w:id="51"/>
-      <w:r>
-        <w:rPr>
-          <w:rStyle w:val="CommentReference"/>
-        </w:rPr>
-        <w:commentReference w:id="51"/>
-      </w:r>
-      <w:r>
-        <w:t>:</w:t>
-      </w:r>
-      <w:r>
-        <w:t xml:space="preserve"> </w:t>
-      </w:r>
-      <w:del w:id="52" w:author="Balding, William (MARAD)" w:date="2026-03-05T13:28:00Z">
-        <w:r>
-          <w:delText xml:space="preserve">Please ensure you </w:delText>
-        </w:r>
-        <w:r>
-          <w:delText xml:space="preserve">that all </w:delText>
-        </w:r>
-        <w:r>
-          <w:delText>titled</w:delText>
-        </w:r>
-      </w:del>
-      <w:ins w:id="53" w:author="Balding, William (MARAD)" w:date="2026-03-05T13:28:00Z">
-        <w:r>
-          <w:t>E</w:t>
-        </w:r>
-      </w:ins>
-      <w:del w:id="54" w:author="Balding, William (MARAD)" w:date="2026-03-05T13:28:00Z">
-        <w:r>
-          <w:delText xml:space="preserve"> e</w:delText>
-        </w:r>
-      </w:del>
-      <w:r>
-        <w:t xml:space="preserve">ntries </w:t>
-      </w:r>
-      <w:del w:id="55" w:author="Balding, William (MARAD)" w:date="2026-03-05T13:28:00Z">
-        <w:r>
-          <w:delText xml:space="preserve">that are </w:delText>
-        </w:r>
-      </w:del>
-      <w:r>
-        <w:t xml:space="preserve">underlined in red </w:t>
-      </w:r>
-      <w:ins w:id="56" w:author="Balding, William (MARAD)" w:date="2026-03-05T13:13:00Z">
-        <w:r>
-          <w:t>are mandatory and must</w:t>
-        </w:r>
-      </w:ins>
-      <w:del w:id="57" w:author="Balding, William (MARAD)" w:date="2026-03-05T13:13:00Z">
-        <w:r>
-          <w:delText xml:space="preserve"> has to</w:delText>
-        </w:r>
-      </w:del>
-      <w:r>
-        <w:t xml:space="preserve"> be completed </w:t>
-      </w:r>
-      <w:del w:id="58" w:author="Balding, William (MARAD)" w:date="2026-03-05T13:13:00Z">
-        <w:r>
-          <w:delText>i</w:delText>
-        </w:r>
-      </w:del>
-      <w:del w:id="59" w:author="Balding, William (MARAD)" w:date="2026-03-05T13:14:00Z">
-        <w:r>
-          <w:delText xml:space="preserve">n order </w:delText>
-        </w:r>
-      </w:del>
-      <w:r>
-        <w:t xml:space="preserve">for </w:t>
-      </w:r>
-      <w:del w:id="60" w:author="Balding, William (MARAD)" w:date="2026-03-05T13:29:00Z">
-        <w:r>
-          <w:delText>the record</w:delText>
-        </w:r>
-      </w:del>
-      <w:r>
-        <w:t xml:space="preserve"> </w:t>
-      </w:r>
-      <w:ins w:id="61" w:author="Balding, William (MARAD)" w:date="2026-03-05T13:14:00Z">
-        <w:r>
-          <w:t>submission</w:t>
-        </w:r>
-      </w:ins>
-      <w:ins w:id="62" w:author="Balding, William (MARAD)" w:date="2026-03-05T13:29:00Z">
-        <w:r>
-          <w:t xml:space="preserve"> of the E Log record</w:t>
-        </w:r>
-      </w:ins>
-      <w:ins w:id="63" w:author="Balding, William (MARAD)" w:date="2026-03-05T13:14:00Z">
-        <w:r>
-          <w:t>.</w:t>
-        </w:r>
-      </w:ins>
-      <w:del w:id="64" w:author="Balding, William (MARAD)" w:date="2026-03-05T13:14:00Z">
-        <w:r>
-          <w:delText>to be submitted</w:delText>
-        </w:r>
-      </w:del>
-      <w:r>
+        <w:rPr/>
         <w:t>.</w:t>
       </w:r>
     </w:p>
     <w:p>
       <w:pPr>
         <w:pStyle w:val="ListParagraph"/>
-        <w:spacing w:after="0" w:line="240" w:lineRule="auto"/>
-        <w:contextualSpacing w:val="0"/>
+        <w:spacing w:lineRule="auto" w:line="240" w:before="0" w:after="0"/>
         <w:rPr>
           <w:rFonts w:eastAsia="Times New Roman"/>
           <w:color w:val="1F497D"/>
@@ -1961,130 +2004,1389 @@
       </w:pPr>
       <w:r>
         <w:rPr>
+          <w:color w:val="1F497D"/>
+          <w:sz w:val="24"/>
+          <w:szCs w:val="24"/>
+        </w:rPr>
+      </w:r>
+    </w:p>
+    <w:p>
+      <w:pPr>
+        <w:pStyle w:val="ListParagraph"/>
+        <w:spacing w:lineRule="auto" w:line="240" w:before="0" w:after="0"/>
+        <w:rPr>
           <w:rFonts w:eastAsia="Times New Roman"/>
           <w:color w:val="1F497D"/>
           <w:sz w:val="24"/>
           <w:szCs w:val="24"/>
         </w:rPr>
-        <w:t xml:space="preserve">The End </w:t>
-      </w:r>
-    </w:p>
-    <w:p>
-      <w:pPr>
+      </w:pPr>
+      <w:r>
         <w:rPr>
           <w:color w:val="1F497D"/>
           <w:sz w:val="24"/>
           <w:szCs w:val="24"/>
         </w:rPr>
-      </w:pPr>
-    </w:p>
-    <w:p/>
-    <w:p/>
+      </w:r>
+    </w:p>
+    <w:p>
+      <w:pPr>
+        <w:pStyle w:val="ListParagraph"/>
+        <w:spacing w:lineRule="auto" w:line="240" w:before="0" w:after="0"/>
+        <w:ind w:hanging="0"/>
+        <w:rPr>
+          <w:color w:val="1F497D"/>
+          <w:sz w:val="24"/>
+          <w:szCs w:val="24"/>
+        </w:rPr>
+      </w:pPr>
+      <w:r>
+        <w:rPr>
+          <w:rFonts w:eastAsia="Times New Roman"/>
+          <w:color w:val="1F497D"/>
+          <w:sz w:val="24"/>
+          <w:szCs w:val="24"/>
+        </w:rPr>
+        <w:t>Machinery Space Operations</w:t>
+      </w:r>
+    </w:p>
+    <w:p>
+      <w:pPr>
+        <w:pStyle w:val="ListParagraph"/>
+        <w:spacing w:lineRule="auto" w:line="240" w:before="0" w:after="0"/>
+        <w:ind w:hanging="0"/>
+        <w:rPr>
+          <w:color w:val="1F497D"/>
+          <w:sz w:val="24"/>
+          <w:szCs w:val="24"/>
+        </w:rPr>
+      </w:pPr>
+      <w:r>
+        <w:rPr>
+          <w:rFonts w:eastAsia="Times New Roman"/>
+          <w:color w:val="1F497D"/>
+          <w:sz w:val="24"/>
+          <w:szCs w:val="24"/>
+        </w:rPr>
+        <w:t>Create</w:t>
+      </w:r>
+    </w:p>
+    <w:p>
+      <w:pPr>
+        <w:pStyle w:val="ListParagraph"/>
+        <w:spacing w:lineRule="auto" w:line="240" w:before="0" w:after="0"/>
+        <w:rPr>
+          <w:rFonts w:eastAsia="Times New Roman"/>
+        </w:rPr>
+      </w:pPr>
+      <w:r>
+        <w:rPr>
+          <w:color w:val="1F497D"/>
+          <w:sz w:val="24"/>
+          <w:szCs w:val="24"/>
+        </w:rPr>
+      </w:r>
+    </w:p>
+    <w:p>
+      <w:pPr>
+        <w:pStyle w:val="ListParagraph"/>
+        <w:ind w:hanging="0"/>
+        <w:rPr/>
+      </w:pPr>
+      <w:r>
+        <w:rPr/>
+        <w:t>1. From the Electronic Record Books ( eLogs ) screen (ship level), select the Oil Record Book Part I – Machinery Space Operations Operations.</w:t>
+      </w:r>
+    </w:p>
+    <w:p>
+      <w:pPr>
+        <w:pStyle w:val="ListParagraph"/>
+        <w:ind w:hanging="0"/>
+        <w:rPr/>
+      </w:pPr>
+      <w:r>
+        <w:rPr/>
+      </w:r>
+    </w:p>
+    <w:p>
+      <w:pPr>
+        <w:pStyle w:val="ListParagraph"/>
+        <w:ind w:hanging="0"/>
+        <w:rPr/>
+      </w:pPr>
+      <w:r>
+        <w:rPr/>
+        <w:t>2. On the record book menu, select the Create button. The record book’s screen displays.</w:t>
+      </w:r>
+    </w:p>
+    <w:p>
+      <w:pPr>
+        <w:pStyle w:val="ListParagraph"/>
+        <w:ind w:hanging="0"/>
+        <w:rPr/>
+      </w:pPr>
+      <w:r>
+        <w:rPr/>
+      </w:r>
+    </w:p>
+    <w:p>
+      <w:pPr>
+        <w:pStyle w:val="ListParagraph"/>
+        <w:ind w:hanging="0"/>
+        <w:rPr/>
+      </w:pPr>
+      <w:r>
+        <w:rPr/>
+        <w:t>3. Select the appropriate Record Date and Category. The form will populate with additional sections for data entry.</w:t>
+      </w:r>
+    </w:p>
+    <w:p>
+      <w:pPr>
+        <w:pStyle w:val="ListParagraph"/>
+        <w:ind w:hanging="0"/>
+        <w:rPr/>
+      </w:pPr>
+      <w:r>
+        <w:rPr/>
+      </w:r>
+    </w:p>
+    <w:p>
+      <w:pPr>
+        <w:pStyle w:val="ListParagraph"/>
+        <w:ind w:hanging="0"/>
+        <w:rPr/>
+      </w:pPr>
+      <w:r>
+        <w:rPr/>
+      </w:r>
+    </w:p>
+    <w:p>
+      <w:pPr>
+        <w:pStyle w:val="ListParagraph"/>
+        <w:ind w:hanging="0"/>
+        <w:rPr/>
+      </w:pPr>
+      <w:r>
+        <w:rPr/>
+        <w:t>Tip! eLogs uses Greenwich Mean Time (GMT) and Local Time (LT) in record detail. The time is entered using military time format. Time entries display in the Preview Record Book Entry, in the exported file and can be found in the print out of the record.</w:t>
+      </w:r>
+    </w:p>
+    <w:p>
+      <w:pPr>
+        <w:pStyle w:val="ListParagraph"/>
+        <w:ind w:hanging="0"/>
+        <w:rPr/>
+      </w:pPr>
+      <w:r>
+        <w:rPr/>
+      </w:r>
+    </w:p>
+    <w:p>
+      <w:pPr>
+        <w:pStyle w:val="ListParagraph"/>
+        <w:ind w:hanging="0"/>
+        <w:rPr/>
+      </w:pPr>
+      <w:r>
+        <w:rPr/>
+        <w:drawing>
+          <wp:anchor behindDoc="0" distT="0" distB="0" distL="0" distR="0" simplePos="0" locked="0" layoutInCell="1" allowOverlap="1" relativeHeight="16">
+            <wp:simplePos x="0" y="0"/>
+            <wp:positionH relativeFrom="column">
+              <wp:align>center</wp:align>
+            </wp:positionH>
+            <wp:positionV relativeFrom="paragraph">
+              <wp:posOffset>635</wp:posOffset>
+            </wp:positionV>
+            <wp:extent cx="5943600" cy="3194050"/>
+            <wp:effectExtent l="0" t="0" r="0" b="0"/>
+            <wp:wrapSquare wrapText="largest"/>
+            <wp:docPr id="15" name="Image5" descr=""/>
+            <wp:cNvGraphicFramePr>
+              <a:graphicFrameLocks xmlns:a="http://schemas.openxmlformats.org/drawingml/2006/main" noChangeAspect="1"/>
+            </wp:cNvGraphicFramePr>
+            <a:graphic xmlns:a="http://schemas.openxmlformats.org/drawingml/2006/main">
+              <a:graphicData uri="http://schemas.openxmlformats.org/drawingml/2006/picture">
+                <pic:pic xmlns:pic="http://schemas.openxmlformats.org/drawingml/2006/picture">
+                  <pic:nvPicPr>
+                    <pic:cNvPr id="15" name="Image5" descr=""/>
+                    <pic:cNvPicPr>
+                      <a:picLocks noChangeAspect="1" noChangeArrowheads="1"/>
+                    </pic:cNvPicPr>
+                  </pic:nvPicPr>
+                  <pic:blipFill>
+                    <a:blip r:embed="rId17"/>
+                    <a:stretch>
+                      <a:fillRect/>
+                    </a:stretch>
+                  </pic:blipFill>
+                  <pic:spPr bwMode="auto">
+                    <a:xfrm>
+                      <a:off x="0" y="0"/>
+                      <a:ext cx="5943600" cy="3194050"/>
+                    </a:xfrm>
+                    <a:prstGeom prst="rect">
+                      <a:avLst/>
+                    </a:prstGeom>
+                  </pic:spPr>
+                </pic:pic>
+              </a:graphicData>
+            </a:graphic>
+          </wp:anchor>
+        </w:drawing>
+      </w:r>
+    </w:p>
+    <w:p>
+      <w:pPr>
+        <w:pStyle w:val="ListParagraph"/>
+        <w:ind w:hanging="0"/>
+        <w:rPr/>
+      </w:pPr>
+      <w:r>
+        <w:rPr/>
+      </w:r>
+    </w:p>
+    <w:p>
+      <w:pPr>
+        <w:pStyle w:val="ListParagraph"/>
+        <w:ind w:hanging="0"/>
+        <w:rPr/>
+      </w:pPr>
+      <w:r>
+        <w:rPr/>
+        <w:t>4. Enter the appropriate information in all required fields. Required fields are underlined in red.</w:t>
+      </w:r>
+    </w:p>
+    <w:p>
+      <w:pPr>
+        <w:pStyle w:val="Normal"/>
+        <w:rPr/>
+      </w:pPr>
+      <w:r>
+        <w:rPr/>
+        <w:t>5. Optional. For Tank Details, there are three options that can be selected where ballasting was performed: Already Cleaned, Not Cleaned, Performed Cleaning</w:t>
+      </w:r>
+    </w:p>
+    <w:p>
+      <w:pPr>
+        <w:pStyle w:val="Normal"/>
+        <w:rPr/>
+      </w:pPr>
+      <w:r>
+        <w:rPr/>
+        <w:drawing>
+          <wp:anchor behindDoc="0" distT="0" distB="0" distL="0" distR="0" simplePos="0" locked="0" layoutInCell="1" allowOverlap="1" relativeHeight="17">
+            <wp:simplePos x="0" y="0"/>
+            <wp:positionH relativeFrom="column">
+              <wp:align>center</wp:align>
+            </wp:positionH>
+            <wp:positionV relativeFrom="paragraph">
+              <wp:posOffset>635</wp:posOffset>
+            </wp:positionV>
+            <wp:extent cx="5943600" cy="3194050"/>
+            <wp:effectExtent l="0" t="0" r="0" b="0"/>
+            <wp:wrapSquare wrapText="largest"/>
+            <wp:docPr id="16" name="Image6" descr=""/>
+            <wp:cNvGraphicFramePr>
+              <a:graphicFrameLocks xmlns:a="http://schemas.openxmlformats.org/drawingml/2006/main" noChangeAspect="1"/>
+            </wp:cNvGraphicFramePr>
+            <a:graphic xmlns:a="http://schemas.openxmlformats.org/drawingml/2006/main">
+              <a:graphicData uri="http://schemas.openxmlformats.org/drawingml/2006/picture">
+                <pic:pic xmlns:pic="http://schemas.openxmlformats.org/drawingml/2006/picture">
+                  <pic:nvPicPr>
+                    <pic:cNvPr id="16" name="Image6" descr=""/>
+                    <pic:cNvPicPr>
+                      <a:picLocks noChangeAspect="1" noChangeArrowheads="1"/>
+                    </pic:cNvPicPr>
+                  </pic:nvPicPr>
+                  <pic:blipFill>
+                    <a:blip r:embed="rId18"/>
+                    <a:stretch>
+                      <a:fillRect/>
+                    </a:stretch>
+                  </pic:blipFill>
+                  <pic:spPr bwMode="auto">
+                    <a:xfrm>
+                      <a:off x="0" y="0"/>
+                      <a:ext cx="5943600" cy="3194050"/>
+                    </a:xfrm>
+                    <a:prstGeom prst="rect">
+                      <a:avLst/>
+                    </a:prstGeom>
+                  </pic:spPr>
+                </pic:pic>
+              </a:graphicData>
+            </a:graphic>
+          </wp:anchor>
+        </w:drawing>
+      </w:r>
+    </w:p>
+    <w:p>
+      <w:pPr>
+        <w:pStyle w:val="Normal"/>
+        <w:rPr/>
+      </w:pPr>
+      <w:r>
+        <w:rPr/>
+      </w:r>
+    </w:p>
+    <w:p>
+      <w:pPr>
+        <w:pStyle w:val="Normal"/>
+        <w:rPr/>
+      </w:pPr>
+      <w:r>
+        <w:rPr/>
+      </w:r>
+    </w:p>
+    <w:p>
+      <w:pPr>
+        <w:pStyle w:val="Normal"/>
+        <w:rPr/>
+      </w:pPr>
+      <w:r>
+        <w:rPr/>
+        <w:t xml:space="preserve">• </w:t>
+      </w:r>
+      <w:r>
+        <w:rPr/>
+        <w:t>To view the Vessel’s Last Known Status, click the button located to the top right of the screen just above the Save As Draft button. The Vessel’s Last Known Status dialog will be opened. Click either Vessel’s Operational Status or Engine Status for details.</w:t>
+      </w:r>
+    </w:p>
+    <w:p>
+      <w:pPr>
+        <w:pStyle w:val="Normal"/>
+        <w:rPr/>
+      </w:pPr>
+      <w:r>
+        <w:rPr/>
+        <w:t>Tip! This feature can be used on a rig or offshore vessel to view the time and location of the vessel when the logbook is accessed.</w:t>
+      </w:r>
+    </w:p>
+    <w:p>
+      <w:pPr>
+        <w:pStyle w:val="Normal"/>
+        <w:rPr/>
+      </w:pPr>
+      <w:r>
+        <w:rPr/>
+      </w:r>
+    </w:p>
+    <w:p>
+      <w:pPr>
+        <w:pStyle w:val="Normal"/>
+        <w:rPr/>
+      </w:pPr>
+      <w:r>
+        <w:rPr/>
+        <w:t>To create a record for ballast or cleaning water discharge from oil fuel tanks, navigate to ”Oil Record Book Part I – Machinery Space Operations”</w:t>
+      </w:r>
+    </w:p>
+    <w:p>
+      <w:pPr>
+        <w:pStyle w:val="Normal"/>
+        <w:rPr/>
+      </w:pPr>
+      <w:r>
+        <w:drawing>
+          <wp:anchor behindDoc="0" distT="0" distB="0" distL="0" distR="0" simplePos="0" locked="0" layoutInCell="1" allowOverlap="1" relativeHeight="18">
+            <wp:simplePos x="0" y="0"/>
+            <wp:positionH relativeFrom="column">
+              <wp:align>center</wp:align>
+            </wp:positionH>
+            <wp:positionV relativeFrom="paragraph">
+              <wp:posOffset>635</wp:posOffset>
+            </wp:positionV>
+            <wp:extent cx="5943600" cy="2865755"/>
+            <wp:effectExtent l="0" t="0" r="0" b="0"/>
+            <wp:wrapSquare wrapText="largest"/>
+            <wp:docPr id="17" name="Image7" descr=""/>
+            <wp:cNvGraphicFramePr>
+              <a:graphicFrameLocks xmlns:a="http://schemas.openxmlformats.org/drawingml/2006/main" noChangeAspect="1"/>
+            </wp:cNvGraphicFramePr>
+            <a:graphic xmlns:a="http://schemas.openxmlformats.org/drawingml/2006/main">
+              <a:graphicData uri="http://schemas.openxmlformats.org/drawingml/2006/picture">
+                <pic:pic xmlns:pic="http://schemas.openxmlformats.org/drawingml/2006/picture">
+                  <pic:nvPicPr>
+                    <pic:cNvPr id="17" name="Image7" descr=""/>
+                    <pic:cNvPicPr>
+                      <a:picLocks noChangeAspect="1" noChangeArrowheads="1"/>
+                    </pic:cNvPicPr>
+                  </pic:nvPicPr>
+                  <pic:blipFill>
+                    <a:blip r:embed="rId19"/>
+                    <a:stretch>
+                      <a:fillRect/>
+                    </a:stretch>
+                  </pic:blipFill>
+                  <pic:spPr bwMode="auto">
+                    <a:xfrm>
+                      <a:off x="0" y="0"/>
+                      <a:ext cx="5943600" cy="2865755"/>
+                    </a:xfrm>
+                    <a:prstGeom prst="rect">
+                      <a:avLst/>
+                    </a:prstGeom>
+                  </pic:spPr>
+                </pic:pic>
+              </a:graphicData>
+            </a:graphic>
+          </wp:anchor>
+        </w:drawing>
+      </w:r>
+      <w:r>
+        <w:rPr/>
+        <w:t>For the Category, select “ (B) Discharge of dirty ballast or cleaning water from oil fuel referred to under section (A) ”.</w:t>
+      </w:r>
+    </w:p>
+    <w:p>
+      <w:pPr>
+        <w:pStyle w:val="Normal"/>
+        <w:rPr/>
+      </w:pPr>
+      <w:r>
+        <w:rPr/>
+      </w:r>
+    </w:p>
+    <w:p>
+      <w:pPr>
+        <w:pStyle w:val="Normal"/>
+        <w:rPr/>
+      </w:pPr>
+      <w:r>
+        <w:rPr/>
+      </w:r>
+    </w:p>
+    <w:p>
+      <w:pPr>
+        <w:pStyle w:val="Normal"/>
+        <w:rPr/>
+      </w:pPr>
+      <w:r>
+        <w:rPr/>
+      </w:r>
+    </w:p>
+    <w:p>
+      <w:pPr>
+        <w:pStyle w:val="Normal"/>
+        <w:rPr/>
+      </w:pPr>
+      <w:r>
+        <w:rPr/>
+      </w:r>
+    </w:p>
+    <w:p>
+      <w:pPr>
+        <w:pStyle w:val="Normal"/>
+        <w:rPr/>
+      </w:pPr>
+      <w:r>
+        <w:rPr/>
+      </w:r>
+    </w:p>
+    <w:p>
+      <w:pPr>
+        <w:pStyle w:val="Normal"/>
+        <w:rPr/>
+      </w:pPr>
+      <w:r>
+        <w:rPr/>
+      </w:r>
+    </w:p>
+    <w:p>
+      <w:pPr>
+        <w:pStyle w:val="Normal"/>
+        <w:rPr/>
+      </w:pPr>
+      <w:r>
+        <w:rPr/>
+      </w:r>
+    </w:p>
+    <w:p>
+      <w:pPr>
+        <w:pStyle w:val="Normal"/>
+        <w:rPr/>
+      </w:pPr>
+      <w:r>
+        <w:rPr/>
+      </w:r>
+    </w:p>
+    <w:p>
+      <w:pPr>
+        <w:pStyle w:val="Normal"/>
+        <w:rPr/>
+      </w:pPr>
+      <w:r>
+        <w:rPr/>
+        <w:t>To create a record for weekly update of residues, navigate to “Oil Record Book Part I –Machinery Space Operations”</w:t>
+      </w:r>
+    </w:p>
+    <w:p>
+      <w:pPr>
+        <w:pStyle w:val="Normal"/>
+        <w:rPr/>
+      </w:pPr>
+      <w:r>
+        <w:drawing>
+          <wp:anchor behindDoc="0" distT="0" distB="0" distL="0" distR="0" simplePos="0" locked="0" layoutInCell="1" allowOverlap="1" relativeHeight="19">
+            <wp:simplePos x="0" y="0"/>
+            <wp:positionH relativeFrom="column">
+              <wp:align>center</wp:align>
+            </wp:positionH>
+            <wp:positionV relativeFrom="paragraph">
+              <wp:posOffset>635</wp:posOffset>
+            </wp:positionV>
+            <wp:extent cx="5943600" cy="2865755"/>
+            <wp:effectExtent l="0" t="0" r="0" b="0"/>
+            <wp:wrapSquare wrapText="largest"/>
+            <wp:docPr id="18" name="Image8" descr=""/>
+            <wp:cNvGraphicFramePr>
+              <a:graphicFrameLocks xmlns:a="http://schemas.openxmlformats.org/drawingml/2006/main" noChangeAspect="1"/>
+            </wp:cNvGraphicFramePr>
+            <a:graphic xmlns:a="http://schemas.openxmlformats.org/drawingml/2006/main">
+              <a:graphicData uri="http://schemas.openxmlformats.org/drawingml/2006/picture">
+                <pic:pic xmlns:pic="http://schemas.openxmlformats.org/drawingml/2006/picture">
+                  <pic:nvPicPr>
+                    <pic:cNvPr id="18" name="Image8" descr=""/>
+                    <pic:cNvPicPr>
+                      <a:picLocks noChangeAspect="1" noChangeArrowheads="1"/>
+                    </pic:cNvPicPr>
+                  </pic:nvPicPr>
+                  <pic:blipFill>
+                    <a:blip r:embed="rId20"/>
+                    <a:stretch>
+                      <a:fillRect/>
+                    </a:stretch>
+                  </pic:blipFill>
+                  <pic:spPr bwMode="auto">
+                    <a:xfrm>
+                      <a:off x="0" y="0"/>
+                      <a:ext cx="5943600" cy="2865755"/>
+                    </a:xfrm>
+                    <a:prstGeom prst="rect">
+                      <a:avLst/>
+                    </a:prstGeom>
+                  </pic:spPr>
+                </pic:pic>
+              </a:graphicData>
+            </a:graphic>
+          </wp:anchor>
+        </w:drawing>
+      </w:r>
+      <w:r>
+        <w:rPr/>
+        <w:t>For the Category, select “(C) Collections, transfer, and disposal of oil residues ”. Then select “Weekly Update of Oil Residues”.</w:t>
+      </w:r>
+    </w:p>
+    <w:p>
+      <w:pPr>
+        <w:pStyle w:val="Normal"/>
+        <w:rPr/>
+      </w:pPr>
+      <w:r>
+        <w:rPr/>
+      </w:r>
+    </w:p>
+    <w:p>
+      <w:pPr>
+        <w:pStyle w:val="Normal"/>
+        <w:rPr/>
+      </w:pPr>
+      <w:r>
+        <w:rPr/>
+        <w:t>To create a record for non-automatic water discharge, navigate to “Oil Record Book Part I – Machinery Space Operations”</w:t>
+      </w:r>
+    </w:p>
+    <w:p>
+      <w:pPr>
+        <w:pStyle w:val="Normal"/>
+        <w:rPr/>
+      </w:pPr>
+      <w:r>
+        <w:rPr/>
+        <w:drawing>
+          <wp:anchor behindDoc="0" distT="0" distB="0" distL="0" distR="0" simplePos="0" locked="0" layoutInCell="1" allowOverlap="1" relativeHeight="20">
+            <wp:simplePos x="0" y="0"/>
+            <wp:positionH relativeFrom="column">
+              <wp:align>center</wp:align>
+            </wp:positionH>
+            <wp:positionV relativeFrom="paragraph">
+              <wp:posOffset>635</wp:posOffset>
+            </wp:positionV>
+            <wp:extent cx="5943600" cy="2767965"/>
+            <wp:effectExtent l="0" t="0" r="0" b="0"/>
+            <wp:wrapSquare wrapText="largest"/>
+            <wp:docPr id="19" name="Image9" descr=""/>
+            <wp:cNvGraphicFramePr>
+              <a:graphicFrameLocks xmlns:a="http://schemas.openxmlformats.org/drawingml/2006/main" noChangeAspect="1"/>
+            </wp:cNvGraphicFramePr>
+            <a:graphic xmlns:a="http://schemas.openxmlformats.org/drawingml/2006/main">
+              <a:graphicData uri="http://schemas.openxmlformats.org/drawingml/2006/picture">
+                <pic:pic xmlns:pic="http://schemas.openxmlformats.org/drawingml/2006/picture">
+                  <pic:nvPicPr>
+                    <pic:cNvPr id="19" name="Image9" descr=""/>
+                    <pic:cNvPicPr>
+                      <a:picLocks noChangeAspect="1" noChangeArrowheads="1"/>
+                    </pic:cNvPicPr>
+                  </pic:nvPicPr>
+                  <pic:blipFill>
+                    <a:blip r:embed="rId21"/>
+                    <a:stretch>
+                      <a:fillRect/>
+                    </a:stretch>
+                  </pic:blipFill>
+                  <pic:spPr bwMode="auto">
+                    <a:xfrm>
+                      <a:off x="0" y="0"/>
+                      <a:ext cx="5943600" cy="2767965"/>
+                    </a:xfrm>
+                    <a:prstGeom prst="rect">
+                      <a:avLst/>
+                    </a:prstGeom>
+                  </pic:spPr>
+                </pic:pic>
+              </a:graphicData>
+            </a:graphic>
+          </wp:anchor>
+        </w:drawing>
+      </w:r>
+    </w:p>
+    <w:p>
+      <w:pPr>
+        <w:pStyle w:val="Normal"/>
+        <w:rPr/>
+      </w:pPr>
+      <w:r>
+        <w:rPr/>
+        <w:t>For the Category, select “(D) Non-automatic discharge overboard or disposal otherwise of bilge water”.</w:t>
+      </w:r>
+    </w:p>
+    <w:p>
+      <w:pPr>
+        <w:pStyle w:val="Normal"/>
+        <w:rPr/>
+      </w:pPr>
+      <w:r>
+        <w:rPr/>
+      </w:r>
+    </w:p>
+    <w:p>
+      <w:pPr>
+        <w:pStyle w:val="Normal"/>
+        <w:rPr/>
+      </w:pPr>
+      <w:r>
+        <w:rPr/>
+        <w:t>To create a record for automatic water discharge, navigate to “Oil Record Book Part I – Machinery Space Operations”</w:t>
+      </w:r>
+    </w:p>
+    <w:p>
+      <w:pPr>
+        <w:pStyle w:val="Normal"/>
+        <w:rPr/>
+      </w:pPr>
+      <w:r>
+        <w:rPr/>
+        <w:drawing>
+          <wp:anchor behindDoc="0" distT="0" distB="0" distL="0" distR="0" simplePos="0" locked="0" layoutInCell="1" allowOverlap="1" relativeHeight="21">
+            <wp:simplePos x="0" y="0"/>
+            <wp:positionH relativeFrom="column">
+              <wp:align>center</wp:align>
+            </wp:positionH>
+            <wp:positionV relativeFrom="paragraph">
+              <wp:posOffset>635</wp:posOffset>
+            </wp:positionV>
+            <wp:extent cx="5943600" cy="2871470"/>
+            <wp:effectExtent l="0" t="0" r="0" b="0"/>
+            <wp:wrapSquare wrapText="largest"/>
+            <wp:docPr id="20" name="Image10" descr=""/>
+            <wp:cNvGraphicFramePr>
+              <a:graphicFrameLocks xmlns:a="http://schemas.openxmlformats.org/drawingml/2006/main" noChangeAspect="1"/>
+            </wp:cNvGraphicFramePr>
+            <a:graphic xmlns:a="http://schemas.openxmlformats.org/drawingml/2006/main">
+              <a:graphicData uri="http://schemas.openxmlformats.org/drawingml/2006/picture">
+                <pic:pic xmlns:pic="http://schemas.openxmlformats.org/drawingml/2006/picture">
+                  <pic:nvPicPr>
+                    <pic:cNvPr id="20" name="Image10" descr=""/>
+                    <pic:cNvPicPr>
+                      <a:picLocks noChangeAspect="1" noChangeArrowheads="1"/>
+                    </pic:cNvPicPr>
+                  </pic:nvPicPr>
+                  <pic:blipFill>
+                    <a:blip r:embed="rId22"/>
+                    <a:stretch>
+                      <a:fillRect/>
+                    </a:stretch>
+                  </pic:blipFill>
+                  <pic:spPr bwMode="auto">
+                    <a:xfrm>
+                      <a:off x="0" y="0"/>
+                      <a:ext cx="5943600" cy="2871470"/>
+                    </a:xfrm>
+                    <a:prstGeom prst="rect">
+                      <a:avLst/>
+                    </a:prstGeom>
+                  </pic:spPr>
+                </pic:pic>
+              </a:graphicData>
+            </a:graphic>
+          </wp:anchor>
+        </w:drawing>
+      </w:r>
+    </w:p>
+    <w:p>
+      <w:pPr>
+        <w:pStyle w:val="Normal"/>
+        <w:rPr/>
+      </w:pPr>
+      <w:r>
+        <w:rPr/>
+        <w:t>For the Category, select “(E) Automatic discharge overboard or disposal otherwise of bilge water”.</w:t>
+      </w:r>
+    </w:p>
+    <w:p>
+      <w:pPr>
+        <w:pStyle w:val="Normal"/>
+        <w:rPr/>
+      </w:pPr>
+      <w:r>
+        <w:rPr/>
+      </w:r>
+    </w:p>
+    <w:p>
+      <w:pPr>
+        <w:pStyle w:val="Normal"/>
+        <w:rPr/>
+      </w:pPr>
+      <w:r>
+        <w:rPr/>
+        <w:t>To create a record for oil filtering equipment condition, navigate to “Oil Record Book Part I – Machinery Space Operations”</w:t>
+      </w:r>
+    </w:p>
+    <w:p>
+      <w:pPr>
+        <w:pStyle w:val="Normal"/>
+        <w:rPr/>
+      </w:pPr>
+      <w:r>
+        <w:rPr/>
+        <w:drawing>
+          <wp:anchor behindDoc="0" distT="0" distB="0" distL="0" distR="0" simplePos="0" locked="0" layoutInCell="1" allowOverlap="1" relativeHeight="22">
+            <wp:simplePos x="0" y="0"/>
+            <wp:positionH relativeFrom="column">
+              <wp:align>center</wp:align>
+            </wp:positionH>
+            <wp:positionV relativeFrom="paragraph">
+              <wp:posOffset>635</wp:posOffset>
+            </wp:positionV>
+            <wp:extent cx="5943600" cy="2619375"/>
+            <wp:effectExtent l="0" t="0" r="0" b="0"/>
+            <wp:wrapSquare wrapText="largest"/>
+            <wp:docPr id="21" name="Image11" descr=""/>
+            <wp:cNvGraphicFramePr>
+              <a:graphicFrameLocks xmlns:a="http://schemas.openxmlformats.org/drawingml/2006/main" noChangeAspect="1"/>
+            </wp:cNvGraphicFramePr>
+            <a:graphic xmlns:a="http://schemas.openxmlformats.org/drawingml/2006/main">
+              <a:graphicData uri="http://schemas.openxmlformats.org/drawingml/2006/picture">
+                <pic:pic xmlns:pic="http://schemas.openxmlformats.org/drawingml/2006/picture">
+                  <pic:nvPicPr>
+                    <pic:cNvPr id="21" name="Image11" descr=""/>
+                    <pic:cNvPicPr>
+                      <a:picLocks noChangeAspect="1" noChangeArrowheads="1"/>
+                    </pic:cNvPicPr>
+                  </pic:nvPicPr>
+                  <pic:blipFill>
+                    <a:blip r:embed="rId23"/>
+                    <a:stretch>
+                      <a:fillRect/>
+                    </a:stretch>
+                  </pic:blipFill>
+                  <pic:spPr bwMode="auto">
+                    <a:xfrm>
+                      <a:off x="0" y="0"/>
+                      <a:ext cx="5943600" cy="2619375"/>
+                    </a:xfrm>
+                    <a:prstGeom prst="rect">
+                      <a:avLst/>
+                    </a:prstGeom>
+                  </pic:spPr>
+                </pic:pic>
+              </a:graphicData>
+            </a:graphic>
+          </wp:anchor>
+        </w:drawing>
+      </w:r>
+    </w:p>
+    <w:p>
+      <w:pPr>
+        <w:pStyle w:val="Normal"/>
+        <w:rPr/>
+      </w:pPr>
+      <w:r>
+        <w:rPr/>
+        <w:t>For the Category, select “(F) Condition of the oil filtering equipment”.</w:t>
+      </w:r>
+    </w:p>
+    <w:p>
+      <w:pPr>
+        <w:pStyle w:val="Normal"/>
+        <w:rPr/>
+      </w:pPr>
+      <w:r>
+        <w:rPr/>
+      </w:r>
+    </w:p>
+    <w:p>
+      <w:pPr>
+        <w:pStyle w:val="Normal"/>
+        <w:rPr/>
+      </w:pPr>
+      <w:r>
+        <w:rPr/>
+      </w:r>
+    </w:p>
+    <w:p>
+      <w:pPr>
+        <w:pStyle w:val="Normal"/>
+        <w:rPr/>
+      </w:pPr>
+      <w:r>
+        <w:rPr/>
+        <w:t>To create a record for oil discharges, navigate to “Oil Record Book Part I – MachinerySpace Operations”</w:t>
+      </w:r>
+    </w:p>
+    <w:p>
+      <w:pPr>
+        <w:pStyle w:val="Normal"/>
+        <w:rPr/>
+      </w:pPr>
+      <w:r>
+        <w:rPr/>
+        <w:drawing>
+          <wp:anchor behindDoc="0" distT="0" distB="0" distL="0" distR="0" simplePos="0" locked="0" layoutInCell="1" allowOverlap="1" relativeHeight="23">
+            <wp:simplePos x="0" y="0"/>
+            <wp:positionH relativeFrom="column">
+              <wp:align>center</wp:align>
+            </wp:positionH>
+            <wp:positionV relativeFrom="paragraph">
+              <wp:posOffset>635</wp:posOffset>
+            </wp:positionV>
+            <wp:extent cx="5943600" cy="2794635"/>
+            <wp:effectExtent l="0" t="0" r="0" b="0"/>
+            <wp:wrapSquare wrapText="largest"/>
+            <wp:docPr id="22" name="Image12" descr=""/>
+            <wp:cNvGraphicFramePr>
+              <a:graphicFrameLocks xmlns:a="http://schemas.openxmlformats.org/drawingml/2006/main" noChangeAspect="1"/>
+            </wp:cNvGraphicFramePr>
+            <a:graphic xmlns:a="http://schemas.openxmlformats.org/drawingml/2006/main">
+              <a:graphicData uri="http://schemas.openxmlformats.org/drawingml/2006/picture">
+                <pic:pic xmlns:pic="http://schemas.openxmlformats.org/drawingml/2006/picture">
+                  <pic:nvPicPr>
+                    <pic:cNvPr id="22" name="Image12" descr=""/>
+                    <pic:cNvPicPr>
+                      <a:picLocks noChangeAspect="1" noChangeArrowheads="1"/>
+                    </pic:cNvPicPr>
+                  </pic:nvPicPr>
+                  <pic:blipFill>
+                    <a:blip r:embed="rId24"/>
+                    <a:stretch>
+                      <a:fillRect/>
+                    </a:stretch>
+                  </pic:blipFill>
+                  <pic:spPr bwMode="auto">
+                    <a:xfrm>
+                      <a:off x="0" y="0"/>
+                      <a:ext cx="5943600" cy="2794635"/>
+                    </a:xfrm>
+                    <a:prstGeom prst="rect">
+                      <a:avLst/>
+                    </a:prstGeom>
+                  </pic:spPr>
+                </pic:pic>
+              </a:graphicData>
+            </a:graphic>
+          </wp:anchor>
+        </w:drawing>
+      </w:r>
+    </w:p>
+    <w:p>
+      <w:pPr>
+        <w:pStyle w:val="Normal"/>
+        <w:rPr/>
+      </w:pPr>
+      <w:r>
+        <w:rPr/>
+        <w:t>For the Category, select “(G) Accidental or other exceptional discharges of oil”.</w:t>
+      </w:r>
+    </w:p>
+    <w:p>
+      <w:pPr>
+        <w:pStyle w:val="Normal"/>
+        <w:rPr/>
+      </w:pPr>
+      <w:r>
+        <w:rPr/>
+        <w:t xml:space="preserve">Tip ! You need to enter </w:t>
+      </w:r>
+      <w:r>
+        <w:rPr>
+          <w:i/>
+          <w:iCs/>
+        </w:rPr>
+        <w:t>either</w:t>
+      </w:r>
+      <w:r>
+        <w:rPr/>
+        <w:t xml:space="preserve"> a port location </w:t>
+      </w:r>
+      <w:r>
+        <w:rPr>
+          <w:i/>
+          <w:iCs/>
+        </w:rPr>
+        <w:t>or</w:t>
+      </w:r>
+      <w:r>
+        <w:rPr/>
+        <w:t xml:space="preserve"> a latitude/longitude coordinate pair.</w:t>
+      </w:r>
+    </w:p>
+    <w:p>
+      <w:pPr>
+        <w:pStyle w:val="Normal"/>
+        <w:rPr>
+          <w:sz w:val="14"/>
+          <w:szCs w:val="14"/>
+        </w:rPr>
+      </w:pPr>
+      <w:r>
+        <w:rPr>
+          <w:sz w:val="14"/>
+          <w:szCs w:val="14"/>
+        </w:rPr>
+      </w:r>
+    </w:p>
+    <w:p>
+      <w:pPr>
+        <w:pStyle w:val="Normal"/>
+        <w:rPr/>
+      </w:pPr>
+      <w:r>
+        <w:rPr/>
+        <w:t>To create a record for bunkering of fuel/lubricating oil, navigate to “Oil Record Book Part I – Machinery Space Operations”</w:t>
+      </w:r>
+    </w:p>
+    <w:p>
+      <w:pPr>
+        <w:pStyle w:val="Normal"/>
+        <w:rPr>
+          <w:sz w:val="12"/>
+          <w:szCs w:val="12"/>
+        </w:rPr>
+      </w:pPr>
+      <w:r>
+        <w:rPr>
+          <w:sz w:val="12"/>
+          <w:szCs w:val="12"/>
+        </w:rPr>
+        <w:drawing>
+          <wp:anchor behindDoc="0" distT="0" distB="0" distL="0" distR="0" simplePos="0" locked="0" layoutInCell="1" allowOverlap="1" relativeHeight="24">
+            <wp:simplePos x="0" y="0"/>
+            <wp:positionH relativeFrom="column">
+              <wp:align>center</wp:align>
+            </wp:positionH>
+            <wp:positionV relativeFrom="paragraph">
+              <wp:posOffset>635</wp:posOffset>
+            </wp:positionV>
+            <wp:extent cx="5943600" cy="2814955"/>
+            <wp:effectExtent l="0" t="0" r="0" b="0"/>
+            <wp:wrapSquare wrapText="largest"/>
+            <wp:docPr id="23" name="Image13" descr=""/>
+            <wp:cNvGraphicFramePr>
+              <a:graphicFrameLocks xmlns:a="http://schemas.openxmlformats.org/drawingml/2006/main" noChangeAspect="1"/>
+            </wp:cNvGraphicFramePr>
+            <a:graphic xmlns:a="http://schemas.openxmlformats.org/drawingml/2006/main">
+              <a:graphicData uri="http://schemas.openxmlformats.org/drawingml/2006/picture">
+                <pic:pic xmlns:pic="http://schemas.openxmlformats.org/drawingml/2006/picture">
+                  <pic:nvPicPr>
+                    <pic:cNvPr id="23" name="Image13" descr=""/>
+                    <pic:cNvPicPr>
+                      <a:picLocks noChangeAspect="1" noChangeArrowheads="1"/>
+                    </pic:cNvPicPr>
+                  </pic:nvPicPr>
+                  <pic:blipFill>
+                    <a:blip r:embed="rId25"/>
+                    <a:stretch>
+                      <a:fillRect/>
+                    </a:stretch>
+                  </pic:blipFill>
+                  <pic:spPr bwMode="auto">
+                    <a:xfrm>
+                      <a:off x="0" y="0"/>
+                      <a:ext cx="5943600" cy="2814955"/>
+                    </a:xfrm>
+                    <a:prstGeom prst="rect">
+                      <a:avLst/>
+                    </a:prstGeom>
+                  </pic:spPr>
+                </pic:pic>
+              </a:graphicData>
+            </a:graphic>
+          </wp:anchor>
+        </w:drawing>
+      </w:r>
+    </w:p>
+    <w:p>
+      <w:pPr>
+        <w:pStyle w:val="Normal"/>
+        <w:rPr/>
+      </w:pPr>
+      <w:r>
+        <w:rPr/>
+        <w:t>For the Category, select “(H) Bunkering of fuel or bulk lubricating oil”.</w:t>
+      </w:r>
+    </w:p>
+    <w:p>
+      <w:pPr>
+        <w:pStyle w:val="Normal"/>
+        <w:rPr/>
+      </w:pPr>
+      <w:r>
+        <w:rPr/>
+        <w:t>The final category is for remarks or operations that do not have their own structured format.</w:t>
+      </w:r>
+    </w:p>
+    <w:p>
+      <w:pPr>
+        <w:pStyle w:val="Normal"/>
+        <w:rPr/>
+      </w:pPr>
+      <w:r>
+        <w:rPr/>
+        <w:drawing>
+          <wp:anchor behindDoc="0" distT="0" distB="0" distL="0" distR="0" simplePos="0" locked="0" layoutInCell="1" allowOverlap="1" relativeHeight="25">
+            <wp:simplePos x="0" y="0"/>
+            <wp:positionH relativeFrom="column">
+              <wp:align>center</wp:align>
+            </wp:positionH>
+            <wp:positionV relativeFrom="paragraph">
+              <wp:posOffset>635</wp:posOffset>
+            </wp:positionV>
+            <wp:extent cx="5943600" cy="2251710"/>
+            <wp:effectExtent l="0" t="0" r="0" b="0"/>
+            <wp:wrapSquare wrapText="largest"/>
+            <wp:docPr id="24" name="Image14" descr=""/>
+            <wp:cNvGraphicFramePr>
+              <a:graphicFrameLocks xmlns:a="http://schemas.openxmlformats.org/drawingml/2006/main" noChangeAspect="1"/>
+            </wp:cNvGraphicFramePr>
+            <a:graphic xmlns:a="http://schemas.openxmlformats.org/drawingml/2006/main">
+              <a:graphicData uri="http://schemas.openxmlformats.org/drawingml/2006/picture">
+                <pic:pic xmlns:pic="http://schemas.openxmlformats.org/drawingml/2006/picture">
+                  <pic:nvPicPr>
+                    <pic:cNvPr id="24" name="Image14" descr=""/>
+                    <pic:cNvPicPr>
+                      <a:picLocks noChangeAspect="1" noChangeArrowheads="1"/>
+                    </pic:cNvPicPr>
+                  </pic:nvPicPr>
+                  <pic:blipFill>
+                    <a:blip r:embed="rId26"/>
+                    <a:stretch>
+                      <a:fillRect/>
+                    </a:stretch>
+                  </pic:blipFill>
+                  <pic:spPr bwMode="auto">
+                    <a:xfrm>
+                      <a:off x="0" y="0"/>
+                      <a:ext cx="5943600" cy="2251710"/>
+                    </a:xfrm>
+                    <a:prstGeom prst="rect">
+                      <a:avLst/>
+                    </a:prstGeom>
+                  </pic:spPr>
+                </pic:pic>
+              </a:graphicData>
+            </a:graphic>
+          </wp:anchor>
+        </w:drawing>
+      </w:r>
+    </w:p>
+    <w:p>
+      <w:pPr>
+        <w:pStyle w:val="Normal"/>
+        <w:rPr/>
+      </w:pPr>
+      <w:r>
+        <w:rPr/>
+        <w:t>For the Category, select “ (I) Additional operating procedures and general remarks ”.</w:t>
+      </w:r>
+    </w:p>
+    <w:p>
+      <w:pPr>
+        <w:pStyle w:val="Normal"/>
+        <w:rPr/>
+      </w:pPr>
+      <w:r>
+        <w:rPr/>
+      </w:r>
+    </w:p>
+    <w:p>
+      <w:pPr>
+        <w:pStyle w:val="Normal"/>
+        <w:rPr/>
+      </w:pPr>
+      <w:r>
+        <w:rPr/>
+        <w:t>6. For all Categories: to add attachments, click the browse to upload hyperlink located in the Attachments section and select the appropriate file. File types that can be attached include PDF , DOCX , XLSX , PNG , JPG , GIF , and BMP .</w:t>
+      </w:r>
+    </w:p>
+    <w:p>
+      <w:pPr>
+        <w:pStyle w:val="Normal"/>
+        <w:rPr/>
+      </w:pPr>
+      <w:r>
+        <w:rPr/>
+        <w:t>7. Optional. To save the record book entry as a draft rather than submitting it for approval, in the Preview Record Book Entry section, click the Save as Draft button. Once a record is saved as a draft, the Delete button will appear in the Preview Record Book Entry section.</w:t>
+      </w:r>
+    </w:p>
+    <w:p>
+      <w:pPr>
+        <w:pStyle w:val="Normal"/>
+        <w:rPr/>
+      </w:pPr>
+      <w:r>
+        <w:rPr/>
+        <w:t>8. In the Sign section, enter the Officer-In-Charge, Rank, and signature.</w:t>
+      </w:r>
+    </w:p>
+    <w:p>
+      <w:pPr>
+        <w:pStyle w:val="Normal"/>
+        <w:rPr/>
+      </w:pPr>
+      <w:r>
+        <w:rPr/>
+        <w:drawing>
+          <wp:anchor behindDoc="0" distT="0" distB="0" distL="0" distR="0" simplePos="0" locked="0" layoutInCell="1" allowOverlap="1" relativeHeight="26">
+            <wp:simplePos x="0" y="0"/>
+            <wp:positionH relativeFrom="column">
+              <wp:posOffset>59690</wp:posOffset>
+            </wp:positionH>
+            <wp:positionV relativeFrom="paragraph">
+              <wp:posOffset>635</wp:posOffset>
+            </wp:positionV>
+            <wp:extent cx="5633720" cy="2134235"/>
+            <wp:effectExtent l="0" t="0" r="0" b="0"/>
+            <wp:wrapSquare wrapText="largest"/>
+            <wp:docPr id="25" name="Image15" descr=""/>
+            <wp:cNvGraphicFramePr>
+              <a:graphicFrameLocks xmlns:a="http://schemas.openxmlformats.org/drawingml/2006/main" noChangeAspect="1"/>
+            </wp:cNvGraphicFramePr>
+            <a:graphic xmlns:a="http://schemas.openxmlformats.org/drawingml/2006/main">
+              <a:graphicData uri="http://schemas.openxmlformats.org/drawingml/2006/picture">
+                <pic:pic xmlns:pic="http://schemas.openxmlformats.org/drawingml/2006/picture">
+                  <pic:nvPicPr>
+                    <pic:cNvPr id="25" name="Image15" descr=""/>
+                    <pic:cNvPicPr>
+                      <a:picLocks noChangeAspect="1" noChangeArrowheads="1"/>
+                    </pic:cNvPicPr>
+                  </pic:nvPicPr>
+                  <pic:blipFill>
+                    <a:blip r:embed="rId27"/>
+                    <a:stretch>
+                      <a:fillRect/>
+                    </a:stretch>
+                  </pic:blipFill>
+                  <pic:spPr bwMode="auto">
+                    <a:xfrm>
+                      <a:off x="0" y="0"/>
+                      <a:ext cx="5633720" cy="2134235"/>
+                    </a:xfrm>
+                    <a:prstGeom prst="rect">
+                      <a:avLst/>
+                    </a:prstGeom>
+                  </pic:spPr>
+                </pic:pic>
+              </a:graphicData>
+            </a:graphic>
+          </wp:anchor>
+        </w:drawing>
+      </w:r>
+    </w:p>
+    <w:p>
+      <w:pPr>
+        <w:pStyle w:val="Normal"/>
+        <w:rPr/>
+      </w:pPr>
+      <w:r>
+        <w:rPr/>
+      </w:r>
+    </w:p>
+    <w:p>
+      <w:pPr>
+        <w:pStyle w:val="Normal"/>
+        <w:rPr/>
+      </w:pPr>
+      <w:r>
+        <w:rPr/>
+      </w:r>
+    </w:p>
+    <w:p>
+      <w:pPr>
+        <w:pStyle w:val="Normal"/>
+        <w:rPr/>
+      </w:pPr>
+      <w:r>
+        <w:rPr/>
+      </w:r>
+    </w:p>
+    <w:p>
+      <w:pPr>
+        <w:pStyle w:val="Normal"/>
+        <w:rPr/>
+      </w:pPr>
+      <w:r>
+        <w:rPr/>
+      </w:r>
+    </w:p>
+    <w:p>
+      <w:pPr>
+        <w:pStyle w:val="Normal"/>
+        <w:rPr/>
+      </w:pPr>
+      <w:r>
+        <w:rPr/>
+      </w:r>
+    </w:p>
+    <w:p>
+      <w:pPr>
+        <w:pStyle w:val="Normal"/>
+        <w:rPr/>
+      </w:pPr>
+      <w:r>
+        <w:rPr/>
+      </w:r>
+    </w:p>
+    <w:p>
+      <w:pPr>
+        <w:pStyle w:val="Normal"/>
+        <w:rPr/>
+      </w:pPr>
+      <w:r>
+        <w:rPr/>
+      </w:r>
+    </w:p>
+    <w:p>
+      <w:pPr>
+        <w:pStyle w:val="Normal"/>
+        <w:rPr/>
+      </w:pPr>
+      <w:r>
+        <w:rPr/>
+        <w:t>9. From the Preview Record Book Entry section, click the Submit button. An “Enter Your PIN Number” dialog displays.</w:t>
+      </w:r>
+    </w:p>
+    <w:p>
+      <w:pPr>
+        <w:pStyle w:val="Normal"/>
+        <w:spacing w:before="0" w:after="160"/>
+        <w:rPr/>
+      </w:pPr>
+      <w:r>
+        <w:rPr/>
+        <w:t>10. Enter the appropriate Pin Number and then click “Ok”.</w:t>
+      </w:r>
+    </w:p>
     <w:sectPr>
-      <w:headerReference w:type="default" r:id="rId36"/>
+      <w:headerReference w:type="default" r:id="rId28"/>
+      <w:type w:val="nextPage"/>
       <w:pgSz w:w="12240" w:h="15840"/>
-      <w:pgMar w:top="1440" w:right="1440" w:bottom="1440" w:left="1440" w:header="720" w:footer="720" w:gutter="0"/>
-      <w:cols w:space="720"/>
-      <w:docGrid w:linePitch="360"/>
+      <w:pgMar w:left="1440" w:right="1440" w:header="720" w:top="1440" w:footer="0" w:bottom="1440" w:gutter="0"/>
+      <w:pgNumType w:fmt="decimal"/>
+      <w:formProt w:val="false"/>
+      <w:textDirection w:val="lrTb"/>
+      <w:docGrid w:type="default" w:linePitch="360" w:charSpace="4294965247"/>
     </w:sectPr>
   </w:body>
 </w:document>
 </file>
 
 <file path=word/comments.xml><?xml version="1.0" encoding="utf-8"?>
-<w:comments xmlns:wpc="http://schemas.microsoft.com/office/word/2010/wordprocessingCanvas" xmlns:cx="http://schemas.microsoft.com/office/drawing/2014/chartex" xmlns:cx1="http://schemas.microsoft.com/office/drawing/2015/9/8/chartex" xmlns:cx2="http://schemas.microsoft.com/office/drawing/2015/10/21/chartex" xmlns:cx3="http://schemas.microsoft.com/office/drawing/2016/5/9/chartex" xmlns:cx4="http://schemas.microsoft.com/office/drawing/2016/5/10/chartex" xmlns:cx5="http://schemas.microsoft.com/office/drawing/2016/5/11/chartex" xmlns:cx6="http://schemas.microsoft.com/office/drawing/2016/5/12/chartex" xmlns:cx7="http://schemas.microsoft.com/office/drawing/2016/5/13/chartex" xmlns:cx8="http://schemas.microsoft.com/office/drawing/2016/5/14/chartex" xmlns:mc="http://schemas.openxmlformats.org/markup-compatibility/2006" xmlns:aink="http://schemas.microsoft.com/office/drawing/2016/ink" xmlns:am3d="http://schemas.microsoft.com/office/drawing/2017/model3d" xmlns:o="urn:schemas-microsoft-com:office:office" xmlns:oel="http://schemas.microsoft.com/office/2019/extlst" xmlns:r="http://schemas.openxmlformats.org/officeDocument/2006/relationships" xmlns:m="http://schemas.openxmlformats.org/officeDocument/2006/math" xmlns:v="urn:schemas-microsoft-com:vml" xmlns:wp14="http://schemas.microsoft.com/office/word/2010/wordprocessingDrawing" xmlns:wp="http://schemas.openxmlformats.org/drawingml/2006/wordprocessingDrawing" xmlns:w10="urn:schemas-microsoft-com:office:word" xmlns:w="http://schemas.openxmlformats.org/wordprocessingml/2006/main" xmlns:w14="http://schemas.microsoft.com/office/word/2010/wordml" xmlns:w15="http://schemas.microsoft.com/office/word/2012/wordml" xmlns:w16cex="http://schemas.microsoft.com/office/word/2018/wordml/cex" xmlns:w16cid="http://schemas.microsoft.com/office/word/2016/wordml/cid" xmlns:w16="http://schemas.microsoft.com/office/word/2018/wordml" xmlns:w16sdtdh="http://schemas.microsoft.com/office/word/2020/wordml/sdtdatahash" xmlns:w16se="http://schemas.microsoft.com/office/word/2015/wordml/symex" xmlns:wpg="http://schemas.microsoft.com/office/word/2010/wordprocessingGroup" xmlns:wpi="http://schemas.microsoft.com/office/word/2010/wordprocessingInk" xmlns:wne="http://schemas.microsoft.com/office/word/2006/wordml" xmlns:wps="http://schemas.microsoft.com/office/word/2010/wordprocessingShape" mc:Ignorable="w14 w15 w16se w16cid w16 w16cex w16sdtdh wp14">
+<w:comments xmlns:o="urn:schemas-microsoft-com:office:office" xmlns:r="http://schemas.openxmlformats.org/officeDocument/2006/relationships" xmlns:v="urn:schemas-microsoft-com:vml" xmlns:w="http://schemas.openxmlformats.org/wordprocessingml/2006/main" xmlns:w10="urn:schemas-microsoft-com:office:word" xmlns:wp="http://schemas.openxmlformats.org/drawingml/2006/wordprocessingDrawing" xmlns:wps="http://schemas.microsoft.com/office/word/2010/wordprocessingShape" xmlns:wpg="http://schemas.microsoft.com/office/word/2010/wordprocessingGroup" xmlns:mc="http://schemas.openxmlformats.org/markup-compatibility/2006" xmlns:wp14="http://schemas.microsoft.com/office/word/2010/wordprocessingDrawing" xmlns:w14="http://schemas.microsoft.com/office/word/2010/wordml" mc:Ignorable="w14 wp14">
   <w:comment w:id="0" w:author="Balding, William (MARAD)" w:date="2026-03-05T12:19:00Z" w:initials="WB">
     <w:p>
-      <w:pPr>
-        <w:pStyle w:val="CommentText"/>
-      </w:pPr>
-      <w:r>
-        <w:rPr>
-          <w:rStyle w:val="CommentReference"/>
-        </w:rPr>
-        <w:annotationRef/>
-      </w:r>
-      <w:r>
+      <w:r>
+        <w:rPr>
+          <w:rFonts w:ascii="Liberation Serif" w:hAnsi="Liberation Serif" w:eastAsia="DejaVu Sans" w:cs="DejaVu Sans"/>
+          <w:sz w:val="24"/>
+          <w:szCs w:val="24"/>
+          <w:lang w:val="en-US" w:eastAsia="en-US" w:bidi="en-US"/>
+        </w:rPr>
         <w:t>List th two log in options sequentially; i.e. 1.  and the 2.  Than, For purposes of this guide we will use the first option with following steps:</w:t>
       </w:r>
     </w:p>
   </w:comment>
-  <w:comment w:id="7" w:author="Balding, William (MARAD)" w:date="2026-03-05T12:31:00Z" w:initials="WB">
-    <w:p>
-      <w:pPr>
-        <w:pStyle w:val="CommentText"/>
-      </w:pPr>
-      <w:r>
-        <w:rPr>
-          <w:rStyle w:val="CommentReference"/>
-        </w:rPr>
-        <w:annotationRef/>
-      </w:r>
-      <w:r>
+  <w:comment w:id="1" w:author="Balding, William (MARAD)" w:date="2026-03-05T12:31:00Z" w:initials="WB">
+    <w:p>
+      <w:r>
+        <w:rPr>
+          <w:rFonts w:ascii="Liberation Serif" w:hAnsi="Liberation Serif" w:eastAsia="DejaVu Sans" w:cs="DejaVu Sans"/>
+          <w:sz w:val="24"/>
+          <w:szCs w:val="24"/>
+          <w:lang w:val="en-US" w:eastAsia="en-US" w:bidi="en-US"/>
+        </w:rPr>
         <w:t>Move this paragraph under #1. above.</w:t>
       </w:r>
     </w:p>
   </w:comment>
-  <w:comment w:id="39" w:author="Balding, William (MARAD)" w:date="2026-03-05T12:53:00Z" w:initials="WB">
-    <w:p>
-      <w:pPr>
-        <w:pStyle w:val="CommentText"/>
-      </w:pPr>
-      <w:r>
-        <w:rPr>
-          <w:rStyle w:val="CommentReference"/>
-        </w:rPr>
-        <w:annotationRef/>
-      </w:r>
-      <w:r>
+  <w:comment w:id="2" w:author="Balding, William (MARAD)" w:date="2026-03-05T12:53:00Z" w:initials="WB">
+    <w:p>
+      <w:r>
+        <w:rPr>
+          <w:rFonts w:ascii="Liberation Serif" w:hAnsi="Liberation Serif" w:eastAsia="DejaVu Sans" w:cs="DejaVu Sans"/>
+          <w:sz w:val="24"/>
+          <w:szCs w:val="24"/>
+          <w:lang w:val="en-US" w:eastAsia="en-US" w:bidi="en-US"/>
+        </w:rPr>
         <w:t>This needs to be moved to next page?</w:t>
       </w:r>
     </w:p>
   </w:comment>
-  <w:comment w:id="44" w:author="Balding, William (MARAD)" w:date="2026-03-05T13:10:00Z" w:initials="WB">
-    <w:p>
-      <w:pPr>
-        <w:pStyle w:val="CommentText"/>
-      </w:pPr>
-      <w:r>
-        <w:rPr>
-          <w:rStyle w:val="CommentReference"/>
-        </w:rPr>
-        <w:annotationRef/>
-      </w:r>
-      <w:r>
+  <w:comment w:id="3" w:author="Balding, William (MARAD)" w:date="2026-03-05T13:10:00Z" w:initials="WB">
+    <w:p>
+      <w:r>
+        <w:rPr>
+          <w:rFonts w:ascii="Liberation Serif" w:hAnsi="Liberation Serif" w:eastAsia="DejaVu Sans" w:cs="DejaVu Sans"/>
+          <w:sz w:val="24"/>
+          <w:szCs w:val="24"/>
+          <w:lang w:val="en-US" w:eastAsia="en-US" w:bidi="en-US"/>
+        </w:rPr>
         <w:t>This line goes above the screen shot of all the buttons.</w:t>
       </w:r>
     </w:p>
   </w:comment>
-  <w:comment w:id="49" w:author="Balding, William (MARAD)" w:date="2026-03-05T13:13:00Z" w:initials="WB">
-    <w:p>
-      <w:pPr>
-        <w:pStyle w:val="CommentText"/>
-      </w:pPr>
-      <w:r>
-        <w:rPr>
-          <w:rStyle w:val="CommentReference"/>
-        </w:rPr>
-        <w:annotationRef/>
-      </w:r>
-      <w:r>
+  <w:comment w:id="5" w:author="Balding, William (MARAD)" w:date="2026-03-05T13:13:00Z" w:initials="WB">
+    <w:p>
+      <w:r>
+        <w:rPr>
+          <w:rFonts w:ascii="Liberation Serif" w:hAnsi="Liberation Serif" w:eastAsia="DejaVu Sans" w:cs="DejaVu Sans"/>
+          <w:sz w:val="24"/>
+          <w:szCs w:val="24"/>
+          <w:lang w:val="en-US" w:eastAsia="en-US" w:bidi="en-US"/>
+        </w:rPr>
         <w:t>Highlight the “create+” button as you did with the Account Settings icon above.</w:t>
       </w:r>
     </w:p>
   </w:comment>
-  <w:comment w:id="51" w:author="Balding, William (MARAD)" w:date="2026-03-05T13:30:00Z" w:initials="WB">
-    <w:p>
-      <w:pPr>
-        <w:pStyle w:val="CommentText"/>
-      </w:pPr>
-      <w:r>
-        <w:rPr>
-          <w:rStyle w:val="CommentReference"/>
-        </w:rPr>
-        <w:annotationRef/>
-      </w:r>
-      <w:r>
+  <w:comment w:id="6" w:author="Balding, William (MARAD)" w:date="2026-03-05T13:30:00Z" w:initials="WB">
+    <w:p>
+      <w:r>
+        <w:rPr>
+          <w:rFonts w:ascii="Liberation Serif" w:hAnsi="Liberation Serif" w:eastAsia="DejaVu Sans" w:cs="DejaVu Sans"/>
+          <w:sz w:val="24"/>
+          <w:szCs w:val="24"/>
+          <w:lang w:val="en-US" w:eastAsia="en-US" w:bidi="en-US"/>
+        </w:rPr>
         <w:t>This should follow 11. above, the picture below the text.</w:t>
       </w:r>
     </w:p>
@@ -2092,96 +3394,14 @@
 </w:comments>
 </file>
 
-<file path=word/commentsExtended.xml><?xml version="1.0" encoding="utf-8"?>
-<w15:commentsEx xmlns:wpc="http://schemas.microsoft.com/office/word/2010/wordprocessingCanvas" xmlns:cx="http://schemas.microsoft.com/office/drawing/2014/chartex" xmlns:cx1="http://schemas.microsoft.com/office/drawing/2015/9/8/chartex" xmlns:cx2="http://schemas.microsoft.com/office/drawing/2015/10/21/chartex" xmlns:cx3="http://schemas.microsoft.com/office/drawing/2016/5/9/chartex" xmlns:cx4="http://schemas.microsoft.com/office/drawing/2016/5/10/chartex" xmlns:cx5="http://schemas.microsoft.com/office/drawing/2016/5/11/chartex" xmlns:cx6="http://schemas.microsoft.com/office/drawing/2016/5/12/chartex" xmlns:cx7="http://schemas.microsoft.com/office/drawing/2016/5/13/chartex" xmlns:cx8="http://schemas.microsoft.com/office/drawing/2016/5/14/chartex" xmlns:mc="http://schemas.openxmlformats.org/markup-compatibility/2006" xmlns:aink="http://schemas.microsoft.com/office/drawing/2016/ink" xmlns:am3d="http://schemas.microsoft.com/office/drawing/2017/model3d" xmlns:o="urn:schemas-microsoft-com:office:office" xmlns:oel="http://schemas.microsoft.com/office/2019/extlst" xmlns:r="http://schemas.openxmlformats.org/officeDocument/2006/relationships" xmlns:m="http://schemas.openxmlformats.org/officeDocument/2006/math" xmlns:v="urn:schemas-microsoft-com:vml" xmlns:wp14="http://schemas.microsoft.com/office/word/2010/wordprocessingDrawing" xmlns:wp="http://schemas.openxmlformats.org/drawingml/2006/wordprocessingDrawing" xmlns:w10="urn:schemas-microsoft-com:office:word" xmlns:w="http://schemas.openxmlformats.org/wordprocessingml/2006/main" xmlns:w14="http://schemas.microsoft.com/office/word/2010/wordml" xmlns:w15="http://schemas.microsoft.com/office/word/2012/wordml" xmlns:w16cex="http://schemas.microsoft.com/office/word/2018/wordml/cex" xmlns:w16cid="http://schemas.microsoft.com/office/word/2016/wordml/cid" xmlns:w16="http://schemas.microsoft.com/office/word/2018/wordml" xmlns:w16sdtdh="http://schemas.microsoft.com/office/word/2020/wordml/sdtdatahash" xmlns:w16se="http://schemas.microsoft.com/office/word/2015/wordml/symex" xmlns:wpg="http://schemas.microsoft.com/office/word/2010/wordprocessingGroup" xmlns:wpi="http://schemas.microsoft.com/office/word/2010/wordprocessingInk" xmlns:wne="http://schemas.microsoft.com/office/word/2006/wordml" xmlns:wps="http://schemas.microsoft.com/office/word/2010/wordprocessingShape" mc:Ignorable="w14 w15 w16se w16cid w16 w16cex w16sdtdh wp14">
-  <w15:commentEx w15:paraId="315C2AAF" w15:done="0"/>
-  <w15:commentEx w15:paraId="0CB4CED8" w15:done="0"/>
-  <w15:commentEx w15:paraId="6DAF5301" w15:done="0"/>
-  <w15:commentEx w15:paraId="73FA8E21" w15:done="0"/>
-  <w15:commentEx w15:paraId="3942734F" w15:done="0"/>
-  <w15:commentEx w15:paraId="0100889C" w15:done="0"/>
-</w15:commentsEx>
-</file>
-
-<file path=word/commentsExtensible.xml><?xml version="1.0" encoding="utf-8"?>
-<w16cex:commentsExtensible xmlns:wpc="http://schemas.microsoft.com/office/word/2010/wordprocessingCanvas" xmlns:cx="http://schemas.microsoft.com/office/drawing/2014/chartex" xmlns:cx1="http://schemas.microsoft.com/office/drawing/2015/9/8/chartex" xmlns:cx2="http://schemas.microsoft.com/office/drawing/2015/10/21/chartex" xmlns:cx3="http://schemas.microsoft.com/office/drawing/2016/5/9/chartex" xmlns:cx4="http://schemas.microsoft.com/office/drawing/2016/5/10/chartex" xmlns:cx5="http://schemas.microsoft.com/office/drawing/2016/5/11/chartex" xmlns:cx6="http://schemas.microsoft.com/office/drawing/2016/5/12/chartex" xmlns:cx7="http://schemas.microsoft.com/office/drawing/2016/5/13/chartex" xmlns:cx8="http://schemas.microsoft.com/office/drawing/2016/5/14/chartex" xmlns:cr="http://schemas.microsoft.com/office/comments/2020/reactions" xmlns:mc="http://schemas.openxmlformats.org/markup-compatibility/2006" xmlns:aink="http://schemas.microsoft.com/office/drawing/2016/ink" xmlns:am3d="http://schemas.microsoft.com/office/drawing/2017/model3d" xmlns:o="urn:schemas-microsoft-com:office:office" xmlns:oel="http://schemas.microsoft.com/office/2019/extlst" xmlns:r="http://schemas.openxmlformats.org/officeDocument/2006/relationships" xmlns:m="http://schemas.openxmlformats.org/officeDocument/2006/math" xmlns:v="urn:schemas-microsoft-com:vml" xmlns:wp14="http://schemas.microsoft.com/office/word/2010/wordprocessingDrawing" xmlns:wp="http://schemas.openxmlformats.org/drawingml/2006/wordprocessingDrawing" xmlns:w10="urn:schemas-microsoft-com:office:word" xmlns:w="http://schemas.openxmlformats.org/wordprocessingml/2006/main" xmlns:w14="http://schemas.microsoft.com/office/word/2010/wordml" xmlns:w15="http://schemas.microsoft.com/office/word/2012/wordml" xmlns:w16cex="http://schemas.microsoft.com/office/word/2018/wordml/cex" xmlns:w16cid="http://schemas.microsoft.com/office/word/2016/wordml/cid" xmlns:w16="http://schemas.microsoft.com/office/word/2018/wordml" xmlns:w16sdtdh="http://schemas.microsoft.com/office/word/2020/wordml/sdtdatahash" xmlns:w16se="http://schemas.microsoft.com/office/word/2015/wordml/symex" xmlns:wpg="http://schemas.microsoft.com/office/word/2010/wordprocessingGroup" xmlns:wpi="http://schemas.microsoft.com/office/word/2010/wordprocessingInk" xmlns:wne="http://schemas.microsoft.com/office/word/2006/wordml" xmlns:wps="http://schemas.microsoft.com/office/word/2010/wordprocessingShape" mc:Ignorable="w14 w15 w16se w16cid w16 w16cex w16sdtdh cr wp14">
-  <w16cex:commentExtensible w16cex:durableId="2219F676" w16cex:dateUtc="2026-03-05T17:19:00Z"/>
-  <w16cex:commentExtensible w16cex:durableId="0018C029" w16cex:dateUtc="2026-03-05T17:31:00Z"/>
-  <w16cex:commentExtensible w16cex:durableId="67FFC5E3" w16cex:dateUtc="2026-03-05T17:53:00Z"/>
-  <w16cex:commentExtensible w16cex:durableId="637AC419" w16cex:dateUtc="2026-03-05T18:10:00Z"/>
-  <w16cex:commentExtensible w16cex:durableId="5CF08A5F" w16cex:dateUtc="2026-03-05T18:13:00Z"/>
-  <w16cex:commentExtensible w16cex:durableId="4479CBE8" w16cex:dateUtc="2026-03-05T18:30:00Z"/>
-</w16cex:commentsExtensible>
-</file>
-
-<file path=word/commentsIds.xml><?xml version="1.0" encoding="utf-8"?>
-<w16cid:commentsIds xmlns:wpc="http://schemas.microsoft.com/office/word/2010/wordprocessingCanvas" xmlns:cx="http://schemas.microsoft.com/office/drawing/2014/chartex" xmlns:cx1="http://schemas.microsoft.com/office/drawing/2015/9/8/chartex" xmlns:cx2="http://schemas.microsoft.com/office/drawing/2015/10/21/chartex" xmlns:cx3="http://schemas.microsoft.com/office/drawing/2016/5/9/chartex" xmlns:cx4="http://schemas.microsoft.com/office/drawing/2016/5/10/chartex" xmlns:cx5="http://schemas.microsoft.com/office/drawing/2016/5/11/chartex" xmlns:cx6="http://schemas.microsoft.com/office/drawing/2016/5/12/chartex" xmlns:cx7="http://schemas.microsoft.com/office/drawing/2016/5/13/chartex" xmlns:cx8="http://schemas.microsoft.com/office/drawing/2016/5/14/chartex" xmlns:mc="http://schemas.openxmlformats.org/markup-compatibility/2006" xmlns:aink="http://schemas.microsoft.com/office/drawing/2016/ink" xmlns:am3d="http://schemas.microsoft.com/office/drawing/2017/model3d" xmlns:o="urn:schemas-microsoft-com:office:office" xmlns:oel="http://schemas.microsoft.com/office/2019/extlst" xmlns:r="http://schemas.openxmlformats.org/officeDocument/2006/relationships" xmlns:m="http://schemas.openxmlformats.org/officeDocument/2006/math" xmlns:v="urn:schemas-microsoft-com:vml" xmlns:wp14="http://schemas.microsoft.com/office/word/2010/wordprocessingDrawing" xmlns:wp="http://schemas.openxmlformats.org/drawingml/2006/wordprocessingDrawing" xmlns:w10="urn:schemas-microsoft-com:office:word" xmlns:w="http://schemas.openxmlformats.org/wordprocessingml/2006/main" xmlns:w14="http://schemas.microsoft.com/office/word/2010/wordml" xmlns:w15="http://schemas.microsoft.com/office/word/2012/wordml" xmlns:w16cex="http://schemas.microsoft.com/office/word/2018/wordml/cex" xmlns:w16cid="http://schemas.microsoft.com/office/word/2016/wordml/cid" xmlns:w16="http://schemas.microsoft.com/office/word/2018/wordml" xmlns:w16sdtdh="http://schemas.microsoft.com/office/word/2020/wordml/sdtdatahash" xmlns:w16se="http://schemas.microsoft.com/office/word/2015/wordml/symex" xmlns:wpg="http://schemas.microsoft.com/office/word/2010/wordprocessingGroup" xmlns:wpi="http://schemas.microsoft.com/office/word/2010/wordprocessingInk" xmlns:wne="http://schemas.microsoft.com/office/word/2006/wordml" xmlns:wps="http://schemas.microsoft.com/office/word/2010/wordprocessingShape" mc:Ignorable="w14 w15 w16se w16cid w16 w16cex w16sdtdh wp14">
-  <w16cid:commentId w16cid:paraId="315C2AAF" w16cid:durableId="2219F676"/>
-  <w16cid:commentId w16cid:paraId="0CB4CED8" w16cid:durableId="0018C029"/>
-  <w16cid:commentId w16cid:paraId="6DAF5301" w16cid:durableId="67FFC5E3"/>
-  <w16cid:commentId w16cid:paraId="73FA8E21" w16cid:durableId="637AC419"/>
-  <w16cid:commentId w16cid:paraId="3942734F" w16cid:durableId="5CF08A5F"/>
-  <w16cid:commentId w16cid:paraId="0100889C" w16cid:durableId="4479CBE8"/>
-</w16cid:commentsIds>
-</file>
-
-<file path=word/endnotes.xml><?xml version="1.0" encoding="utf-8"?>
-<w:endnotes xmlns:wpc="http://schemas.microsoft.com/office/word/2010/wordprocessingCanvas" xmlns:cx="http://schemas.microsoft.com/office/drawing/2014/chartex" xmlns:cx1="http://schemas.microsoft.com/office/drawing/2015/9/8/chartex" xmlns:cx2="http://schemas.microsoft.com/office/drawing/2015/10/21/chartex" xmlns:cx3="http://schemas.microsoft.com/office/drawing/2016/5/9/chartex" xmlns:cx4="http://schemas.microsoft.com/office/drawing/2016/5/10/chartex" xmlns:cx5="http://schemas.microsoft.com/office/drawing/2016/5/11/chartex" xmlns:cx6="http://schemas.microsoft.com/office/drawing/2016/5/12/chartex" xmlns:cx7="http://schemas.microsoft.com/office/drawing/2016/5/13/chartex" xmlns:cx8="http://schemas.microsoft.com/office/drawing/2016/5/14/chartex" xmlns:mc="http://schemas.openxmlformats.org/markup-compatibility/2006" xmlns:aink="http://schemas.microsoft.com/office/drawing/2016/ink" xmlns:am3d="http://schemas.microsoft.com/office/drawing/2017/model3d" xmlns:o="urn:schemas-microsoft-com:office:office" xmlns:oel="http://schemas.microsoft.com/office/2019/extlst" xmlns:r="http://schemas.openxmlformats.org/officeDocument/2006/relationships" xmlns:m="http://schemas.openxmlformats.org/officeDocument/2006/math" xmlns:v="urn:schemas-microsoft-com:vml" xmlns:wp14="http://schemas.microsoft.com/office/word/2010/wordprocessingDrawing" xmlns:wp="http://schemas.openxmlformats.org/drawingml/2006/wordprocessingDrawing" xmlns:w10="urn:schemas-microsoft-com:office:word" xmlns:w="http://schemas.openxmlformats.org/wordprocessingml/2006/main" xmlns:w14="http://schemas.microsoft.com/office/word/2010/wordml" xmlns:w15="http://schemas.microsoft.com/office/word/2012/wordml" xmlns:w16cex="http://schemas.microsoft.com/office/word/2018/wordml/cex" xmlns:w16cid="http://schemas.microsoft.com/office/word/2016/wordml/cid" xmlns:w16="http://schemas.microsoft.com/office/word/2018/wordml" xmlns:w16sdtdh="http://schemas.microsoft.com/office/word/2020/wordml/sdtdatahash" xmlns:w16se="http://schemas.microsoft.com/office/word/2015/wordml/symex" xmlns:wpg="http://schemas.microsoft.com/office/word/2010/wordprocessingGroup" xmlns:wpi="http://schemas.microsoft.com/office/word/2010/wordprocessingInk" xmlns:wne="http://schemas.microsoft.com/office/word/2006/wordml" xmlns:wps="http://schemas.microsoft.com/office/word/2010/wordprocessingShape" mc:Ignorable="w14 w15 w16se w16cid w16 w16cex w16sdtdh wp14">
-  <w:endnote w:type="separator" w:id="-1">
-    <w:p>
-      <w:pPr>
-        <w:spacing w:after="0" w:line="240" w:lineRule="auto"/>
-      </w:pPr>
-      <w:r>
-        <w:separator/>
-      </w:r>
-    </w:p>
-  </w:endnote>
-  <w:endnote w:type="continuationSeparator" w:id="0">
-    <w:p>
-      <w:pPr>
-        <w:spacing w:after="0" w:line="240" w:lineRule="auto"/>
-      </w:pPr>
-      <w:r>
-        <w:continuationSeparator/>
-      </w:r>
-    </w:p>
-  </w:endnote>
-</w:endnotes>
-</file>
-
-<file path=word/footnotes.xml><?xml version="1.0" encoding="utf-8"?>
-<w:footnotes xmlns:wpc="http://schemas.microsoft.com/office/word/2010/wordprocessingCanvas" xmlns:cx="http://schemas.microsoft.com/office/drawing/2014/chartex" xmlns:cx1="http://schemas.microsoft.com/office/drawing/2015/9/8/chartex" xmlns:cx2="http://schemas.microsoft.com/office/drawing/2015/10/21/chartex" xmlns:cx3="http://schemas.microsoft.com/office/drawing/2016/5/9/chartex" xmlns:cx4="http://schemas.microsoft.com/office/drawing/2016/5/10/chartex" xmlns:cx5="http://schemas.microsoft.com/office/drawing/2016/5/11/chartex" xmlns:cx6="http://schemas.microsoft.com/office/drawing/2016/5/12/chartex" xmlns:cx7="http://schemas.microsoft.com/office/drawing/2016/5/13/chartex" xmlns:cx8="http://schemas.microsoft.com/office/drawing/2016/5/14/chartex" xmlns:mc="http://schemas.openxmlformats.org/markup-compatibility/2006" xmlns:aink="http://schemas.microsoft.com/office/drawing/2016/ink" xmlns:am3d="http://schemas.microsoft.com/office/drawing/2017/model3d" xmlns:o="urn:schemas-microsoft-com:office:office" xmlns:oel="http://schemas.microsoft.com/office/2019/extlst" xmlns:r="http://schemas.openxmlformats.org/officeDocument/2006/relationships" xmlns:m="http://schemas.openxmlformats.org/officeDocument/2006/math" xmlns:v="urn:schemas-microsoft-com:vml" xmlns:wp14="http://schemas.microsoft.com/office/word/2010/wordprocessingDrawing" xmlns:wp="http://schemas.openxmlformats.org/drawingml/2006/wordprocessingDrawing" xmlns:w10="urn:schemas-microsoft-com:office:word" xmlns:w="http://schemas.openxmlformats.org/wordprocessingml/2006/main" xmlns:w14="http://schemas.microsoft.com/office/word/2010/wordml" xmlns:w15="http://schemas.microsoft.com/office/word/2012/wordml" xmlns:w16cex="http://schemas.microsoft.com/office/word/2018/wordml/cex" xmlns:w16cid="http://schemas.microsoft.com/office/word/2016/wordml/cid" xmlns:w16="http://schemas.microsoft.com/office/word/2018/wordml" xmlns:w16sdtdh="http://schemas.microsoft.com/office/word/2020/wordml/sdtdatahash" xmlns:w16se="http://schemas.microsoft.com/office/word/2015/wordml/symex" xmlns:wpg="http://schemas.microsoft.com/office/word/2010/wordprocessingGroup" xmlns:wpi="http://schemas.microsoft.com/office/word/2010/wordprocessingInk" xmlns:wne="http://schemas.microsoft.com/office/word/2006/wordml" xmlns:wps="http://schemas.microsoft.com/office/word/2010/wordprocessingShape" mc:Ignorable="w14 w15 w16se w16cid w16 w16cex w16sdtdh wp14">
-  <w:footnote w:type="separator" w:id="-1">
-    <w:p>
-      <w:pPr>
-        <w:spacing w:after="0" w:line="240" w:lineRule="auto"/>
-      </w:pPr>
-      <w:r>
-        <w:separator/>
-      </w:r>
-    </w:p>
-  </w:footnote>
-  <w:footnote w:type="continuationSeparator" w:id="0">
-    <w:p>
-      <w:pPr>
-        <w:spacing w:after="0" w:line="240" w:lineRule="auto"/>
-      </w:pPr>
-      <w:r>
-        <w:continuationSeparator/>
-      </w:r>
-    </w:p>
-  </w:footnote>
-</w:footnotes>
-</file>
-
 <file path=word/header1.xml><?xml version="1.0" encoding="utf-8"?>
-<w:hdr xmlns:wpc="http://schemas.microsoft.com/office/word/2010/wordprocessingCanvas" xmlns:cx="http://schemas.microsoft.com/office/drawing/2014/chartex" xmlns:cx1="http://schemas.microsoft.com/office/drawing/2015/9/8/chartex" xmlns:cx2="http://schemas.microsoft.com/office/drawing/2015/10/21/chartex" xmlns:cx3="http://schemas.microsoft.com/office/drawing/2016/5/9/chartex" xmlns:cx4="http://schemas.microsoft.com/office/drawing/2016/5/10/chartex" xmlns:cx5="http://schemas.microsoft.com/office/drawing/2016/5/11/chartex" xmlns:cx6="http://schemas.microsoft.com/office/drawing/2016/5/12/chartex" xmlns:cx7="http://schemas.microsoft.com/office/drawing/2016/5/13/chartex" xmlns:cx8="http://schemas.microsoft.com/office/drawing/2016/5/14/chartex" xmlns:mc="http://schemas.openxmlformats.org/markup-compatibility/2006" xmlns:aink="http://schemas.microsoft.com/office/drawing/2016/ink" xmlns:am3d="http://schemas.microsoft.com/office/drawing/2017/model3d" xmlns:o="urn:schemas-microsoft-com:office:office" xmlns:oel="http://schemas.microsoft.com/office/2019/extlst" xmlns:r="http://schemas.openxmlformats.org/officeDocument/2006/relationships" xmlns:m="http://schemas.openxmlformats.org/officeDocument/2006/math" xmlns:v="urn:schemas-microsoft-com:vml" xmlns:wp14="http://schemas.microsoft.com/office/word/2010/wordprocessingDrawing" xmlns:wp="http://schemas.openxmlformats.org/drawingml/2006/wordprocessingDrawing" xmlns:w10="urn:schemas-microsoft-com:office:word" xmlns:w="http://schemas.openxmlformats.org/wordprocessingml/2006/main" xmlns:w14="http://schemas.microsoft.com/office/word/2010/wordml" xmlns:w15="http://schemas.microsoft.com/office/word/2012/wordml" xmlns:w16cex="http://schemas.microsoft.com/office/word/2018/wordml/cex" xmlns:w16cid="http://schemas.microsoft.com/office/word/2016/wordml/cid" xmlns:w16="http://schemas.microsoft.com/office/word/2018/wordml" xmlns:w16sdtdh="http://schemas.microsoft.com/office/word/2020/wordml/sdtdatahash" xmlns:w16se="http://schemas.microsoft.com/office/word/2015/wordml/symex" xmlns:wpg="http://schemas.microsoft.com/office/word/2010/wordprocessingGroup" xmlns:wpi="http://schemas.microsoft.com/office/word/2010/wordprocessingInk" xmlns:wne="http://schemas.microsoft.com/office/word/2006/wordml" xmlns:wps="http://schemas.microsoft.com/office/word/2010/wordprocessingShape" mc:Ignorable="w14 w15 w16se w16cid w16 w16cex w16sdtdh wp14">
+<w:hdr xmlns:o="urn:schemas-microsoft-com:office:office" xmlns:r="http://schemas.openxmlformats.org/officeDocument/2006/relationships" xmlns:v="urn:schemas-microsoft-com:vml" xmlns:w="http://schemas.openxmlformats.org/wordprocessingml/2006/main" xmlns:w10="urn:schemas-microsoft-com:office:word" xmlns:wp="http://schemas.openxmlformats.org/drawingml/2006/wordprocessingDrawing" xmlns:wps="http://schemas.microsoft.com/office/word/2010/wordprocessingShape" xmlns:wpg="http://schemas.microsoft.com/office/word/2010/wordprocessingGroup" xmlns:mc="http://schemas.openxmlformats.org/markup-compatibility/2006" xmlns:wp14="http://schemas.microsoft.com/office/word/2010/wordprocessingDrawing" xmlns:w14="http://schemas.microsoft.com/office/word/2010/wordml" mc:Ignorable="w14 wp14">
   <w:p>
     <w:pPr>
       <w:pStyle w:val="Header"/>
       <w:jc w:val="center"/>
       <w:rPr>
+        <w:b/>
         <w:b/>
         <w:bCs/>
         <w:sz w:val="48"/>
@@ -2195,28 +3415,182 @@
         <w:sz w:val="48"/>
         <w:szCs w:val="48"/>
       </w:rPr>
-      <w:t>OIL RECORD BOOK</w:t>
-    </w:r>
-    <w:r>
-      <w:rPr>
-        <w:b/>
-        <w:bCs/>
-        <w:sz w:val="48"/>
-        <w:szCs w:val="48"/>
-      </w:rPr>
-      <w:t xml:space="preserve"> USERS GUIDE</w:t>
+      <w:t>OIL RECORD BOOK USERS GUIDE</w:t>
     </w:r>
   </w:p>
 </w:hdr>
 </file>
 
 <file path=word/numbering.xml><?xml version="1.0" encoding="utf-8"?>
-<w:numbering xmlns:wpc="http://schemas.microsoft.com/office/word/2010/wordprocessingCanvas" xmlns:cx="http://schemas.microsoft.com/office/drawing/2014/chartex" xmlns:cx1="http://schemas.microsoft.com/office/drawing/2015/9/8/chartex" xmlns:cx2="http://schemas.microsoft.com/office/drawing/2015/10/21/chartex" xmlns:cx3="http://schemas.microsoft.com/office/drawing/2016/5/9/chartex" xmlns:cx4="http://schemas.microsoft.com/office/drawing/2016/5/10/chartex" xmlns:cx5="http://schemas.microsoft.com/office/drawing/2016/5/11/chartex" xmlns:cx6="http://schemas.microsoft.com/office/drawing/2016/5/12/chartex" xmlns:cx7="http://schemas.microsoft.com/office/drawing/2016/5/13/chartex" xmlns:cx8="http://schemas.microsoft.com/office/drawing/2016/5/14/chartex" xmlns:mc="http://schemas.openxmlformats.org/markup-compatibility/2006" xmlns:aink="http://schemas.microsoft.com/office/drawing/2016/ink" xmlns:am3d="http://schemas.microsoft.com/office/drawing/2017/model3d" xmlns:o="urn:schemas-microsoft-com:office:office" xmlns:oel="http://schemas.microsoft.com/office/2019/extlst" xmlns:r="http://schemas.openxmlformats.org/officeDocument/2006/relationships" xmlns:m="http://schemas.openxmlformats.org/officeDocument/2006/math" xmlns:v="urn:schemas-microsoft-com:vml" xmlns:wp14="http://schemas.microsoft.com/office/word/2010/wordprocessingDrawing" xmlns:wp="http://schemas.openxmlformats.org/drawingml/2006/wordprocessingDrawing" xmlns:w10="urn:schemas-microsoft-com:office:word" xmlns:w="http://schemas.openxmlformats.org/wordprocessingml/2006/main" xmlns:w14="http://schemas.microsoft.com/office/word/2010/wordml" xmlns:w15="http://schemas.microsoft.com/office/word/2012/wordml" xmlns:w16cex="http://schemas.microsoft.com/office/word/2018/wordml/cex" xmlns:w16cid="http://schemas.microsoft.com/office/word/2016/wordml/cid" xmlns:w16="http://schemas.microsoft.com/office/word/2018/wordml" xmlns:w16sdtdh="http://schemas.microsoft.com/office/word/2020/wordml/sdtdatahash" xmlns:w16se="http://schemas.microsoft.com/office/word/2015/wordml/symex" xmlns:wpg="http://schemas.microsoft.com/office/word/2010/wordprocessingGroup" xmlns:wpi="http://schemas.microsoft.com/office/word/2010/wordprocessingInk" xmlns:wne="http://schemas.microsoft.com/office/word/2006/wordml" xmlns:wps="http://schemas.microsoft.com/office/word/2010/wordprocessingShape" mc:Ignorable="w14 w15 w16se w16cid w16 w16cex w16sdtdh wp14">
-  <w:abstractNum w:abstractNumId="0" w15:restartNumberingAfterBreak="0">
-    <w:nsid w:val="32047E16"/>
-    <w:multiLevelType w:val="hybridMultilevel"/>
-    <w:tmpl w:val="A884604C"/>
-    <w:lvl w:ilvl="0" w:tplc="04090001">
+<w:numbering xmlns:w="http://schemas.openxmlformats.org/wordprocessingml/2006/main" xmlns:o="urn:schemas-microsoft-com:office:office" xmlns:r="http://schemas.openxmlformats.org/officeDocument/2006/relationships" xmlns:v="urn:schemas-microsoft-com:vml">
+  <w:abstractNum w:abstractNumId="1">
+    <w:lvl w:ilvl="0">
+      <w:start w:val="1"/>
+      <w:numFmt w:val="decimal"/>
+      <w:lvlText w:val="%1."/>
+      <w:lvlJc w:val="left"/>
+      <w:pPr>
+        <w:ind w:left="720" w:hanging="360"/>
+      </w:pPr>
+    </w:lvl>
+    <w:lvl w:ilvl="1">
+      <w:start w:val="1"/>
+      <w:numFmt w:val="lowerLetter"/>
+      <w:lvlText w:val="%2."/>
+      <w:lvlJc w:val="left"/>
+      <w:pPr>
+        <w:ind w:left="1440" w:hanging="360"/>
+      </w:pPr>
+    </w:lvl>
+    <w:lvl w:ilvl="2">
+      <w:start w:val="1"/>
+      <w:numFmt w:val="lowerRoman"/>
+      <w:lvlText w:val="%3."/>
+      <w:lvlJc w:val="right"/>
+      <w:pPr>
+        <w:ind w:left="2160" w:hanging="180"/>
+      </w:pPr>
+    </w:lvl>
+    <w:lvl w:ilvl="3">
+      <w:start w:val="1"/>
+      <w:numFmt w:val="decimal"/>
+      <w:lvlText w:val="%4."/>
+      <w:lvlJc w:val="left"/>
+      <w:pPr>
+        <w:ind w:left="2880" w:hanging="360"/>
+      </w:pPr>
+    </w:lvl>
+    <w:lvl w:ilvl="4">
+      <w:start w:val="1"/>
+      <w:numFmt w:val="lowerLetter"/>
+      <w:lvlText w:val="%5."/>
+      <w:lvlJc w:val="left"/>
+      <w:pPr>
+        <w:ind w:left="3600" w:hanging="360"/>
+      </w:pPr>
+    </w:lvl>
+    <w:lvl w:ilvl="5">
+      <w:start w:val="1"/>
+      <w:numFmt w:val="lowerRoman"/>
+      <w:lvlText w:val="%6."/>
+      <w:lvlJc w:val="right"/>
+      <w:pPr>
+        <w:ind w:left="4320" w:hanging="180"/>
+      </w:pPr>
+    </w:lvl>
+    <w:lvl w:ilvl="6">
+      <w:start w:val="1"/>
+      <w:numFmt w:val="decimal"/>
+      <w:lvlText w:val="%7."/>
+      <w:lvlJc w:val="left"/>
+      <w:pPr>
+        <w:ind w:left="5040" w:hanging="360"/>
+      </w:pPr>
+    </w:lvl>
+    <w:lvl w:ilvl="7">
+      <w:start w:val="1"/>
+      <w:numFmt w:val="lowerLetter"/>
+      <w:lvlText w:val="%8."/>
+      <w:lvlJc w:val="left"/>
+      <w:pPr>
+        <w:ind w:left="5760" w:hanging="360"/>
+      </w:pPr>
+    </w:lvl>
+    <w:lvl w:ilvl="8">
+      <w:start w:val="1"/>
+      <w:numFmt w:val="lowerRoman"/>
+      <w:lvlText w:val="%9."/>
+      <w:lvlJc w:val="right"/>
+      <w:pPr>
+        <w:ind w:left="6480" w:hanging="180"/>
+      </w:pPr>
+    </w:lvl>
+  </w:abstractNum>
+  <w:abstractNum w:abstractNumId="2">
+    <w:lvl w:ilvl="0">
+      <w:start w:val="1"/>
+      <w:numFmt w:val="decimal"/>
+      <w:lvlText w:val="%1."/>
+      <w:lvlJc w:val="left"/>
+      <w:pPr>
+        <w:ind w:left="720" w:hanging="360"/>
+      </w:pPr>
+    </w:lvl>
+    <w:lvl w:ilvl="1">
+      <w:start w:val="1"/>
+      <w:numFmt w:val="lowerLetter"/>
+      <w:lvlText w:val="%2."/>
+      <w:lvlJc w:val="left"/>
+      <w:pPr>
+        <w:ind w:left="1440" w:hanging="360"/>
+      </w:pPr>
+    </w:lvl>
+    <w:lvl w:ilvl="2">
+      <w:start w:val="1"/>
+      <w:numFmt w:val="lowerRoman"/>
+      <w:lvlText w:val="%3."/>
+      <w:lvlJc w:val="right"/>
+      <w:pPr>
+        <w:ind w:left="2160" w:hanging="180"/>
+      </w:pPr>
+    </w:lvl>
+    <w:lvl w:ilvl="3">
+      <w:start w:val="1"/>
+      <w:numFmt w:val="decimal"/>
+      <w:lvlText w:val="%4."/>
+      <w:lvlJc w:val="left"/>
+      <w:pPr>
+        <w:ind w:left="2880" w:hanging="360"/>
+      </w:pPr>
+    </w:lvl>
+    <w:lvl w:ilvl="4">
+      <w:start w:val="1"/>
+      <w:numFmt w:val="lowerLetter"/>
+      <w:lvlText w:val="%5."/>
+      <w:lvlJc w:val="left"/>
+      <w:pPr>
+        <w:ind w:left="3600" w:hanging="360"/>
+      </w:pPr>
+    </w:lvl>
+    <w:lvl w:ilvl="5">
+      <w:start w:val="1"/>
+      <w:numFmt w:val="lowerRoman"/>
+      <w:lvlText w:val="%6."/>
+      <w:lvlJc w:val="right"/>
+      <w:pPr>
+        <w:ind w:left="4320" w:hanging="180"/>
+      </w:pPr>
+    </w:lvl>
+    <w:lvl w:ilvl="6">
+      <w:start w:val="1"/>
+      <w:numFmt w:val="decimal"/>
+      <w:lvlText w:val="%7."/>
+      <w:lvlJc w:val="left"/>
+      <w:pPr>
+        <w:ind w:left="5040" w:hanging="360"/>
+      </w:pPr>
+    </w:lvl>
+    <w:lvl w:ilvl="7">
+      <w:start w:val="1"/>
+      <w:numFmt w:val="lowerLetter"/>
+      <w:lvlText w:val="%8."/>
+      <w:lvlJc w:val="left"/>
+      <w:pPr>
+        <w:ind w:left="5760" w:hanging="360"/>
+      </w:pPr>
+    </w:lvl>
+    <w:lvl w:ilvl="8">
+      <w:start w:val="1"/>
+      <w:numFmt w:val="lowerRoman"/>
+      <w:lvlText w:val="%9."/>
+      <w:lvlJc w:val="right"/>
+      <w:pPr>
+        <w:ind w:left="6480" w:hanging="180"/>
+      </w:pPr>
+    </w:lvl>
+  </w:abstractNum>
+  <w:abstractNum w:abstractNumId="3">
+    <w:lvl w:ilvl="0">
       <w:start w:val="1"/>
       <w:numFmt w:val="bullet"/>
       <w:lvlText w:val=""/>
@@ -2225,10 +3599,10 @@
         <w:ind w:left="1440" w:hanging="360"/>
       </w:pPr>
       <w:rPr>
-        <w:rFonts w:ascii="Symbol" w:hAnsi="Symbol" w:hint="default"/>
+        <w:rFonts w:ascii="Symbol" w:hAnsi="Symbol" w:cs="Symbol" w:hint="default"/>
       </w:rPr>
     </w:lvl>
-    <w:lvl w:ilvl="1" w:tplc="04090003" w:tentative="1">
+    <w:lvl w:ilvl="1">
       <w:start w:val="1"/>
       <w:numFmt w:val="bullet"/>
       <w:lvlText w:val="o"/>
@@ -2238,9 +3612,10 @@
       </w:pPr>
       <w:rPr>
         <w:rFonts w:ascii="Courier New" w:hAnsi="Courier New" w:cs="Courier New" w:hint="default"/>
+        <w:rFonts w:cs="Courier New"/>
       </w:rPr>
     </w:lvl>
-    <w:lvl w:ilvl="2" w:tplc="04090005" w:tentative="1">
+    <w:lvl w:ilvl="2">
       <w:start w:val="1"/>
       <w:numFmt w:val="bullet"/>
       <w:lvlText w:val=""/>
@@ -2249,10 +3624,10 @@
         <w:ind w:left="2880" w:hanging="360"/>
       </w:pPr>
       <w:rPr>
-        <w:rFonts w:ascii="Wingdings" w:hAnsi="Wingdings" w:hint="default"/>
+        <w:rFonts w:ascii="Wingdings" w:hAnsi="Wingdings" w:cs="Wingdings" w:hint="default"/>
       </w:rPr>
     </w:lvl>
-    <w:lvl w:ilvl="3" w:tplc="04090001" w:tentative="1">
+    <w:lvl w:ilvl="3">
       <w:start w:val="1"/>
       <w:numFmt w:val="bullet"/>
       <w:lvlText w:val=""/>
@@ -2261,10 +3636,10 @@
         <w:ind w:left="3600" w:hanging="360"/>
       </w:pPr>
       <w:rPr>
-        <w:rFonts w:ascii="Symbol" w:hAnsi="Symbol" w:hint="default"/>
+        <w:rFonts w:ascii="Symbol" w:hAnsi="Symbol" w:cs="Symbol" w:hint="default"/>
       </w:rPr>
     </w:lvl>
-    <w:lvl w:ilvl="4" w:tplc="04090003" w:tentative="1">
+    <w:lvl w:ilvl="4">
       <w:start w:val="1"/>
       <w:numFmt w:val="bullet"/>
       <w:lvlText w:val="o"/>
@@ -2274,9 +3649,10 @@
       </w:pPr>
       <w:rPr>
         <w:rFonts w:ascii="Courier New" w:hAnsi="Courier New" w:cs="Courier New" w:hint="default"/>
+        <w:rFonts w:cs="Courier New"/>
       </w:rPr>
     </w:lvl>
-    <w:lvl w:ilvl="5" w:tplc="04090005" w:tentative="1">
+    <w:lvl w:ilvl="5">
       <w:start w:val="1"/>
       <w:numFmt w:val="bullet"/>
       <w:lvlText w:val=""/>
@@ -2285,10 +3661,10 @@
         <w:ind w:left="5040" w:hanging="360"/>
       </w:pPr>
       <w:rPr>
-        <w:rFonts w:ascii="Wingdings" w:hAnsi="Wingdings" w:hint="default"/>
+        <w:rFonts w:ascii="Wingdings" w:hAnsi="Wingdings" w:cs="Wingdings" w:hint="default"/>
       </w:rPr>
     </w:lvl>
-    <w:lvl w:ilvl="6" w:tplc="04090001" w:tentative="1">
+    <w:lvl w:ilvl="6">
       <w:start w:val="1"/>
       <w:numFmt w:val="bullet"/>
       <w:lvlText w:val=""/>
@@ -2297,10 +3673,10 @@
         <w:ind w:left="5760" w:hanging="360"/>
       </w:pPr>
       <w:rPr>
-        <w:rFonts w:ascii="Symbol" w:hAnsi="Symbol" w:hint="default"/>
+        <w:rFonts w:ascii="Symbol" w:hAnsi="Symbol" w:cs="Symbol" w:hint="default"/>
       </w:rPr>
     </w:lvl>
-    <w:lvl w:ilvl="7" w:tplc="04090003" w:tentative="1">
+    <w:lvl w:ilvl="7">
       <w:start w:val="1"/>
       <w:numFmt w:val="bullet"/>
       <w:lvlText w:val="o"/>
@@ -2310,9 +3686,10 @@
       </w:pPr>
       <w:rPr>
         <w:rFonts w:ascii="Courier New" w:hAnsi="Courier New" w:cs="Courier New" w:hint="default"/>
+        <w:rFonts w:cs="Courier New"/>
       </w:rPr>
     </w:lvl>
-    <w:lvl w:ilvl="8" w:tplc="04090005" w:tentative="1">
+    <w:lvl w:ilvl="8">
       <w:start w:val="1"/>
       <w:numFmt w:val="bullet"/>
       <w:lvlText w:val=""/>
@@ -2321,417 +3698,150 @@
         <w:ind w:left="7200" w:hanging="360"/>
       </w:pPr>
       <w:rPr>
-        <w:rFonts w:ascii="Wingdings" w:hAnsi="Wingdings" w:hint="default"/>
+        <w:rFonts w:ascii="Wingdings" w:hAnsi="Wingdings" w:cs="Wingdings" w:hint="default"/>
       </w:rPr>
     </w:lvl>
   </w:abstractNum>
-  <w:abstractNum w:abstractNumId="1" w15:restartNumberingAfterBreak="0">
-    <w:nsid w:val="42E21AF0"/>
-    <w:multiLevelType w:val="hybridMultilevel"/>
-    <w:tmpl w:val="6286373E"/>
-    <w:lvl w:ilvl="0" w:tplc="FFFFFFFF">
+  <w:abstractNum w:abstractNumId="4">
+    <w:lvl w:ilvl="0">
       <w:start w:val="1"/>
-      <w:numFmt w:val="decimal"/>
-      <w:lvlText w:val="%1."/>
+      <w:numFmt w:val="none"/>
+      <w:suff w:val="nothing"/>
+      <w:lvlText w:val=""/>
       <w:lvlJc w:val="left"/>
       <w:pPr>
-        <w:ind w:left="720" w:hanging="360"/>
+        <w:tabs>
+          <w:tab w:val="num" w:pos="432"/>
+        </w:tabs>
+        <w:ind w:left="432" w:hanging="432"/>
       </w:pPr>
     </w:lvl>
-    <w:lvl w:ilvl="1" w:tplc="04090019" w:tentative="1">
+    <w:lvl w:ilvl="1">
       <w:start w:val="1"/>
-      <w:numFmt w:val="lowerLetter"/>
-      <w:lvlText w:val="%2."/>
+      <w:numFmt w:val="none"/>
+      <w:suff w:val="nothing"/>
+      <w:lvlText w:val=""/>
       <w:lvlJc w:val="left"/>
       <w:pPr>
-        <w:ind w:left="1440" w:hanging="360"/>
+        <w:tabs>
+          <w:tab w:val="num" w:pos="576"/>
+        </w:tabs>
+        <w:ind w:left="576" w:hanging="576"/>
       </w:pPr>
     </w:lvl>
-    <w:lvl w:ilvl="2" w:tplc="0409001B" w:tentative="1">
+    <w:lvl w:ilvl="2">
       <w:start w:val="1"/>
-      <w:numFmt w:val="lowerRoman"/>
-      <w:lvlText w:val="%3."/>
-      <w:lvlJc w:val="right"/>
-      <w:pPr>
-        <w:ind w:left="2160" w:hanging="180"/>
+      <w:numFmt w:val="none"/>
+      <w:suff w:val="nothing"/>
+      <w:lvlText w:val=""/>
+      <w:lvlJc w:val="left"/>
+      <w:pPr>
+        <w:tabs>
+          <w:tab w:val="num" w:pos="720"/>
+        </w:tabs>
+        <w:ind w:left="720" w:hanging="720"/>
       </w:pPr>
     </w:lvl>
-    <w:lvl w:ilvl="3" w:tplc="0409000F" w:tentative="1">
+    <w:lvl w:ilvl="3">
       <w:start w:val="1"/>
-      <w:numFmt w:val="decimal"/>
-      <w:lvlText w:val="%4."/>
+      <w:numFmt w:val="none"/>
+      <w:suff w:val="nothing"/>
+      <w:lvlText w:val=""/>
       <w:lvlJc w:val="left"/>
       <w:pPr>
-        <w:ind w:left="2880" w:hanging="360"/>
+        <w:tabs>
+          <w:tab w:val="num" w:pos="864"/>
+        </w:tabs>
+        <w:ind w:left="864" w:hanging="864"/>
       </w:pPr>
     </w:lvl>
-    <w:lvl w:ilvl="4" w:tplc="04090019" w:tentative="1">
+    <w:lvl w:ilvl="4">
       <w:start w:val="1"/>
-      <w:numFmt w:val="lowerLetter"/>
-      <w:lvlText w:val="%5."/>
+      <w:numFmt w:val="none"/>
+      <w:suff w:val="nothing"/>
+      <w:lvlText w:val=""/>
       <w:lvlJc w:val="left"/>
       <w:pPr>
-        <w:ind w:left="3600" w:hanging="360"/>
+        <w:tabs>
+          <w:tab w:val="num" w:pos="1008"/>
+        </w:tabs>
+        <w:ind w:left="1008" w:hanging="1008"/>
       </w:pPr>
     </w:lvl>
-    <w:lvl w:ilvl="5" w:tplc="0409001B" w:tentative="1">
+    <w:lvl w:ilvl="5">
       <w:start w:val="1"/>
-      <w:numFmt w:val="lowerRoman"/>
-      <w:lvlText w:val="%6."/>
-      <w:lvlJc w:val="right"/>
-      <w:pPr>
-        <w:ind w:left="4320" w:hanging="180"/>
+      <w:numFmt w:val="none"/>
+      <w:suff w:val="nothing"/>
+      <w:lvlText w:val=""/>
+      <w:lvlJc w:val="left"/>
+      <w:pPr>
+        <w:tabs>
+          <w:tab w:val="num" w:pos="1152"/>
+        </w:tabs>
+        <w:ind w:left="1152" w:hanging="1152"/>
       </w:pPr>
     </w:lvl>
-    <w:lvl w:ilvl="6" w:tplc="0409000F" w:tentative="1">
+    <w:lvl w:ilvl="6">
       <w:start w:val="1"/>
-      <w:numFmt w:val="decimal"/>
-      <w:lvlText w:val="%7."/>
+      <w:numFmt w:val="none"/>
+      <w:suff w:val="nothing"/>
+      <w:lvlText w:val=""/>
       <w:lvlJc w:val="left"/>
       <w:pPr>
-        <w:ind w:left="5040" w:hanging="360"/>
+        <w:tabs>
+          <w:tab w:val="num" w:pos="1296"/>
+        </w:tabs>
+        <w:ind w:left="1296" w:hanging="1296"/>
       </w:pPr>
     </w:lvl>
-    <w:lvl w:ilvl="7" w:tplc="04090019" w:tentative="1">
+    <w:lvl w:ilvl="7">
       <w:start w:val="1"/>
-      <w:numFmt w:val="lowerLetter"/>
-      <w:lvlText w:val="%8."/>
+      <w:numFmt w:val="none"/>
+      <w:suff w:val="nothing"/>
+      <w:lvlText w:val=""/>
       <w:lvlJc w:val="left"/>
       <w:pPr>
-        <w:ind w:left="5760" w:hanging="360"/>
+        <w:tabs>
+          <w:tab w:val="num" w:pos="1440"/>
+        </w:tabs>
+        <w:ind w:left="1440" w:hanging="1440"/>
       </w:pPr>
     </w:lvl>
-    <w:lvl w:ilvl="8" w:tplc="0409001B" w:tentative="1">
+    <w:lvl w:ilvl="8">
       <w:start w:val="1"/>
-      <w:numFmt w:val="lowerRoman"/>
-      <w:lvlText w:val="%9."/>
-      <w:lvlJc w:val="right"/>
-      <w:pPr>
-        <w:ind w:left="6480" w:hanging="180"/>
+      <w:numFmt w:val="none"/>
+      <w:suff w:val="nothing"/>
+      <w:lvlText w:val=""/>
+      <w:lvlJc w:val="left"/>
+      <w:pPr>
+        <w:tabs>
+          <w:tab w:val="num" w:pos="1584"/>
+        </w:tabs>
+        <w:ind w:left="1584" w:hanging="1584"/>
       </w:pPr>
     </w:lvl>
   </w:abstractNum>
-  <w:abstractNum w:abstractNumId="2" w15:restartNumberingAfterBreak="0">
-    <w:nsid w:val="4F860FC4"/>
-    <w:multiLevelType w:val="hybridMultilevel"/>
-    <w:tmpl w:val="6216594E"/>
-    <w:lvl w:ilvl="0" w:tplc="FFFFFFFF">
-      <w:start w:val="1"/>
-      <w:numFmt w:val="decimal"/>
-      <w:lvlText w:val="%1."/>
-      <w:lvlJc w:val="left"/>
-      <w:pPr>
-        <w:ind w:left="720" w:hanging="360"/>
-      </w:pPr>
-    </w:lvl>
-    <w:lvl w:ilvl="1" w:tplc="FFFFFFFF">
-      <w:start w:val="1"/>
-      <w:numFmt w:val="lowerLetter"/>
-      <w:lvlText w:val="%2."/>
-      <w:lvlJc w:val="left"/>
-      <w:pPr>
-        <w:ind w:left="1440" w:hanging="360"/>
-      </w:pPr>
-    </w:lvl>
-    <w:lvl w:ilvl="2" w:tplc="FFFFFFFF">
-      <w:start w:val="1"/>
-      <w:numFmt w:val="lowerRoman"/>
-      <w:lvlText w:val="%3."/>
-      <w:lvlJc w:val="right"/>
-      <w:pPr>
-        <w:ind w:left="2160" w:hanging="180"/>
-      </w:pPr>
-    </w:lvl>
-    <w:lvl w:ilvl="3" w:tplc="FFFFFFFF">
-      <w:start w:val="1"/>
-      <w:numFmt w:val="decimal"/>
-      <w:lvlText w:val="%4."/>
-      <w:lvlJc w:val="left"/>
-      <w:pPr>
-        <w:ind w:left="2880" w:hanging="360"/>
-      </w:pPr>
-    </w:lvl>
-    <w:lvl w:ilvl="4" w:tplc="FFFFFFFF">
-      <w:start w:val="1"/>
-      <w:numFmt w:val="lowerLetter"/>
-      <w:lvlText w:val="%5."/>
-      <w:lvlJc w:val="left"/>
-      <w:pPr>
-        <w:ind w:left="3600" w:hanging="360"/>
-      </w:pPr>
-    </w:lvl>
-    <w:lvl w:ilvl="5" w:tplc="FFFFFFFF">
-      <w:start w:val="1"/>
-      <w:numFmt w:val="lowerRoman"/>
-      <w:lvlText w:val="%6."/>
-      <w:lvlJc w:val="right"/>
-      <w:pPr>
-        <w:ind w:left="4320" w:hanging="180"/>
-      </w:pPr>
-    </w:lvl>
-    <w:lvl w:ilvl="6" w:tplc="FFFFFFFF">
-      <w:start w:val="1"/>
-      <w:numFmt w:val="decimal"/>
-      <w:lvlText w:val="%7."/>
-      <w:lvlJc w:val="left"/>
-      <w:pPr>
-        <w:ind w:left="5040" w:hanging="360"/>
-      </w:pPr>
-    </w:lvl>
-    <w:lvl w:ilvl="7" w:tplc="FFFFFFFF">
-      <w:start w:val="1"/>
-      <w:numFmt w:val="lowerLetter"/>
-      <w:lvlText w:val="%8."/>
-      <w:lvlJc w:val="left"/>
-      <w:pPr>
-        <w:ind w:left="5760" w:hanging="360"/>
-      </w:pPr>
-    </w:lvl>
-    <w:lvl w:ilvl="8" w:tplc="FFFFFFFF">
-      <w:start w:val="1"/>
-      <w:numFmt w:val="lowerRoman"/>
-      <w:lvlText w:val="%9."/>
-      <w:lvlJc w:val="right"/>
-      <w:pPr>
-        <w:ind w:left="6480" w:hanging="180"/>
-      </w:pPr>
-    </w:lvl>
-  </w:abstractNum>
-  <w:abstractNum w:abstractNumId="3" w15:restartNumberingAfterBreak="0">
-    <w:nsid w:val="54C312FA"/>
-    <w:multiLevelType w:val="hybridMultilevel"/>
-    <w:tmpl w:val="73E699D6"/>
-    <w:lvl w:ilvl="0" w:tplc="0409000F">
-      <w:start w:val="1"/>
-      <w:numFmt w:val="decimal"/>
-      <w:lvlText w:val="%1."/>
-      <w:lvlJc w:val="left"/>
-      <w:pPr>
-        <w:ind w:left="720" w:hanging="360"/>
-      </w:pPr>
-    </w:lvl>
-    <w:lvl w:ilvl="1" w:tplc="04090019">
-      <w:start w:val="1"/>
-      <w:numFmt w:val="lowerLetter"/>
-      <w:lvlText w:val="%2."/>
-      <w:lvlJc w:val="left"/>
-      <w:pPr>
-        <w:ind w:left="1440" w:hanging="360"/>
-      </w:pPr>
-    </w:lvl>
-    <w:lvl w:ilvl="2" w:tplc="0409001B">
-      <w:start w:val="1"/>
-      <w:numFmt w:val="lowerRoman"/>
-      <w:lvlText w:val="%3."/>
-      <w:lvlJc w:val="right"/>
-      <w:pPr>
-        <w:ind w:left="2160" w:hanging="180"/>
-      </w:pPr>
-    </w:lvl>
-    <w:lvl w:ilvl="3" w:tplc="0409000F">
-      <w:start w:val="1"/>
-      <w:numFmt w:val="decimal"/>
-      <w:lvlText w:val="%4."/>
-      <w:lvlJc w:val="left"/>
-      <w:pPr>
-        <w:ind w:left="2880" w:hanging="360"/>
-      </w:pPr>
-    </w:lvl>
-    <w:lvl w:ilvl="4" w:tplc="04090019">
-      <w:start w:val="1"/>
-      <w:numFmt w:val="lowerLetter"/>
-      <w:lvlText w:val="%5."/>
-      <w:lvlJc w:val="left"/>
-      <w:pPr>
-        <w:ind w:left="3600" w:hanging="360"/>
-      </w:pPr>
-    </w:lvl>
-    <w:lvl w:ilvl="5" w:tplc="0409001B">
-      <w:start w:val="1"/>
-      <w:numFmt w:val="lowerRoman"/>
-      <w:lvlText w:val="%6."/>
-      <w:lvlJc w:val="right"/>
-      <w:pPr>
-        <w:ind w:left="4320" w:hanging="180"/>
-      </w:pPr>
-    </w:lvl>
-    <w:lvl w:ilvl="6" w:tplc="0409000F">
-      <w:start w:val="1"/>
-      <w:numFmt w:val="decimal"/>
-      <w:lvlText w:val="%7."/>
-      <w:lvlJc w:val="left"/>
-      <w:pPr>
-        <w:ind w:left="5040" w:hanging="360"/>
-      </w:pPr>
-    </w:lvl>
-    <w:lvl w:ilvl="7" w:tplc="04090019">
-      <w:start w:val="1"/>
-      <w:numFmt w:val="lowerLetter"/>
-      <w:lvlText w:val="%8."/>
-      <w:lvlJc w:val="left"/>
-      <w:pPr>
-        <w:ind w:left="5760" w:hanging="360"/>
-      </w:pPr>
-    </w:lvl>
-    <w:lvl w:ilvl="8" w:tplc="0409001B">
-      <w:start w:val="1"/>
-      <w:numFmt w:val="lowerRoman"/>
-      <w:lvlText w:val="%9."/>
-      <w:lvlJc w:val="right"/>
-      <w:pPr>
-        <w:ind w:left="6480" w:hanging="180"/>
-      </w:pPr>
-    </w:lvl>
-  </w:abstractNum>
-  <w:abstractNum w:abstractNumId="4" w15:restartNumberingAfterBreak="0">
-    <w:nsid w:val="6DE82E72"/>
-    <w:multiLevelType w:val="hybridMultilevel"/>
-    <w:tmpl w:val="5FE8E48A"/>
-    <w:lvl w:ilvl="0" w:tplc="0409000F">
-      <w:start w:val="1"/>
-      <w:numFmt w:val="decimal"/>
-      <w:lvlText w:val="%1."/>
-      <w:lvlJc w:val="left"/>
-      <w:pPr>
-        <w:ind w:left="720" w:hanging="360"/>
-      </w:pPr>
-    </w:lvl>
-    <w:lvl w:ilvl="1" w:tplc="04090019">
-      <w:start w:val="1"/>
-      <w:numFmt w:val="lowerLetter"/>
-      <w:lvlText w:val="%2."/>
-      <w:lvlJc w:val="left"/>
-      <w:pPr>
-        <w:ind w:left="1440" w:hanging="360"/>
-      </w:pPr>
-    </w:lvl>
-    <w:lvl w:ilvl="2" w:tplc="0409001B">
-      <w:start w:val="1"/>
-      <w:numFmt w:val="lowerRoman"/>
-      <w:lvlText w:val="%3."/>
-      <w:lvlJc w:val="right"/>
-      <w:pPr>
-        <w:ind w:left="2160" w:hanging="180"/>
-      </w:pPr>
-    </w:lvl>
-    <w:lvl w:ilvl="3" w:tplc="0409000F">
-      <w:start w:val="1"/>
-      <w:numFmt w:val="decimal"/>
-      <w:lvlText w:val="%4."/>
-      <w:lvlJc w:val="left"/>
-      <w:pPr>
-        <w:ind w:left="2880" w:hanging="360"/>
-      </w:pPr>
-    </w:lvl>
-    <w:lvl w:ilvl="4" w:tplc="04090019">
-      <w:start w:val="1"/>
-      <w:numFmt w:val="lowerLetter"/>
-      <w:lvlText w:val="%5."/>
-      <w:lvlJc w:val="left"/>
-      <w:pPr>
-        <w:ind w:left="3600" w:hanging="360"/>
-      </w:pPr>
-    </w:lvl>
-    <w:lvl w:ilvl="5" w:tplc="0409001B">
-      <w:start w:val="1"/>
-      <w:numFmt w:val="lowerRoman"/>
-      <w:lvlText w:val="%6."/>
-      <w:lvlJc w:val="right"/>
-      <w:pPr>
-        <w:ind w:left="4320" w:hanging="180"/>
-      </w:pPr>
-    </w:lvl>
-    <w:lvl w:ilvl="6" w:tplc="0409000F">
-      <w:start w:val="1"/>
-      <w:numFmt w:val="decimal"/>
-      <w:lvlText w:val="%7."/>
-      <w:lvlJc w:val="left"/>
-      <w:pPr>
-        <w:ind w:left="5040" w:hanging="360"/>
-      </w:pPr>
-    </w:lvl>
-    <w:lvl w:ilvl="7" w:tplc="04090019">
-      <w:start w:val="1"/>
-      <w:numFmt w:val="lowerLetter"/>
-      <w:lvlText w:val="%8."/>
-      <w:lvlJc w:val="left"/>
-      <w:pPr>
-        <w:ind w:left="5760" w:hanging="360"/>
-      </w:pPr>
-    </w:lvl>
-    <w:lvl w:ilvl="8" w:tplc="0409001B">
-      <w:start w:val="1"/>
-      <w:numFmt w:val="lowerRoman"/>
-      <w:lvlText w:val="%9."/>
-      <w:lvlJc w:val="right"/>
-      <w:pPr>
-        <w:ind w:left="6480" w:hanging="180"/>
-      </w:pPr>
-    </w:lvl>
-  </w:abstractNum>
-  <w:num w:numId="1" w16cid:durableId="2026126836">
-    <w:abstractNumId w:val="3"/>
-    <w:lvlOverride w:ilvl="0">
-      <w:startOverride w:val="1"/>
-    </w:lvlOverride>
-    <w:lvlOverride w:ilvl="1">
-      <w:startOverride w:val="1"/>
-    </w:lvlOverride>
-    <w:lvlOverride w:ilvl="2">
-      <w:startOverride w:val="1"/>
-    </w:lvlOverride>
-    <w:lvlOverride w:ilvl="3">
-      <w:startOverride w:val="1"/>
-    </w:lvlOverride>
-    <w:lvlOverride w:ilvl="4">
-      <w:startOverride w:val="1"/>
-    </w:lvlOverride>
-    <w:lvlOverride w:ilvl="5">
-      <w:startOverride w:val="1"/>
-    </w:lvlOverride>
-    <w:lvlOverride w:ilvl="6">
-      <w:startOverride w:val="1"/>
-    </w:lvlOverride>
-    <w:lvlOverride w:ilvl="7">
-      <w:startOverride w:val="1"/>
-    </w:lvlOverride>
-    <w:lvlOverride w:ilvl="8">
-      <w:startOverride w:val="1"/>
-    </w:lvlOverride>
+  <w:num w:numId="1">
+    <w:abstractNumId w:val="1"/>
   </w:num>
-  <w:num w:numId="2" w16cid:durableId="1695108426">
-    <w:abstractNumId w:val="4"/>
+  <w:num w:numId="2">
+    <w:abstractNumId w:val="2"/>
   </w:num>
-  <w:num w:numId="3" w16cid:durableId="1865632352">
+  <w:num w:numId="3">
     <w:abstractNumId w:val="3"/>
   </w:num>
-  <w:num w:numId="4" w16cid:durableId="358239790">
-    <w:abstractNumId w:val="2"/>
-  </w:num>
-  <w:num w:numId="5" w16cid:durableId="1767193705">
-    <w:abstractNumId w:val="1"/>
-  </w:num>
-  <w:num w:numId="6" w16cid:durableId="572157123">
-    <w:abstractNumId w:val="0"/>
+  <w:num w:numId="4">
+    <w:abstractNumId w:val="4"/>
   </w:num>
 </w:numbering>
 </file>
 
-<file path=word/people.xml><?xml version="1.0" encoding="utf-8"?>
-<w15:people xmlns:wpc="http://schemas.microsoft.com/office/word/2010/wordprocessingCanvas" xmlns:cx="http://schemas.microsoft.com/office/drawing/2014/chartex" xmlns:cx1="http://schemas.microsoft.com/office/drawing/2015/9/8/chartex" xmlns:cx2="http://schemas.microsoft.com/office/drawing/2015/10/21/chartex" xmlns:cx3="http://schemas.microsoft.com/office/drawing/2016/5/9/chartex" xmlns:cx4="http://schemas.microsoft.com/office/drawing/2016/5/10/chartex" xmlns:cx5="http://schemas.microsoft.com/office/drawing/2016/5/11/chartex" xmlns:cx6="http://schemas.microsoft.com/office/drawing/2016/5/12/chartex" xmlns:cx7="http://schemas.microsoft.com/office/drawing/2016/5/13/chartex" xmlns:cx8="http://schemas.microsoft.com/office/drawing/2016/5/14/chartex" xmlns:mc="http://schemas.openxmlformats.org/markup-compatibility/2006" xmlns:aink="http://schemas.microsoft.com/office/drawing/2016/ink" xmlns:am3d="http://schemas.microsoft.com/office/drawing/2017/model3d" xmlns:o="urn:schemas-microsoft-com:office:office" xmlns:oel="http://schemas.microsoft.com/office/2019/extlst" xmlns:r="http://schemas.openxmlformats.org/officeDocument/2006/relationships" xmlns:m="http://schemas.openxmlformats.org/officeDocument/2006/math" xmlns:v="urn:schemas-microsoft-com:vml" xmlns:wp14="http://schemas.microsoft.com/office/word/2010/wordprocessingDrawing" xmlns:wp="http://schemas.openxmlformats.org/drawingml/2006/wordprocessingDrawing" xmlns:w10="urn:schemas-microsoft-com:office:word" xmlns:w="http://schemas.openxmlformats.org/wordprocessingml/2006/main" xmlns:w14="http://schemas.microsoft.com/office/word/2010/wordml" xmlns:w15="http://schemas.microsoft.com/office/word/2012/wordml" xmlns:w16cex="http://schemas.microsoft.com/office/word/2018/wordml/cex" xmlns:w16cid="http://schemas.microsoft.com/office/word/2016/wordml/cid" xmlns:w16="http://schemas.microsoft.com/office/word/2018/wordml" xmlns:w16sdtdh="http://schemas.microsoft.com/office/word/2020/wordml/sdtdatahash" xmlns:w16se="http://schemas.microsoft.com/office/word/2015/wordml/symex" xmlns:wpg="http://schemas.microsoft.com/office/word/2010/wordprocessingGroup" xmlns:wpi="http://schemas.microsoft.com/office/word/2010/wordprocessingInk" xmlns:wne="http://schemas.microsoft.com/office/word/2006/wordml" xmlns:wps="http://schemas.microsoft.com/office/word/2010/wordprocessingShape" mc:Ignorable="w14 w15 w16se w16cid w16 w16cex w16sdtdh wp14">
-  <w15:person w15:author="Balding, William (MARAD)">
-    <w15:presenceInfo w15:providerId="AD" w15:userId="S::william.balding@ad.dot.gov::b0d2f3e0-2b67-4316-82ab-6e4b04b27c6e"/>
-  </w15:person>
-</w15:people>
-</file>
-
 <file path=word/styles.xml><?xml version="1.0" encoding="utf-8"?>
-<w:styles xmlns:mc="http://schemas.openxmlformats.org/markup-compatibility/2006" xmlns:r="http://schemas.openxmlformats.org/officeDocument/2006/relationships" xmlns:w="http://schemas.openxmlformats.org/wordprocessingml/2006/main" xmlns:w14="http://schemas.microsoft.com/office/word/2010/wordml" xmlns:w15="http://schemas.microsoft.com/office/word/2012/wordml" xmlns:w16cex="http://schemas.microsoft.com/office/word/2018/wordml/cex" xmlns:w16cid="http://schemas.microsoft.com/office/word/2016/wordml/cid" xmlns:w16="http://schemas.microsoft.com/office/word/2018/wordml" xmlns:w16sdtdh="http://schemas.microsoft.com/office/word/2020/wordml/sdtdatahash" xmlns:w16se="http://schemas.microsoft.com/office/word/2015/wordml/symex" mc:Ignorable="w14 w15 w16se w16cid w16 w16cex w16sdtdh">
+<w:styles xmlns:w="http://schemas.openxmlformats.org/wordprocessingml/2006/main" xmlns:w14="http://schemas.microsoft.com/office/word/2010/wordml" xmlns:mc="http://schemas.openxmlformats.org/markup-compatibility/2006" mc:Ignorable="w14">
   <w:docDefaults>
     <w:rPrDefault>
       <w:rPr>
-        <w:rFonts w:asciiTheme="minorHAnsi" w:eastAsiaTheme="minorHAnsi" w:hAnsiTheme="minorHAnsi" w:cstheme="minorBidi"/>
-        <w:kern w:val="2"/>
+        <w:rFonts w:ascii="Aptos" w:hAnsi="Aptos" w:eastAsia="Aptos" w:cs="" w:asciiTheme="minorHAnsi" w:cstheme="minorBidi" w:eastAsiaTheme="minorHAnsi" w:hAnsiTheme="minorHAnsi"/>
         <w:sz w:val="22"/>
         <w:szCs w:val="22"/>
         <w:lang w:val="en-US" w:eastAsia="en-US" w:bidi="ar-SA"/>
@@ -2739,22 +3849,20 @@
       </w:rPr>
     </w:rPrDefault>
     <w:pPrDefault>
-      <w:pPr>
-        <w:spacing w:after="160" w:line="259" w:lineRule="auto"/>
-      </w:pPr>
+      <w:pPr/>
     </w:pPrDefault>
   </w:docDefaults>
   <w:latentStyles w:defLockedState="0" w:defUIPriority="99" w:defSemiHidden="0" w:defUnhideWhenUsed="0" w:defQFormat="0" w:count="376">
     <w:lsdException w:name="Normal" w:uiPriority="0" w:qFormat="1"/>
     <w:lsdException w:name="heading 1" w:uiPriority="9" w:qFormat="1"/>
-    <w:lsdException w:name="heading 2" w:semiHidden="1" w:uiPriority="9" w:unhideWhenUsed="1" w:qFormat="1"/>
-    <w:lsdException w:name="heading 3" w:semiHidden="1" w:uiPriority="9" w:unhideWhenUsed="1" w:qFormat="1"/>
-    <w:lsdException w:name="heading 4" w:semiHidden="1" w:uiPriority="9" w:unhideWhenUsed="1" w:qFormat="1"/>
-    <w:lsdException w:name="heading 5" w:semiHidden="1" w:uiPriority="9" w:unhideWhenUsed="1" w:qFormat="1"/>
-    <w:lsdException w:name="heading 6" w:semiHidden="1" w:uiPriority="9" w:unhideWhenUsed="1" w:qFormat="1"/>
-    <w:lsdException w:name="heading 7" w:semiHidden="1" w:uiPriority="9" w:unhideWhenUsed="1" w:qFormat="1"/>
-    <w:lsdException w:name="heading 8" w:semiHidden="1" w:uiPriority="9" w:unhideWhenUsed="1" w:qFormat="1"/>
-    <w:lsdException w:name="heading 9" w:semiHidden="1" w:uiPriority="9" w:unhideWhenUsed="1" w:qFormat="1"/>
+    <w:lsdException w:name="heading 2" w:uiPriority="9" w:semiHidden="1" w:unhideWhenUsed="1" w:qFormat="1"/>
+    <w:lsdException w:name="heading 3" w:uiPriority="9" w:semiHidden="1" w:unhideWhenUsed="1" w:qFormat="1"/>
+    <w:lsdException w:name="heading 4" w:uiPriority="9" w:semiHidden="1" w:unhideWhenUsed="1" w:qFormat="1"/>
+    <w:lsdException w:name="heading 5" w:uiPriority="9" w:semiHidden="1" w:unhideWhenUsed="1" w:qFormat="1"/>
+    <w:lsdException w:name="heading 6" w:uiPriority="9" w:semiHidden="1" w:unhideWhenUsed="1" w:qFormat="1"/>
+    <w:lsdException w:name="heading 7" w:uiPriority="9" w:semiHidden="1" w:unhideWhenUsed="1" w:qFormat="1"/>
+    <w:lsdException w:name="heading 8" w:uiPriority="9" w:semiHidden="1" w:unhideWhenUsed="1" w:qFormat="1"/>
+    <w:lsdException w:name="heading 9" w:uiPriority="9" w:semiHidden="1" w:unhideWhenUsed="1" w:qFormat="1"/>
     <w:lsdException w:name="index 1" w:semiHidden="1" w:unhideWhenUsed="1"/>
     <w:lsdException w:name="index 2" w:semiHidden="1" w:unhideWhenUsed="1"/>
     <w:lsdException w:name="index 3" w:semiHidden="1" w:unhideWhenUsed="1"/>
@@ -2764,22 +3872,22 @@
     <w:lsdException w:name="index 7" w:semiHidden="1" w:unhideWhenUsed="1"/>
     <w:lsdException w:name="index 8" w:semiHidden="1" w:unhideWhenUsed="1"/>
     <w:lsdException w:name="index 9" w:semiHidden="1" w:unhideWhenUsed="1"/>
-    <w:lsdException w:name="toc 1" w:semiHidden="1" w:uiPriority="39" w:unhideWhenUsed="1"/>
-    <w:lsdException w:name="toc 2" w:semiHidden="1" w:uiPriority="39" w:unhideWhenUsed="1"/>
-    <w:lsdException w:name="toc 3" w:semiHidden="1" w:uiPriority="39" w:unhideWhenUsed="1"/>
-    <w:lsdException w:name="toc 4" w:semiHidden="1" w:uiPriority="39" w:unhideWhenUsed="1"/>
-    <w:lsdException w:name="toc 5" w:semiHidden="1" w:uiPriority="39" w:unhideWhenUsed="1"/>
-    <w:lsdException w:name="toc 6" w:semiHidden="1" w:uiPriority="39" w:unhideWhenUsed="1"/>
-    <w:lsdException w:name="toc 7" w:semiHidden="1" w:uiPriority="39" w:unhideWhenUsed="1"/>
-    <w:lsdException w:name="toc 8" w:semiHidden="1" w:uiPriority="39" w:unhideWhenUsed="1"/>
-    <w:lsdException w:name="toc 9" w:semiHidden="1" w:uiPriority="39" w:unhideWhenUsed="1"/>
+    <w:lsdException w:name="toc 1" w:uiPriority="39" w:semiHidden="1" w:unhideWhenUsed="1"/>
+    <w:lsdException w:name="toc 2" w:uiPriority="39" w:semiHidden="1" w:unhideWhenUsed="1"/>
+    <w:lsdException w:name="toc 3" w:uiPriority="39" w:semiHidden="1" w:unhideWhenUsed="1"/>
+    <w:lsdException w:name="toc 4" w:uiPriority="39" w:semiHidden="1" w:unhideWhenUsed="1"/>
+    <w:lsdException w:name="toc 5" w:uiPriority="39" w:semiHidden="1" w:unhideWhenUsed="1"/>
+    <w:lsdException w:name="toc 6" w:uiPriority="39" w:semiHidden="1" w:unhideWhenUsed="1"/>
+    <w:lsdException w:name="toc 7" w:uiPriority="39" w:semiHidden="1" w:unhideWhenUsed="1"/>
+    <w:lsdException w:name="toc 8" w:uiPriority="39" w:semiHidden="1" w:unhideWhenUsed="1"/>
+    <w:lsdException w:name="toc 9" w:uiPriority="39" w:semiHidden="1" w:unhideWhenUsed="1"/>
     <w:lsdException w:name="Normal Indent" w:semiHidden="1" w:unhideWhenUsed="1"/>
     <w:lsdException w:name="footnote text" w:semiHidden="1" w:unhideWhenUsed="1"/>
     <w:lsdException w:name="annotation text" w:semiHidden="1" w:unhideWhenUsed="1"/>
     <w:lsdException w:name="header" w:semiHidden="1" w:unhideWhenUsed="1"/>
     <w:lsdException w:name="footer" w:semiHidden="1" w:unhideWhenUsed="1"/>
     <w:lsdException w:name="index heading" w:semiHidden="1" w:unhideWhenUsed="1"/>
-    <w:lsdException w:name="caption" w:semiHidden="1" w:uiPriority="35" w:unhideWhenUsed="1" w:qFormat="1"/>
+    <w:lsdException w:name="caption" w:uiPriority="35" w:semiHidden="1" w:unhideWhenUsed="1" w:qFormat="1"/>
     <w:lsdException w:name="table of figures" w:semiHidden="1" w:unhideWhenUsed="1"/>
     <w:lsdException w:name="envelope address" w:semiHidden="1" w:unhideWhenUsed="1"/>
     <w:lsdException w:name="envelope return" w:semiHidden="1" w:unhideWhenUsed="1"/>
@@ -2810,7 +3918,7 @@
     <w:lsdException w:name="Title" w:uiPriority="10" w:qFormat="1"/>
     <w:lsdException w:name="Closing" w:semiHidden="1" w:unhideWhenUsed="1"/>
     <w:lsdException w:name="Signature" w:semiHidden="1" w:unhideWhenUsed="1"/>
-    <w:lsdException w:name="Default Paragraph Font" w:semiHidden="1" w:uiPriority="1" w:unhideWhenUsed="1"/>
+    <w:lsdException w:name="Default Paragraph Font" w:uiPriority="1" w:semiHidden="1" w:unhideWhenUsed="1"/>
     <w:lsdException w:name="Body Text" w:semiHidden="1" w:unhideWhenUsed="1"/>
     <w:lsdException w:name="Body Text Indent" w:semiHidden="1" w:unhideWhenUsed="1"/>
     <w:lsdException w:name="List Continue" w:semiHidden="1" w:unhideWhenUsed="1"/>
@@ -3010,8 +4118,8 @@
     <w:lsdException w:name="Subtle Reference" w:uiPriority="31" w:qFormat="1"/>
     <w:lsdException w:name="Intense Reference" w:uiPriority="32" w:qFormat="1"/>
     <w:lsdException w:name="Book Title" w:uiPriority="33" w:qFormat="1"/>
-    <w:lsdException w:name="Bibliography" w:semiHidden="1" w:uiPriority="37" w:unhideWhenUsed="1"/>
-    <w:lsdException w:name="TOC Heading" w:semiHidden="1" w:uiPriority="39" w:unhideWhenUsed="1" w:qFormat="1"/>
+    <w:lsdException w:name="Bibliography" w:uiPriority="37" w:semiHidden="1" w:unhideWhenUsed="1"/>
+    <w:lsdException w:name="TOC Heading" w:uiPriority="39" w:semiHidden="1" w:unhideWhenUsed="1" w:qFormat="1"/>
     <w:lsdException w:name="Plain Table 1" w:uiPriority="41"/>
     <w:lsdException w:name="Plain Table 2" w:uiPriority="42"/>
     <w:lsdException w:name="Plain Table 3" w:uiPriority="43"/>
@@ -3122,18 +4230,32 @@
     <w:lsdException w:name="Unresolved Mention" w:semiHidden="1" w:unhideWhenUsed="1"/>
     <w:lsdException w:name="Smart Link" w:semiHidden="1" w:unhideWhenUsed="1"/>
   </w:latentStyles>
-  <w:style w:type="paragraph" w:default="1" w:styleId="Normal">
+  <w:style w:type="paragraph" w:styleId="Normal" w:default="1">
     <w:name w:val="Normal"/>
     <w:qFormat/>
+    <w:pPr>
+      <w:widowControl/>
+      <w:bidi w:val="0"/>
+      <w:spacing w:lineRule="auto" w:line="259" w:before="0" w:after="160"/>
+      <w:jc w:val="left"/>
+    </w:pPr>
+    <w:rPr>
+      <w:rFonts w:ascii="Aptos" w:hAnsi="Aptos" w:eastAsia="Aptos" w:cs="" w:asciiTheme="minorHAnsi" w:cstheme="minorBidi" w:eastAsiaTheme="minorHAnsi" w:hAnsiTheme="minorHAnsi"/>
+      <w:color w:val="auto"/>
+      <w:sz w:val="22"/>
+      <w:szCs w:val="22"/>
+      <w:lang w:val="en-US" w:eastAsia="en-US" w:bidi="ar-SA"/>
+      <w14:ligatures w14:val="standardContextual"/>
+    </w:rPr>
   </w:style>
   <w:style w:type="paragraph" w:styleId="Heading1">
-    <w:name w:val="heading 1"/>
+    <w:name w:val="Heading 1"/>
     <w:basedOn w:val="Normal"/>
     <w:next w:val="Normal"/>
     <w:link w:val="Heading1Char"/>
     <w:uiPriority w:val="9"/>
     <w:qFormat/>
-    <w:rsid w:val="009929FF"/>
+    <w:rsid w:val="009929ff"/>
     <w:pPr>
       <w:keepNext/>
       <w:keepLines/>
@@ -3141,14 +4263,14 @@
       <w:outlineLvl w:val="0"/>
     </w:pPr>
     <w:rPr>
-      <w:rFonts w:asciiTheme="majorHAnsi" w:eastAsiaTheme="majorEastAsia" w:hAnsiTheme="majorHAnsi" w:cstheme="majorBidi"/>
-      <w:color w:val="0F4761" w:themeColor="accent1" w:themeShade="BF"/>
+      <w:rFonts w:ascii="Aptos Display" w:hAnsi="Aptos Display" w:eastAsia="" w:cs="" w:asciiTheme="majorHAnsi" w:cstheme="majorBidi" w:eastAsiaTheme="majorEastAsia" w:hAnsiTheme="majorHAnsi"/>
+      <w:color w:val="0F4761" w:themeColor="accent1" w:themeShade="bf"/>
       <w:sz w:val="40"/>
       <w:szCs w:val="40"/>
     </w:rPr>
   </w:style>
   <w:style w:type="paragraph" w:styleId="Heading2">
-    <w:name w:val="heading 2"/>
+    <w:name w:val="Heading 2"/>
     <w:basedOn w:val="Normal"/>
     <w:next w:val="Normal"/>
     <w:link w:val="Heading2Char"/>
@@ -3156,7 +4278,7 @@
     <w:semiHidden/>
     <w:unhideWhenUsed/>
     <w:qFormat/>
-    <w:rsid w:val="009929FF"/>
+    <w:rsid w:val="009929ff"/>
     <w:pPr>
       <w:keepNext/>
       <w:keepLines/>
@@ -3164,14 +4286,14 @@
       <w:outlineLvl w:val="1"/>
     </w:pPr>
     <w:rPr>
-      <w:rFonts w:asciiTheme="majorHAnsi" w:eastAsiaTheme="majorEastAsia" w:hAnsiTheme="majorHAnsi" w:cstheme="majorBidi"/>
-      <w:color w:val="0F4761" w:themeColor="accent1" w:themeShade="BF"/>
+      <w:rFonts w:ascii="Aptos Display" w:hAnsi="Aptos Display" w:eastAsia="" w:cs="" w:asciiTheme="majorHAnsi" w:cstheme="majorBidi" w:eastAsiaTheme="majorEastAsia" w:hAnsiTheme="majorHAnsi"/>
+      <w:color w:val="0F4761" w:themeColor="accent1" w:themeShade="bf"/>
       <w:sz w:val="32"/>
       <w:szCs w:val="32"/>
     </w:rPr>
   </w:style>
   <w:style w:type="paragraph" w:styleId="Heading3">
-    <w:name w:val="heading 3"/>
+    <w:name w:val="Heading 3"/>
     <w:basedOn w:val="Normal"/>
     <w:next w:val="Normal"/>
     <w:link w:val="Heading3Char"/>
@@ -3179,7 +4301,7 @@
     <w:semiHidden/>
     <w:unhideWhenUsed/>
     <w:qFormat/>
-    <w:rsid w:val="009929FF"/>
+    <w:rsid w:val="009929ff"/>
     <w:pPr>
       <w:keepNext/>
       <w:keepLines/>
@@ -3187,14 +4309,14 @@
       <w:outlineLvl w:val="2"/>
     </w:pPr>
     <w:rPr>
-      <w:rFonts w:eastAsiaTheme="majorEastAsia" w:cstheme="majorBidi"/>
-      <w:color w:val="0F4761" w:themeColor="accent1" w:themeShade="BF"/>
+      <w:rFonts w:eastAsia="" w:cs="" w:cstheme="majorBidi" w:eastAsiaTheme="majorEastAsia"/>
+      <w:color w:val="0F4761" w:themeColor="accent1" w:themeShade="bf"/>
       <w:sz w:val="28"/>
       <w:szCs w:val="28"/>
     </w:rPr>
   </w:style>
   <w:style w:type="paragraph" w:styleId="Heading4">
-    <w:name w:val="heading 4"/>
+    <w:name w:val="Heading 4"/>
     <w:basedOn w:val="Normal"/>
     <w:next w:val="Normal"/>
     <w:link w:val="Heading4Char"/>
@@ -3202,7 +4324,7 @@
     <w:semiHidden/>
     <w:unhideWhenUsed/>
     <w:qFormat/>
-    <w:rsid w:val="009929FF"/>
+    <w:rsid w:val="009929ff"/>
     <w:pPr>
       <w:keepNext/>
       <w:keepLines/>
@@ -3210,14 +4332,14 @@
       <w:outlineLvl w:val="3"/>
     </w:pPr>
     <w:rPr>
-      <w:rFonts w:eastAsiaTheme="majorEastAsia" w:cstheme="majorBidi"/>
+      <w:rFonts w:eastAsia="" w:cs="" w:cstheme="majorBidi" w:eastAsiaTheme="majorEastAsia"/>
       <w:i/>
       <w:iCs/>
-      <w:color w:val="0F4761" w:themeColor="accent1" w:themeShade="BF"/>
+      <w:color w:val="0F4761" w:themeColor="accent1" w:themeShade="bf"/>
     </w:rPr>
   </w:style>
   <w:style w:type="paragraph" w:styleId="Heading5">
-    <w:name w:val="heading 5"/>
+    <w:name w:val="Heading 5"/>
     <w:basedOn w:val="Normal"/>
     <w:next w:val="Normal"/>
     <w:link w:val="Heading5Char"/>
@@ -3225,7 +4347,7 @@
     <w:semiHidden/>
     <w:unhideWhenUsed/>
     <w:qFormat/>
-    <w:rsid w:val="009929FF"/>
+    <w:rsid w:val="009929ff"/>
     <w:pPr>
       <w:keepNext/>
       <w:keepLines/>
@@ -3233,12 +4355,12 @@
       <w:outlineLvl w:val="4"/>
     </w:pPr>
     <w:rPr>
-      <w:rFonts w:eastAsiaTheme="majorEastAsia" w:cstheme="majorBidi"/>
-      <w:color w:val="0F4761" w:themeColor="accent1" w:themeShade="BF"/>
+      <w:rFonts w:eastAsia="" w:cs="" w:cstheme="majorBidi" w:eastAsiaTheme="majorEastAsia"/>
+      <w:color w:val="0F4761" w:themeColor="accent1" w:themeShade="bf"/>
     </w:rPr>
   </w:style>
   <w:style w:type="paragraph" w:styleId="Heading6">
-    <w:name w:val="heading 6"/>
+    <w:name w:val="Heading 6"/>
     <w:basedOn w:val="Normal"/>
     <w:next w:val="Normal"/>
     <w:link w:val="Heading6Char"/>
@@ -3246,7 +4368,7 @@
     <w:semiHidden/>
     <w:unhideWhenUsed/>
     <w:qFormat/>
-    <w:rsid w:val="009929FF"/>
+    <w:rsid w:val="009929ff"/>
     <w:pPr>
       <w:keepNext/>
       <w:keepLines/>
@@ -3254,14 +4376,14 @@
       <w:outlineLvl w:val="5"/>
     </w:pPr>
     <w:rPr>
-      <w:rFonts w:eastAsiaTheme="majorEastAsia" w:cstheme="majorBidi"/>
+      <w:rFonts w:eastAsia="" w:cs="" w:cstheme="majorBidi" w:eastAsiaTheme="majorEastAsia"/>
       <w:i/>
       <w:iCs/>
-      <w:color w:val="595959" w:themeColor="text1" w:themeTint="A6"/>
+      <w:color w:val="595959" w:themeColor="text1" w:themeTint="a6"/>
     </w:rPr>
   </w:style>
   <w:style w:type="paragraph" w:styleId="Heading7">
-    <w:name w:val="heading 7"/>
+    <w:name w:val="Heading 7"/>
     <w:basedOn w:val="Normal"/>
     <w:next w:val="Normal"/>
     <w:link w:val="Heading7Char"/>
@@ -3269,7 +4391,7 @@
     <w:semiHidden/>
     <w:unhideWhenUsed/>
     <w:qFormat/>
-    <w:rsid w:val="009929FF"/>
+    <w:rsid w:val="009929ff"/>
     <w:pPr>
       <w:keepNext/>
       <w:keepLines/>
@@ -3277,12 +4399,12 @@
       <w:outlineLvl w:val="6"/>
     </w:pPr>
     <w:rPr>
-      <w:rFonts w:eastAsiaTheme="majorEastAsia" w:cstheme="majorBidi"/>
-      <w:color w:val="595959" w:themeColor="text1" w:themeTint="A6"/>
+      <w:rFonts w:eastAsia="" w:cs="" w:cstheme="majorBidi" w:eastAsiaTheme="majorEastAsia"/>
+      <w:color w:val="595959" w:themeColor="text1" w:themeTint="a6"/>
     </w:rPr>
   </w:style>
   <w:style w:type="paragraph" w:styleId="Heading8">
-    <w:name w:val="heading 8"/>
+    <w:name w:val="Heading 8"/>
     <w:basedOn w:val="Normal"/>
     <w:next w:val="Normal"/>
     <w:link w:val="Heading8Char"/>
@@ -3290,22 +4412,22 @@
     <w:semiHidden/>
     <w:unhideWhenUsed/>
     <w:qFormat/>
-    <w:rsid w:val="009929FF"/>
+    <w:rsid w:val="009929ff"/>
     <w:pPr>
       <w:keepNext/>
       <w:keepLines/>
-      <w:spacing w:after="0"/>
+      <w:spacing w:before="0" w:after="0"/>
       <w:outlineLvl w:val="7"/>
     </w:pPr>
     <w:rPr>
-      <w:rFonts w:eastAsiaTheme="majorEastAsia" w:cstheme="majorBidi"/>
+      <w:rFonts w:eastAsia="" w:cs="" w:cstheme="majorBidi" w:eastAsiaTheme="majorEastAsia"/>
       <w:i/>
       <w:iCs/>
-      <w:color w:val="272727" w:themeColor="text1" w:themeTint="D8"/>
+      <w:color w:val="272727" w:themeColor="text1" w:themeTint="d8"/>
     </w:rPr>
   </w:style>
   <w:style w:type="paragraph" w:styleId="Heading9">
-    <w:name w:val="heading 9"/>
+    <w:name w:val="Heading 9"/>
     <w:basedOn w:val="Normal"/>
     <w:next w:val="Normal"/>
     <w:link w:val="Heading9Char"/>
@@ -3313,23 +4435,576 @@
     <w:semiHidden/>
     <w:unhideWhenUsed/>
     <w:qFormat/>
-    <w:rsid w:val="009929FF"/>
+    <w:rsid w:val="009929ff"/>
     <w:pPr>
       <w:keepNext/>
       <w:keepLines/>
-      <w:spacing w:after="0"/>
+      <w:spacing w:before="0" w:after="0"/>
       <w:outlineLvl w:val="8"/>
     </w:pPr>
     <w:rPr>
-      <w:rFonts w:eastAsiaTheme="majorEastAsia" w:cstheme="majorBidi"/>
-      <w:color w:val="272727" w:themeColor="text1" w:themeTint="D8"/>
+      <w:rFonts w:eastAsia="" w:cs="" w:cstheme="majorBidi" w:eastAsiaTheme="majorEastAsia"/>
+      <w:color w:val="272727" w:themeColor="text1" w:themeTint="d8"/>
     </w:rPr>
   </w:style>
-  <w:style w:type="character" w:default="1" w:styleId="DefaultParagraphFont">
+  <w:style w:type="character" w:styleId="DefaultParagraphFont" w:default="1">
     <w:name w:val="Default Paragraph Font"/>
     <w:uiPriority w:val="1"/>
     <w:semiHidden/>
     <w:unhideWhenUsed/>
+    <w:qFormat/>
+    <w:rPr/>
+  </w:style>
+  <w:style w:type="character" w:styleId="Heading1Char" w:customStyle="1">
+    <w:name w:val="Heading 1 Char"/>
+    <w:basedOn w:val="DefaultParagraphFont"/>
+    <w:link w:val="Heading1"/>
+    <w:uiPriority w:val="9"/>
+    <w:qFormat/>
+    <w:rsid w:val="009929ff"/>
+    <w:rPr>
+      <w:rFonts w:ascii="Aptos Display" w:hAnsi="Aptos Display" w:eastAsia="" w:cs="" w:asciiTheme="majorHAnsi" w:cstheme="majorBidi" w:eastAsiaTheme="majorEastAsia" w:hAnsiTheme="majorHAnsi"/>
+      <w:color w:val="0F4761" w:themeColor="accent1" w:themeShade="bf"/>
+      <w:sz w:val="40"/>
+      <w:szCs w:val="40"/>
+    </w:rPr>
+  </w:style>
+  <w:style w:type="character" w:styleId="Heading2Char" w:customStyle="1">
+    <w:name w:val="Heading 2 Char"/>
+    <w:basedOn w:val="DefaultParagraphFont"/>
+    <w:link w:val="Heading2"/>
+    <w:uiPriority w:val="9"/>
+    <w:semiHidden/>
+    <w:qFormat/>
+    <w:rsid w:val="009929ff"/>
+    <w:rPr>
+      <w:rFonts w:ascii="Aptos Display" w:hAnsi="Aptos Display" w:eastAsia="" w:cs="" w:asciiTheme="majorHAnsi" w:cstheme="majorBidi" w:eastAsiaTheme="majorEastAsia" w:hAnsiTheme="majorHAnsi"/>
+      <w:color w:val="0F4761" w:themeColor="accent1" w:themeShade="bf"/>
+      <w:sz w:val="32"/>
+      <w:szCs w:val="32"/>
+    </w:rPr>
+  </w:style>
+  <w:style w:type="character" w:styleId="Heading3Char" w:customStyle="1">
+    <w:name w:val="Heading 3 Char"/>
+    <w:basedOn w:val="DefaultParagraphFont"/>
+    <w:link w:val="Heading3"/>
+    <w:uiPriority w:val="9"/>
+    <w:semiHidden/>
+    <w:qFormat/>
+    <w:rsid w:val="009929ff"/>
+    <w:rPr>
+      <w:rFonts w:eastAsia="" w:cs="" w:cstheme="majorBidi" w:eastAsiaTheme="majorEastAsia"/>
+      <w:color w:val="0F4761" w:themeColor="accent1" w:themeShade="bf"/>
+      <w:sz w:val="28"/>
+      <w:szCs w:val="28"/>
+    </w:rPr>
+  </w:style>
+  <w:style w:type="character" w:styleId="Heading4Char" w:customStyle="1">
+    <w:name w:val="Heading 4 Char"/>
+    <w:basedOn w:val="DefaultParagraphFont"/>
+    <w:link w:val="Heading4"/>
+    <w:uiPriority w:val="9"/>
+    <w:semiHidden/>
+    <w:qFormat/>
+    <w:rsid w:val="009929ff"/>
+    <w:rPr>
+      <w:rFonts w:eastAsia="" w:cs="" w:cstheme="majorBidi" w:eastAsiaTheme="majorEastAsia"/>
+      <w:i/>
+      <w:iCs/>
+      <w:color w:val="0F4761" w:themeColor="accent1" w:themeShade="bf"/>
+    </w:rPr>
+  </w:style>
+  <w:style w:type="character" w:styleId="Heading5Char" w:customStyle="1">
+    <w:name w:val="Heading 5 Char"/>
+    <w:basedOn w:val="DefaultParagraphFont"/>
+    <w:link w:val="Heading5"/>
+    <w:uiPriority w:val="9"/>
+    <w:semiHidden/>
+    <w:qFormat/>
+    <w:rsid w:val="009929ff"/>
+    <w:rPr>
+      <w:rFonts w:eastAsia="" w:cs="" w:cstheme="majorBidi" w:eastAsiaTheme="majorEastAsia"/>
+      <w:color w:val="0F4761" w:themeColor="accent1" w:themeShade="bf"/>
+    </w:rPr>
+  </w:style>
+  <w:style w:type="character" w:styleId="Heading6Char" w:customStyle="1">
+    <w:name w:val="Heading 6 Char"/>
+    <w:basedOn w:val="DefaultParagraphFont"/>
+    <w:link w:val="Heading6"/>
+    <w:uiPriority w:val="9"/>
+    <w:semiHidden/>
+    <w:qFormat/>
+    <w:rsid w:val="009929ff"/>
+    <w:rPr>
+      <w:rFonts w:eastAsia="" w:cs="" w:cstheme="majorBidi" w:eastAsiaTheme="majorEastAsia"/>
+      <w:i/>
+      <w:iCs/>
+      <w:color w:val="595959" w:themeColor="text1" w:themeTint="a6"/>
+    </w:rPr>
+  </w:style>
+  <w:style w:type="character" w:styleId="Heading7Char" w:customStyle="1">
+    <w:name w:val="Heading 7 Char"/>
+    <w:basedOn w:val="DefaultParagraphFont"/>
+    <w:link w:val="Heading7"/>
+    <w:uiPriority w:val="9"/>
+    <w:semiHidden/>
+    <w:qFormat/>
+    <w:rsid w:val="009929ff"/>
+    <w:rPr>
+      <w:rFonts w:eastAsia="" w:cs="" w:cstheme="majorBidi" w:eastAsiaTheme="majorEastAsia"/>
+      <w:color w:val="595959" w:themeColor="text1" w:themeTint="a6"/>
+    </w:rPr>
+  </w:style>
+  <w:style w:type="character" w:styleId="Heading8Char" w:customStyle="1">
+    <w:name w:val="Heading 8 Char"/>
+    <w:basedOn w:val="DefaultParagraphFont"/>
+    <w:link w:val="Heading8"/>
+    <w:uiPriority w:val="9"/>
+    <w:semiHidden/>
+    <w:qFormat/>
+    <w:rsid w:val="009929ff"/>
+    <w:rPr>
+      <w:rFonts w:eastAsia="" w:cs="" w:cstheme="majorBidi" w:eastAsiaTheme="majorEastAsia"/>
+      <w:i/>
+      <w:iCs/>
+      <w:color w:val="272727" w:themeColor="text1" w:themeTint="d8"/>
+    </w:rPr>
+  </w:style>
+  <w:style w:type="character" w:styleId="Heading9Char" w:customStyle="1">
+    <w:name w:val="Heading 9 Char"/>
+    <w:basedOn w:val="DefaultParagraphFont"/>
+    <w:link w:val="Heading9"/>
+    <w:uiPriority w:val="9"/>
+    <w:semiHidden/>
+    <w:qFormat/>
+    <w:rsid w:val="009929ff"/>
+    <w:rPr>
+      <w:rFonts w:eastAsia="" w:cs="" w:cstheme="majorBidi" w:eastAsiaTheme="majorEastAsia"/>
+      <w:color w:val="272727" w:themeColor="text1" w:themeTint="d8"/>
+    </w:rPr>
+  </w:style>
+  <w:style w:type="character" w:styleId="TitleChar" w:customStyle="1">
+    <w:name w:val="Title Char"/>
+    <w:basedOn w:val="DefaultParagraphFont"/>
+    <w:link w:val="Title"/>
+    <w:uiPriority w:val="10"/>
+    <w:qFormat/>
+    <w:rsid w:val="009929ff"/>
+    <w:rPr>
+      <w:rFonts w:ascii="Aptos Display" w:hAnsi="Aptos Display" w:eastAsia="" w:cs="" w:asciiTheme="majorHAnsi" w:cstheme="majorBidi" w:eastAsiaTheme="majorEastAsia" w:hAnsiTheme="majorHAnsi"/>
+      <w:spacing w:val="-10"/>
+      <w:sz w:val="56"/>
+      <w:szCs w:val="56"/>
+    </w:rPr>
+  </w:style>
+  <w:style w:type="character" w:styleId="SubtitleChar" w:customStyle="1">
+    <w:name w:val="Subtitle Char"/>
+    <w:basedOn w:val="DefaultParagraphFont"/>
+    <w:link w:val="Subtitle"/>
+    <w:uiPriority w:val="11"/>
+    <w:qFormat/>
+    <w:rsid w:val="009929ff"/>
+    <w:rPr>
+      <w:rFonts w:eastAsia="" w:cs="" w:cstheme="majorBidi" w:eastAsiaTheme="majorEastAsia"/>
+      <w:color w:val="595959" w:themeColor="text1" w:themeTint="a6"/>
+      <w:spacing w:val="15"/>
+      <w:sz w:val="28"/>
+      <w:szCs w:val="28"/>
+    </w:rPr>
+  </w:style>
+  <w:style w:type="character" w:styleId="QuoteChar" w:customStyle="1">
+    <w:name w:val="Quote Char"/>
+    <w:basedOn w:val="DefaultParagraphFont"/>
+    <w:link w:val="Quote"/>
+    <w:uiPriority w:val="29"/>
+    <w:qFormat/>
+    <w:rsid w:val="009929ff"/>
+    <w:rPr>
+      <w:i/>
+      <w:iCs/>
+      <w:color w:val="404040" w:themeColor="text1" w:themeTint="bf"/>
+    </w:rPr>
+  </w:style>
+  <w:style w:type="character" w:styleId="IntenseEmphasis">
+    <w:name w:val="Intense Emphasis"/>
+    <w:basedOn w:val="DefaultParagraphFont"/>
+    <w:uiPriority w:val="21"/>
+    <w:qFormat/>
+    <w:rsid w:val="009929ff"/>
+    <w:rPr>
+      <w:i/>
+      <w:iCs/>
+      <w:color w:val="0F4761" w:themeColor="accent1" w:themeShade="bf"/>
+    </w:rPr>
+  </w:style>
+  <w:style w:type="character" w:styleId="IntenseQuoteChar" w:customStyle="1">
+    <w:name w:val="Intense Quote Char"/>
+    <w:basedOn w:val="DefaultParagraphFont"/>
+    <w:link w:val="IntenseQuote"/>
+    <w:uiPriority w:val="30"/>
+    <w:qFormat/>
+    <w:rsid w:val="009929ff"/>
+    <w:rPr>
+      <w:i/>
+      <w:iCs/>
+      <w:color w:val="0F4761" w:themeColor="accent1" w:themeShade="bf"/>
+    </w:rPr>
+  </w:style>
+  <w:style w:type="character" w:styleId="IntenseReference">
+    <w:name w:val="Intense Reference"/>
+    <w:basedOn w:val="DefaultParagraphFont"/>
+    <w:uiPriority w:val="32"/>
+    <w:qFormat/>
+    <w:rsid w:val="009929ff"/>
+    <w:rPr>
+      <w:b/>
+      <w:bCs/>
+      <w:smallCaps/>
+      <w:color w:val="0F4761" w:themeColor="accent1" w:themeShade="bf"/>
+      <w:spacing w:val="5"/>
+    </w:rPr>
+  </w:style>
+  <w:style w:type="character" w:styleId="InternetLink">
+    <w:name w:val="Internet Link"/>
+    <w:basedOn w:val="DefaultParagraphFont"/>
+    <w:uiPriority w:val="99"/>
+    <w:unhideWhenUsed/>
+    <w:rsid w:val="009929ff"/>
+    <w:rPr>
+      <w:color w:val="467886" w:themeColor="hyperlink"/>
+      <w:u w:val="single"/>
+    </w:rPr>
+  </w:style>
+  <w:style w:type="character" w:styleId="UnresolvedMention">
+    <w:name w:val="Unresolved Mention"/>
+    <w:basedOn w:val="DefaultParagraphFont"/>
+    <w:uiPriority w:val="99"/>
+    <w:semiHidden/>
+    <w:unhideWhenUsed/>
+    <w:qFormat/>
+    <w:rsid w:val="009929ff"/>
+    <w:rPr>
+      <w:color w:val="605E5C"/>
+      <w:shd w:fill="E1DFDD" w:val="clear"/>
+    </w:rPr>
+  </w:style>
+  <w:style w:type="character" w:styleId="HeaderChar" w:customStyle="1">
+    <w:name w:val="Header Char"/>
+    <w:basedOn w:val="DefaultParagraphFont"/>
+    <w:link w:val="Header"/>
+    <w:uiPriority w:val="99"/>
+    <w:qFormat/>
+    <w:rsid w:val="006749d5"/>
+    <w:rPr/>
+  </w:style>
+  <w:style w:type="character" w:styleId="FooterChar" w:customStyle="1">
+    <w:name w:val="Footer Char"/>
+    <w:basedOn w:val="DefaultParagraphFont"/>
+    <w:link w:val="Footer"/>
+    <w:uiPriority w:val="99"/>
+    <w:qFormat/>
+    <w:rsid w:val="006749d5"/>
+    <w:rPr/>
+  </w:style>
+  <w:style w:type="character" w:styleId="Annotationreference">
+    <w:name w:val="annotation reference"/>
+    <w:basedOn w:val="DefaultParagraphFont"/>
+    <w:uiPriority w:val="99"/>
+    <w:semiHidden/>
+    <w:unhideWhenUsed/>
+    <w:qFormat/>
+    <w:rsid w:val="00344e26"/>
+    <w:rPr>
+      <w:sz w:val="16"/>
+      <w:szCs w:val="16"/>
+    </w:rPr>
+  </w:style>
+  <w:style w:type="character" w:styleId="CommentTextChar" w:customStyle="1">
+    <w:name w:val="Comment Text Char"/>
+    <w:basedOn w:val="DefaultParagraphFont"/>
+    <w:link w:val="CommentText"/>
+    <w:uiPriority w:val="99"/>
+    <w:qFormat/>
+    <w:rsid w:val="00344e26"/>
+    <w:rPr>
+      <w:sz w:val="20"/>
+      <w:szCs w:val="20"/>
+    </w:rPr>
+  </w:style>
+  <w:style w:type="character" w:styleId="CommentSubjectChar" w:customStyle="1">
+    <w:name w:val="Comment Subject Char"/>
+    <w:basedOn w:val="CommentTextChar"/>
+    <w:link w:val="CommentSubject"/>
+    <w:uiPriority w:val="99"/>
+    <w:semiHidden/>
+    <w:qFormat/>
+    <w:rsid w:val="00344e26"/>
+    <w:rPr>
+      <w:b/>
+      <w:bCs/>
+      <w:sz w:val="20"/>
+      <w:szCs w:val="20"/>
+    </w:rPr>
+  </w:style>
+  <w:style w:type="character" w:styleId="ListLabel1">
+    <w:name w:val="ListLabel 1"/>
+    <w:qFormat/>
+    <w:rPr>
+      <w:rFonts w:cs="Courier New"/>
+    </w:rPr>
+  </w:style>
+  <w:style w:type="character" w:styleId="ListLabel2">
+    <w:name w:val="ListLabel 2"/>
+    <w:qFormat/>
+    <w:rPr>
+      <w:rFonts w:cs="Courier New"/>
+    </w:rPr>
+  </w:style>
+  <w:style w:type="character" w:styleId="ListLabel3">
+    <w:name w:val="ListLabel 3"/>
+    <w:qFormat/>
+    <w:rPr>
+      <w:rFonts w:cs="Courier New"/>
+    </w:rPr>
+  </w:style>
+  <w:style w:type="paragraph" w:styleId="Heading">
+    <w:name w:val="Heading"/>
+    <w:basedOn w:val="Normal"/>
+    <w:next w:val="TextBody"/>
+    <w:qFormat/>
+    <w:pPr>
+      <w:keepNext/>
+      <w:spacing w:before="240" w:after="120"/>
+    </w:pPr>
+    <w:rPr>
+      <w:rFonts w:ascii="Liberation Sans" w:hAnsi="Liberation Sans" w:eastAsia="WenQuanYi Micro Hei" w:cs="Lohit Devanagari"/>
+      <w:sz w:val="28"/>
+      <w:szCs w:val="28"/>
+    </w:rPr>
+  </w:style>
+  <w:style w:type="paragraph" w:styleId="TextBody">
+    <w:name w:val="Body Text"/>
+    <w:basedOn w:val="Normal"/>
+    <w:pPr>
+      <w:spacing w:lineRule="auto" w:line="288" w:before="0" w:after="140"/>
+    </w:pPr>
+    <w:rPr/>
+  </w:style>
+  <w:style w:type="paragraph" w:styleId="List">
+    <w:name w:val="List"/>
+    <w:basedOn w:val="TextBody"/>
+    <w:pPr/>
+    <w:rPr>
+      <w:rFonts w:cs="Lohit Devanagari"/>
+    </w:rPr>
+  </w:style>
+  <w:style w:type="paragraph" w:styleId="Caption">
+    <w:name w:val="Caption"/>
+    <w:basedOn w:val="Normal"/>
+    <w:qFormat/>
+    <w:pPr>
+      <w:suppressLineNumbers/>
+      <w:spacing w:before="120" w:after="120"/>
+    </w:pPr>
+    <w:rPr>
+      <w:rFonts w:cs="Lohit Devanagari"/>
+      <w:i/>
+      <w:iCs/>
+      <w:sz w:val="24"/>
+      <w:szCs w:val="24"/>
+    </w:rPr>
+  </w:style>
+  <w:style w:type="paragraph" w:styleId="Index">
+    <w:name w:val="Index"/>
+    <w:basedOn w:val="Normal"/>
+    <w:qFormat/>
+    <w:pPr>
+      <w:suppressLineNumbers/>
+    </w:pPr>
+    <w:rPr>
+      <w:rFonts w:cs="Lohit Devanagari"/>
+    </w:rPr>
+  </w:style>
+  <w:style w:type="paragraph" w:styleId="Title">
+    <w:name w:val="Title"/>
+    <w:basedOn w:val="Normal"/>
+    <w:next w:val="Normal"/>
+    <w:link w:val="TitleChar"/>
+    <w:uiPriority w:val="10"/>
+    <w:qFormat/>
+    <w:rsid w:val="009929ff"/>
+    <w:pPr>
+      <w:spacing w:lineRule="auto" w:line="240" w:before="0" w:after="80"/>
+      <w:contextualSpacing/>
+    </w:pPr>
+    <w:rPr>
+      <w:rFonts w:ascii="Aptos Display" w:hAnsi="Aptos Display" w:eastAsia="" w:cs="" w:asciiTheme="majorHAnsi" w:cstheme="majorBidi" w:eastAsiaTheme="majorEastAsia" w:hAnsiTheme="majorHAnsi"/>
+      <w:spacing w:val="-10"/>
+      <w:sz w:val="56"/>
+      <w:szCs w:val="56"/>
+    </w:rPr>
+  </w:style>
+  <w:style w:type="paragraph" w:styleId="Subtitle">
+    <w:name w:val="Subtitle"/>
+    <w:basedOn w:val="Normal"/>
+    <w:next w:val="Normal"/>
+    <w:link w:val="SubtitleChar"/>
+    <w:uiPriority w:val="11"/>
+    <w:qFormat/>
+    <w:rsid w:val="009929ff"/>
+    <w:pPr/>
+    <w:rPr>
+      <w:rFonts w:eastAsia="" w:cs="" w:cstheme="majorBidi" w:eastAsiaTheme="majorEastAsia"/>
+      <w:color w:val="595959" w:themeColor="text1" w:themeTint="a6"/>
+      <w:spacing w:val="15"/>
+      <w:sz w:val="28"/>
+      <w:szCs w:val="28"/>
+    </w:rPr>
+  </w:style>
+  <w:style w:type="paragraph" w:styleId="Quote">
+    <w:name w:val="Quote"/>
+    <w:basedOn w:val="Normal"/>
+    <w:next w:val="Normal"/>
+    <w:link w:val="QuoteChar"/>
+    <w:uiPriority w:val="29"/>
+    <w:qFormat/>
+    <w:rsid w:val="009929ff"/>
+    <w:pPr>
+      <w:spacing w:before="160" w:after="160"/>
+      <w:jc w:val="center"/>
+    </w:pPr>
+    <w:rPr>
+      <w:i/>
+      <w:iCs/>
+      <w:color w:val="404040" w:themeColor="text1" w:themeTint="bf"/>
+    </w:rPr>
+  </w:style>
+  <w:style w:type="paragraph" w:styleId="ListParagraph">
+    <w:name w:val="List Paragraph"/>
+    <w:basedOn w:val="Normal"/>
+    <w:uiPriority w:val="34"/>
+    <w:qFormat/>
+    <w:rsid w:val="009929ff"/>
+    <w:pPr>
+      <w:spacing w:before="0" w:after="160"/>
+      <w:ind w:left="720" w:hanging="0"/>
+      <w:contextualSpacing/>
+    </w:pPr>
+    <w:rPr/>
+  </w:style>
+  <w:style w:type="paragraph" w:styleId="IntenseQuote">
+    <w:name w:val="Intense Quote"/>
+    <w:basedOn w:val="Normal"/>
+    <w:next w:val="Normal"/>
+    <w:link w:val="IntenseQuoteChar"/>
+    <w:uiPriority w:val="30"/>
+    <w:qFormat/>
+    <w:rsid w:val="009929ff"/>
+    <w:pPr>
+      <w:pBdr>
+        <w:top w:val="single" w:sz="4" w:space="10" w:color="0F4761"/>
+        <w:bottom w:val="single" w:sz="4" w:space="10" w:color="0F4761"/>
+      </w:pBdr>
+      <w:spacing w:before="360" w:after="360"/>
+      <w:ind w:left="864" w:right="864" w:hanging="0"/>
+      <w:jc w:val="center"/>
+    </w:pPr>
+    <w:rPr>
+      <w:i/>
+      <w:iCs/>
+      <w:color w:val="0F4761" w:themeColor="accent1" w:themeShade="bf"/>
+    </w:rPr>
+  </w:style>
+  <w:style w:type="paragraph" w:styleId="Header">
+    <w:name w:val="Header"/>
+    <w:basedOn w:val="Normal"/>
+    <w:link w:val="HeaderChar"/>
+    <w:uiPriority w:val="99"/>
+    <w:unhideWhenUsed/>
+    <w:rsid w:val="006749d5"/>
+    <w:pPr>
+      <w:tabs>
+        <w:tab w:val="center" w:pos="4680" w:leader="none"/>
+        <w:tab w:val="right" w:pos="9360" w:leader="none"/>
+      </w:tabs>
+      <w:spacing w:lineRule="auto" w:line="240" w:before="0" w:after="0"/>
+    </w:pPr>
+    <w:rPr/>
+  </w:style>
+  <w:style w:type="paragraph" w:styleId="Footer">
+    <w:name w:val="Footer"/>
+    <w:basedOn w:val="Normal"/>
+    <w:link w:val="FooterChar"/>
+    <w:uiPriority w:val="99"/>
+    <w:unhideWhenUsed/>
+    <w:rsid w:val="006749d5"/>
+    <w:pPr>
+      <w:tabs>
+        <w:tab w:val="center" w:pos="4680" w:leader="none"/>
+        <w:tab w:val="right" w:pos="9360" w:leader="none"/>
+      </w:tabs>
+      <w:spacing w:lineRule="auto" w:line="240" w:before="0" w:after="0"/>
+    </w:pPr>
+    <w:rPr/>
+  </w:style>
+  <w:style w:type="paragraph" w:styleId="Annotationtext">
+    <w:name w:val="annotation text"/>
+    <w:basedOn w:val="Normal"/>
+    <w:link w:val="CommentTextChar"/>
+    <w:uiPriority w:val="99"/>
+    <w:unhideWhenUsed/>
+    <w:qFormat/>
+    <w:rsid w:val="00344e26"/>
+    <w:pPr>
+      <w:spacing w:lineRule="auto" w:line="240"/>
+    </w:pPr>
+    <w:rPr>
+      <w:sz w:val="20"/>
+      <w:szCs w:val="20"/>
+    </w:rPr>
+  </w:style>
+  <w:style w:type="paragraph" w:styleId="Annotationsubject">
+    <w:name w:val="annotation subject"/>
+    <w:basedOn w:val="Annotationtext"/>
+    <w:link w:val="CommentSubjectChar"/>
+    <w:uiPriority w:val="99"/>
+    <w:semiHidden/>
+    <w:unhideWhenUsed/>
+    <w:qFormat/>
+    <w:rsid w:val="00344e26"/>
+    <w:pPr/>
+    <w:rPr>
+      <w:b/>
+      <w:bCs/>
+    </w:rPr>
+  </w:style>
+  <w:style w:type="paragraph" w:styleId="Revision">
+    <w:name w:val="Revision"/>
+    <w:uiPriority w:val="99"/>
+    <w:semiHidden/>
+    <w:qFormat/>
+    <w:rsid w:val="00344e26"/>
+    <w:pPr>
+      <w:widowControl/>
+      <w:bidi w:val="0"/>
+      <w:spacing w:lineRule="auto" w:line="240" w:before="0" w:after="0"/>
+      <w:jc w:val="left"/>
+    </w:pPr>
+    <w:rPr>
+      <w:rFonts w:ascii="Aptos" w:hAnsi="Aptos" w:eastAsia="Aptos" w:cs="" w:asciiTheme="minorHAnsi" w:cstheme="minorBidi" w:eastAsiaTheme="minorHAnsi" w:hAnsiTheme="minorHAnsi"/>
+      <w:color w:val="auto"/>
+      <w:sz w:val="22"/>
+      <w:szCs w:val="22"/>
+      <w:lang w:val="en-US" w:eastAsia="en-US" w:bidi="ar-SA"/>
+      <w14:ligatures w14:val="standardContextual"/>
+    </w:rPr>
+  </w:style>
+  <w:style w:type="numbering" w:styleId="NoList" w:default="1">
+    <w:name w:val="No List"/>
+    <w:uiPriority w:val="99"/>
+    <w:semiHidden/>
+    <w:unhideWhenUsed/>
+    <w:qFormat/>
   </w:style>
   <w:style w:type="table" w:default="1" w:styleId="TableNormal">
     <w:name w:val="Normal Table"/>
@@ -3345,445 +5020,6 @@
         <w:right w:w="108" w:type="dxa"/>
       </w:tblCellMar>
     </w:tblPr>
-  </w:style>
-  <w:style w:type="numbering" w:default="1" w:styleId="NoList">
-    <w:name w:val="No List"/>
-    <w:uiPriority w:val="99"/>
-    <w:semiHidden/>
-    <w:unhideWhenUsed/>
-  </w:style>
-  <w:style w:type="character" w:customStyle="1" w:styleId="Heading1Char">
-    <w:name w:val="Heading 1 Char"/>
-    <w:basedOn w:val="DefaultParagraphFont"/>
-    <w:link w:val="Heading1"/>
-    <w:uiPriority w:val="9"/>
-    <w:rsid w:val="009929FF"/>
-    <w:rPr>
-      <w:rFonts w:asciiTheme="majorHAnsi" w:eastAsiaTheme="majorEastAsia" w:hAnsiTheme="majorHAnsi" w:cstheme="majorBidi"/>
-      <w:color w:val="0F4761" w:themeColor="accent1" w:themeShade="BF"/>
-      <w:sz w:val="40"/>
-      <w:szCs w:val="40"/>
-    </w:rPr>
-  </w:style>
-  <w:style w:type="character" w:customStyle="1" w:styleId="Heading2Char">
-    <w:name w:val="Heading 2 Char"/>
-    <w:basedOn w:val="DefaultParagraphFont"/>
-    <w:link w:val="Heading2"/>
-    <w:uiPriority w:val="9"/>
-    <w:semiHidden/>
-    <w:rsid w:val="009929FF"/>
-    <w:rPr>
-      <w:rFonts w:asciiTheme="majorHAnsi" w:eastAsiaTheme="majorEastAsia" w:hAnsiTheme="majorHAnsi" w:cstheme="majorBidi"/>
-      <w:color w:val="0F4761" w:themeColor="accent1" w:themeShade="BF"/>
-      <w:sz w:val="32"/>
-      <w:szCs w:val="32"/>
-    </w:rPr>
-  </w:style>
-  <w:style w:type="character" w:customStyle="1" w:styleId="Heading3Char">
-    <w:name w:val="Heading 3 Char"/>
-    <w:basedOn w:val="DefaultParagraphFont"/>
-    <w:link w:val="Heading3"/>
-    <w:uiPriority w:val="9"/>
-    <w:semiHidden/>
-    <w:rsid w:val="009929FF"/>
-    <w:rPr>
-      <w:rFonts w:eastAsiaTheme="majorEastAsia" w:cstheme="majorBidi"/>
-      <w:color w:val="0F4761" w:themeColor="accent1" w:themeShade="BF"/>
-      <w:sz w:val="28"/>
-      <w:szCs w:val="28"/>
-    </w:rPr>
-  </w:style>
-  <w:style w:type="character" w:customStyle="1" w:styleId="Heading4Char">
-    <w:name w:val="Heading 4 Char"/>
-    <w:basedOn w:val="DefaultParagraphFont"/>
-    <w:link w:val="Heading4"/>
-    <w:uiPriority w:val="9"/>
-    <w:semiHidden/>
-    <w:rsid w:val="009929FF"/>
-    <w:rPr>
-      <w:rFonts w:eastAsiaTheme="majorEastAsia" w:cstheme="majorBidi"/>
-      <w:i/>
-      <w:iCs/>
-      <w:color w:val="0F4761" w:themeColor="accent1" w:themeShade="BF"/>
-    </w:rPr>
-  </w:style>
-  <w:style w:type="character" w:customStyle="1" w:styleId="Heading5Char">
-    <w:name w:val="Heading 5 Char"/>
-    <w:basedOn w:val="DefaultParagraphFont"/>
-    <w:link w:val="Heading5"/>
-    <w:uiPriority w:val="9"/>
-    <w:semiHidden/>
-    <w:rsid w:val="009929FF"/>
-    <w:rPr>
-      <w:rFonts w:eastAsiaTheme="majorEastAsia" w:cstheme="majorBidi"/>
-      <w:color w:val="0F4761" w:themeColor="accent1" w:themeShade="BF"/>
-    </w:rPr>
-  </w:style>
-  <w:style w:type="character" w:customStyle="1" w:styleId="Heading6Char">
-    <w:name w:val="Heading 6 Char"/>
-    <w:basedOn w:val="DefaultParagraphFont"/>
-    <w:link w:val="Heading6"/>
-    <w:uiPriority w:val="9"/>
-    <w:semiHidden/>
-    <w:rsid w:val="009929FF"/>
-    <w:rPr>
-      <w:rFonts w:eastAsiaTheme="majorEastAsia" w:cstheme="majorBidi"/>
-      <w:i/>
-      <w:iCs/>
-      <w:color w:val="595959" w:themeColor="text1" w:themeTint="A6"/>
-    </w:rPr>
-  </w:style>
-  <w:style w:type="character" w:customStyle="1" w:styleId="Heading7Char">
-    <w:name w:val="Heading 7 Char"/>
-    <w:basedOn w:val="DefaultParagraphFont"/>
-    <w:link w:val="Heading7"/>
-    <w:uiPriority w:val="9"/>
-    <w:semiHidden/>
-    <w:rsid w:val="009929FF"/>
-    <w:rPr>
-      <w:rFonts w:eastAsiaTheme="majorEastAsia" w:cstheme="majorBidi"/>
-      <w:color w:val="595959" w:themeColor="text1" w:themeTint="A6"/>
-    </w:rPr>
-  </w:style>
-  <w:style w:type="character" w:customStyle="1" w:styleId="Heading8Char">
-    <w:name w:val="Heading 8 Char"/>
-    <w:basedOn w:val="DefaultParagraphFont"/>
-    <w:link w:val="Heading8"/>
-    <w:uiPriority w:val="9"/>
-    <w:semiHidden/>
-    <w:rsid w:val="009929FF"/>
-    <w:rPr>
-      <w:rFonts w:eastAsiaTheme="majorEastAsia" w:cstheme="majorBidi"/>
-      <w:i/>
-      <w:iCs/>
-      <w:color w:val="272727" w:themeColor="text1" w:themeTint="D8"/>
-    </w:rPr>
-  </w:style>
-  <w:style w:type="character" w:customStyle="1" w:styleId="Heading9Char">
-    <w:name w:val="Heading 9 Char"/>
-    <w:basedOn w:val="DefaultParagraphFont"/>
-    <w:link w:val="Heading9"/>
-    <w:uiPriority w:val="9"/>
-    <w:semiHidden/>
-    <w:rsid w:val="009929FF"/>
-    <w:rPr>
-      <w:rFonts w:eastAsiaTheme="majorEastAsia" w:cstheme="majorBidi"/>
-      <w:color w:val="272727" w:themeColor="text1" w:themeTint="D8"/>
-    </w:rPr>
-  </w:style>
-  <w:style w:type="paragraph" w:styleId="Title">
-    <w:name w:val="Title"/>
-    <w:basedOn w:val="Normal"/>
-    <w:next w:val="Normal"/>
-    <w:link w:val="TitleChar"/>
-    <w:uiPriority w:val="10"/>
-    <w:qFormat/>
-    <w:rsid w:val="009929FF"/>
-    <w:pPr>
-      <w:spacing w:after="80" w:line="240" w:lineRule="auto"/>
-      <w:contextualSpacing/>
-    </w:pPr>
-    <w:rPr>
-      <w:rFonts w:asciiTheme="majorHAnsi" w:eastAsiaTheme="majorEastAsia" w:hAnsiTheme="majorHAnsi" w:cstheme="majorBidi"/>
-      <w:spacing w:val="-10"/>
-      <w:kern w:val="28"/>
-      <w:sz w:val="56"/>
-      <w:szCs w:val="56"/>
-    </w:rPr>
-  </w:style>
-  <w:style w:type="character" w:customStyle="1" w:styleId="TitleChar">
-    <w:name w:val="Title Char"/>
-    <w:basedOn w:val="DefaultParagraphFont"/>
-    <w:link w:val="Title"/>
-    <w:uiPriority w:val="10"/>
-    <w:rsid w:val="009929FF"/>
-    <w:rPr>
-      <w:rFonts w:asciiTheme="majorHAnsi" w:eastAsiaTheme="majorEastAsia" w:hAnsiTheme="majorHAnsi" w:cstheme="majorBidi"/>
-      <w:spacing w:val="-10"/>
-      <w:kern w:val="28"/>
-      <w:sz w:val="56"/>
-      <w:szCs w:val="56"/>
-    </w:rPr>
-  </w:style>
-  <w:style w:type="paragraph" w:styleId="Subtitle">
-    <w:name w:val="Subtitle"/>
-    <w:basedOn w:val="Normal"/>
-    <w:next w:val="Normal"/>
-    <w:link w:val="SubtitleChar"/>
-    <w:uiPriority w:val="11"/>
-    <w:qFormat/>
-    <w:rsid w:val="009929FF"/>
-    <w:pPr>
-      <w:numPr>
-        <w:ilvl w:val="1"/>
-      </w:numPr>
-    </w:pPr>
-    <w:rPr>
-      <w:rFonts w:eastAsiaTheme="majorEastAsia" w:cstheme="majorBidi"/>
-      <w:color w:val="595959" w:themeColor="text1" w:themeTint="A6"/>
-      <w:spacing w:val="15"/>
-      <w:sz w:val="28"/>
-      <w:szCs w:val="28"/>
-    </w:rPr>
-  </w:style>
-  <w:style w:type="character" w:customStyle="1" w:styleId="SubtitleChar">
-    <w:name w:val="Subtitle Char"/>
-    <w:basedOn w:val="DefaultParagraphFont"/>
-    <w:link w:val="Subtitle"/>
-    <w:uiPriority w:val="11"/>
-    <w:rsid w:val="009929FF"/>
-    <w:rPr>
-      <w:rFonts w:eastAsiaTheme="majorEastAsia" w:cstheme="majorBidi"/>
-      <w:color w:val="595959" w:themeColor="text1" w:themeTint="A6"/>
-      <w:spacing w:val="15"/>
-      <w:sz w:val="28"/>
-      <w:szCs w:val="28"/>
-    </w:rPr>
-  </w:style>
-  <w:style w:type="paragraph" w:styleId="Quote">
-    <w:name w:val="Quote"/>
-    <w:basedOn w:val="Normal"/>
-    <w:next w:val="Normal"/>
-    <w:link w:val="QuoteChar"/>
-    <w:uiPriority w:val="29"/>
-    <w:qFormat/>
-    <w:rsid w:val="009929FF"/>
-    <w:pPr>
-      <w:spacing w:before="160"/>
-      <w:jc w:val="center"/>
-    </w:pPr>
-    <w:rPr>
-      <w:i/>
-      <w:iCs/>
-      <w:color w:val="404040" w:themeColor="text1" w:themeTint="BF"/>
-    </w:rPr>
-  </w:style>
-  <w:style w:type="character" w:customStyle="1" w:styleId="QuoteChar">
-    <w:name w:val="Quote Char"/>
-    <w:basedOn w:val="DefaultParagraphFont"/>
-    <w:link w:val="Quote"/>
-    <w:uiPriority w:val="29"/>
-    <w:rsid w:val="009929FF"/>
-    <w:rPr>
-      <w:i/>
-      <w:iCs/>
-      <w:color w:val="404040" w:themeColor="text1" w:themeTint="BF"/>
-    </w:rPr>
-  </w:style>
-  <w:style w:type="paragraph" w:styleId="ListParagraph">
-    <w:name w:val="List Paragraph"/>
-    <w:basedOn w:val="Normal"/>
-    <w:uiPriority w:val="34"/>
-    <w:qFormat/>
-    <w:rsid w:val="009929FF"/>
-    <w:pPr>
-      <w:ind w:left="720"/>
-      <w:contextualSpacing/>
-    </w:pPr>
-  </w:style>
-  <w:style w:type="character" w:styleId="IntenseEmphasis">
-    <w:name w:val="Intense Emphasis"/>
-    <w:basedOn w:val="DefaultParagraphFont"/>
-    <w:uiPriority w:val="21"/>
-    <w:qFormat/>
-    <w:rsid w:val="009929FF"/>
-    <w:rPr>
-      <w:i/>
-      <w:iCs/>
-      <w:color w:val="0F4761" w:themeColor="accent1" w:themeShade="BF"/>
-    </w:rPr>
-  </w:style>
-  <w:style w:type="paragraph" w:styleId="IntenseQuote">
-    <w:name w:val="Intense Quote"/>
-    <w:basedOn w:val="Normal"/>
-    <w:next w:val="Normal"/>
-    <w:link w:val="IntenseQuoteChar"/>
-    <w:uiPriority w:val="30"/>
-    <w:qFormat/>
-    <w:rsid w:val="009929FF"/>
-    <w:pPr>
-      <w:pBdr>
-        <w:top w:val="single" w:sz="4" w:space="10" w:color="0F4761" w:themeColor="accent1" w:themeShade="BF"/>
-        <w:bottom w:val="single" w:sz="4" w:space="10" w:color="0F4761" w:themeColor="accent1" w:themeShade="BF"/>
-      </w:pBdr>
-      <w:spacing w:before="360" w:after="360"/>
-      <w:ind w:left="864" w:right="864"/>
-      <w:jc w:val="center"/>
-    </w:pPr>
-    <w:rPr>
-      <w:i/>
-      <w:iCs/>
-      <w:color w:val="0F4761" w:themeColor="accent1" w:themeShade="BF"/>
-    </w:rPr>
-  </w:style>
-  <w:style w:type="character" w:customStyle="1" w:styleId="IntenseQuoteChar">
-    <w:name w:val="Intense Quote Char"/>
-    <w:basedOn w:val="DefaultParagraphFont"/>
-    <w:link w:val="IntenseQuote"/>
-    <w:uiPriority w:val="30"/>
-    <w:rsid w:val="009929FF"/>
-    <w:rPr>
-      <w:i/>
-      <w:iCs/>
-      <w:color w:val="0F4761" w:themeColor="accent1" w:themeShade="BF"/>
-    </w:rPr>
-  </w:style>
-  <w:style w:type="character" w:styleId="IntenseReference">
-    <w:name w:val="Intense Reference"/>
-    <w:basedOn w:val="DefaultParagraphFont"/>
-    <w:uiPriority w:val="32"/>
-    <w:qFormat/>
-    <w:rsid w:val="009929FF"/>
-    <w:rPr>
-      <w:b/>
-      <w:bCs/>
-      <w:smallCaps/>
-      <w:color w:val="0F4761" w:themeColor="accent1" w:themeShade="BF"/>
-      <w:spacing w:val="5"/>
-    </w:rPr>
-  </w:style>
-  <w:style w:type="character" w:styleId="Hyperlink">
-    <w:name w:val="Hyperlink"/>
-    <w:basedOn w:val="DefaultParagraphFont"/>
-    <w:uiPriority w:val="99"/>
-    <w:unhideWhenUsed/>
-    <w:rsid w:val="009929FF"/>
-    <w:rPr>
-      <w:color w:val="467886" w:themeColor="hyperlink"/>
-      <w:u w:val="single"/>
-    </w:rPr>
-  </w:style>
-  <w:style w:type="character" w:styleId="UnresolvedMention">
-    <w:name w:val="Unresolved Mention"/>
-    <w:basedOn w:val="DefaultParagraphFont"/>
-    <w:uiPriority w:val="99"/>
-    <w:semiHidden/>
-    <w:unhideWhenUsed/>
-    <w:rsid w:val="009929FF"/>
-    <w:rPr>
-      <w:color w:val="605E5C"/>
-      <w:shd w:val="clear" w:color="auto" w:fill="E1DFDD"/>
-    </w:rPr>
-  </w:style>
-  <w:style w:type="paragraph" w:styleId="Header">
-    <w:name w:val="header"/>
-    <w:basedOn w:val="Normal"/>
-    <w:link w:val="HeaderChar"/>
-    <w:uiPriority w:val="99"/>
-    <w:unhideWhenUsed/>
-    <w:rsid w:val="006749D5"/>
-    <w:pPr>
-      <w:tabs>
-        <w:tab w:val="center" w:pos="4680"/>
-        <w:tab w:val="right" w:pos="9360"/>
-      </w:tabs>
-      <w:spacing w:after="0" w:line="240" w:lineRule="auto"/>
-    </w:pPr>
-  </w:style>
-  <w:style w:type="character" w:customStyle="1" w:styleId="HeaderChar">
-    <w:name w:val="Header Char"/>
-    <w:basedOn w:val="DefaultParagraphFont"/>
-    <w:link w:val="Header"/>
-    <w:uiPriority w:val="99"/>
-    <w:rsid w:val="006749D5"/>
-  </w:style>
-  <w:style w:type="paragraph" w:styleId="Footer">
-    <w:name w:val="footer"/>
-    <w:basedOn w:val="Normal"/>
-    <w:link w:val="FooterChar"/>
-    <w:uiPriority w:val="99"/>
-    <w:unhideWhenUsed/>
-    <w:rsid w:val="006749D5"/>
-    <w:pPr>
-      <w:tabs>
-        <w:tab w:val="center" w:pos="4680"/>
-        <w:tab w:val="right" w:pos="9360"/>
-      </w:tabs>
-      <w:spacing w:after="0" w:line="240" w:lineRule="auto"/>
-    </w:pPr>
-  </w:style>
-  <w:style w:type="character" w:customStyle="1" w:styleId="FooterChar">
-    <w:name w:val="Footer Char"/>
-    <w:basedOn w:val="DefaultParagraphFont"/>
-    <w:link w:val="Footer"/>
-    <w:uiPriority w:val="99"/>
-    <w:rsid w:val="006749D5"/>
-  </w:style>
-  <w:style w:type="character" w:styleId="CommentReference">
-    <w:name w:val="annotation reference"/>
-    <w:basedOn w:val="DefaultParagraphFont"/>
-    <w:uiPriority w:val="99"/>
-    <w:semiHidden/>
-    <w:unhideWhenUsed/>
-    <w:rsid w:val="00344E26"/>
-    <w:rPr>
-      <w:sz w:val="16"/>
-      <w:szCs w:val="16"/>
-    </w:rPr>
-  </w:style>
-  <w:style w:type="paragraph" w:styleId="CommentText">
-    <w:name w:val="annotation text"/>
-    <w:basedOn w:val="Normal"/>
-    <w:link w:val="CommentTextChar"/>
-    <w:uiPriority w:val="99"/>
-    <w:unhideWhenUsed/>
-    <w:rsid w:val="00344E26"/>
-    <w:pPr>
-      <w:spacing w:line="240" w:lineRule="auto"/>
-    </w:pPr>
-    <w:rPr>
-      <w:sz w:val="20"/>
-      <w:szCs w:val="20"/>
-    </w:rPr>
-  </w:style>
-  <w:style w:type="character" w:customStyle="1" w:styleId="CommentTextChar">
-    <w:name w:val="Comment Text Char"/>
-    <w:basedOn w:val="DefaultParagraphFont"/>
-    <w:link w:val="CommentText"/>
-    <w:uiPriority w:val="99"/>
-    <w:rsid w:val="00344E26"/>
-    <w:rPr>
-      <w:sz w:val="20"/>
-      <w:szCs w:val="20"/>
-    </w:rPr>
-  </w:style>
-  <w:style w:type="paragraph" w:styleId="CommentSubject">
-    <w:name w:val="annotation subject"/>
-    <w:basedOn w:val="CommentText"/>
-    <w:next w:val="CommentText"/>
-    <w:link w:val="CommentSubjectChar"/>
-    <w:uiPriority w:val="99"/>
-    <w:semiHidden/>
-    <w:unhideWhenUsed/>
-    <w:rsid w:val="00344E26"/>
-    <w:rPr>
-      <w:b/>
-      <w:bCs/>
-    </w:rPr>
-  </w:style>
-  <w:style w:type="character" w:customStyle="1" w:styleId="CommentSubjectChar">
-    <w:name w:val="Comment Subject Char"/>
-    <w:basedOn w:val="CommentTextChar"/>
-    <w:link w:val="CommentSubject"/>
-    <w:uiPriority w:val="99"/>
-    <w:semiHidden/>
-    <w:rsid w:val="00344E26"/>
-    <w:rPr>
-      <w:b/>
-      <w:bCs/>
-      <w:sz w:val="20"/>
-      <w:szCs w:val="20"/>
-    </w:rPr>
-  </w:style>
-  <w:style w:type="paragraph" w:styleId="Revision">
-    <w:name w:val="Revision"/>
-    <w:hidden/>
-    <w:uiPriority w:val="99"/>
-    <w:semiHidden/>
-    <w:rsid w:val="00344E26"/>
-    <w:pPr>
-      <w:spacing w:after="0" w:line="240" w:lineRule="auto"/>
-    </w:pPr>
   </w:style>
 </w:styles>
 </file>
